--- a/fuentes/12210011_CF02_DI.docx
+++ b/fuentes/12210011_CF02_DI.docx
@@ -1,6 +1,6 @@
 
 <file path=word/document.xml><?xml version="1.0" encoding="utf-8"?>
-<w:document xmlns:wpc="http://schemas.microsoft.com/office/word/2010/wordprocessingCanvas" xmlns:cx="http://schemas.microsoft.com/office/drawing/2014/chartex" xmlns:cx1="http://schemas.microsoft.com/office/drawing/2015/9/8/chartex" xmlns:cx2="http://schemas.microsoft.com/office/drawing/2015/10/21/chartex" xmlns:cx3="http://schemas.microsoft.com/office/drawing/2016/5/9/chartex" xmlns:cx4="http://schemas.microsoft.com/office/drawing/2016/5/10/chartex" xmlns:cx5="http://schemas.microsoft.com/office/drawing/2016/5/11/chartex" xmlns:cx6="http://schemas.microsoft.com/office/drawing/2016/5/12/chartex" xmlns:cx7="http://schemas.microsoft.com/office/drawing/2016/5/13/chartex" xmlns:cx8="http://schemas.microsoft.com/office/drawing/2016/5/14/chartex" xmlns:mc="http://schemas.openxmlformats.org/markup-compatibility/2006" xmlns:aink="http://schemas.microsoft.com/office/drawing/2016/ink" xmlns:am3d="http://schemas.microsoft.com/office/drawing/2017/model3d" xmlns:o="urn:schemas-microsoft-com:office:office" xmlns:oel="http://schemas.microsoft.com/office/2019/extlst" xmlns:r="http://schemas.openxmlformats.org/officeDocument/2006/relationships" xmlns:m="http://schemas.openxmlformats.org/officeDocument/2006/math" xmlns:v="urn:schemas-microsoft-com:vml" xmlns:wp14="http://schemas.microsoft.com/office/word/2010/wordprocessingDrawing" xmlns:wp="http://schemas.openxmlformats.org/drawingml/2006/wordprocessingDrawing" xmlns:w10="urn:schemas-microsoft-com:office:word" xmlns:w="http://schemas.openxmlformats.org/wordprocessingml/2006/main" xmlns:w14="http://schemas.microsoft.com/office/word/2010/wordml" xmlns:w15="http://schemas.microsoft.com/office/word/2012/wordml" xmlns:w16cex="http://schemas.microsoft.com/office/word/2018/wordml/cex" xmlns:w16cid="http://schemas.microsoft.com/office/word/2016/wordml/cid" xmlns:w16="http://schemas.microsoft.com/office/word/2018/wordml" xmlns:w16du="http://schemas.microsoft.com/office/word/2023/wordml/word16du" xmlns:w16sdtdh="http://schemas.microsoft.com/office/word/2020/wordml/sdtdatahash" xmlns:w16sdtfl="http://schemas.microsoft.com/office/word/2024/wordml/sdtformatlock" xmlns:w16se="http://schemas.microsoft.com/office/word/2015/wordml/symex" xmlns:wpg="http://schemas.microsoft.com/office/word/2010/wordprocessingGroup" xmlns:wpi="http://schemas.microsoft.com/office/word/2010/wordprocessingInk" xmlns:wne="http://schemas.microsoft.com/office/word/2006/wordml" xmlns:wps="http://schemas.microsoft.com/office/word/2010/wordprocessingShape" mc:Ignorable="w14 w15 w16se w16cid w16 w16cex w16sdtdh w16sdtfl w16du wp14">
+<w:document xmlns:wpc="http://schemas.microsoft.com/office/word/2010/wordprocessingCanvas" xmlns:cx="http://schemas.microsoft.com/office/drawing/2014/chartex" xmlns:cx1="http://schemas.microsoft.com/office/drawing/2015/9/8/chartex" xmlns:cx2="http://schemas.microsoft.com/office/drawing/2015/10/21/chartex" xmlns:cx3="http://schemas.microsoft.com/office/drawing/2016/5/9/chartex" xmlns:cx4="http://schemas.microsoft.com/office/drawing/2016/5/10/chartex" xmlns:cx5="http://schemas.microsoft.com/office/drawing/2016/5/11/chartex" xmlns:cx6="http://schemas.microsoft.com/office/drawing/2016/5/12/chartex" xmlns:cx7="http://schemas.microsoft.com/office/drawing/2016/5/13/chartex" xmlns:cx8="http://schemas.microsoft.com/office/drawing/2016/5/14/chartex" xmlns:mc="http://schemas.openxmlformats.org/markup-compatibility/2006" xmlns:aink="http://schemas.microsoft.com/office/drawing/2016/ink" xmlns:am3d="http://schemas.microsoft.com/office/drawing/2017/model3d" xmlns:o="urn:schemas-microsoft-com:office:office" xmlns:oel="http://schemas.microsoft.com/office/2019/extlst" xmlns:r="http://schemas.openxmlformats.org/officeDocument/2006/relationships" xmlns:m="http://schemas.openxmlformats.org/officeDocument/2006/math" xmlns:v="urn:schemas-microsoft-com:vml" xmlns:wp14="http://schemas.microsoft.com/office/word/2010/wordprocessingDrawing" xmlns:wp="http://schemas.openxmlformats.org/drawingml/2006/wordprocessingDrawing" xmlns:w10="urn:schemas-microsoft-com:office:word" xmlns:w="http://schemas.openxmlformats.org/wordprocessingml/2006/main" xmlns:w14="http://schemas.microsoft.com/office/word/2010/wordml" xmlns:w15="http://schemas.microsoft.com/office/word/2012/wordml" xmlns:w16cex="http://schemas.microsoft.com/office/word/2018/wordml/cex" xmlns:w16cid="http://schemas.microsoft.com/office/word/2016/wordml/cid" xmlns:w16="http://schemas.microsoft.com/office/word/2018/wordml" xmlns:w16du="http://schemas.microsoft.com/office/word/2023/wordml/word16du" xmlns:w16sdtdh="http://schemas.microsoft.com/office/word/2020/wordml/sdtdatahash" xmlns:w16sdtfl="http://schemas.microsoft.com/office/word/2024/wordml/sdtformatlock" xmlns:w16se="http://schemas.microsoft.com/office/word/2015/wordml/symex" xmlns:wpg="http://schemas.microsoft.com/office/word/2010/wordprocessingGroup" xmlns:wpi="http://schemas.microsoft.com/office/word/2010/wordprocessingInk" xmlns:wne="http://schemas.microsoft.com/office/word/2006/wordml" xmlns:wps="http://schemas.microsoft.com/office/word/2010/wordprocessingShape" xmlns:a="http://schemas.openxmlformats.org/drawingml/2006/main" xmlns:adec="http://schemas.microsoft.com/office/drawing/2017/decorative" xmlns:pic="http://schemas.openxmlformats.org/drawingml/2006/picture" xmlns:a14="http://schemas.microsoft.com/office/drawing/2010/main" mc:Ignorable="w14 w15 w16se w16cid w16 w16cex w16sdtdh w16sdtfl w16du wp14">
   <w:body>
     <w:p>
       <w:pPr>
@@ -37,12 +37,12 @@
         <w:tblW w:w="9962" w:type="dxa"/>
         <w:tblInd w:w="0" w:type="dxa"/>
         <w:tblBorders>
-          <w:top w:val="single" w:sz="4" w:space="0" w:color="000000"/>
-          <w:left w:val="single" w:sz="4" w:space="0" w:color="000000"/>
-          <w:bottom w:val="single" w:sz="4" w:space="0" w:color="000000"/>
-          <w:right w:val="single" w:sz="4" w:space="0" w:color="000000"/>
-          <w:insideH w:val="single" w:sz="4" w:space="0" w:color="000000"/>
-          <w:insideV w:val="single" w:sz="4" w:space="0" w:color="000000"/>
+          <w:top w:val="single" w:color="000000" w:sz="4" w:space="0"/>
+          <w:left w:val="single" w:color="000000" w:sz="4" w:space="0"/>
+          <w:bottom w:val="single" w:color="000000" w:sz="4" w:space="0"/>
+          <w:right w:val="single" w:color="000000" w:sz="4" w:space="0"/>
+          <w:insideH w:val="single" w:color="000000" w:sz="4" w:space="0"/>
+          <w:insideV w:val="single" w:color="000000" w:sz="4" w:space="0"/>
         </w:tblBorders>
         <w:tblLayout w:type="fixed"/>
         <w:tblLook w:val="04A0" w:firstRow="1" w:lastRow="0" w:firstColumn="1" w:lastColumn="0" w:noHBand="0" w:noVBand="1"/>
@@ -111,12 +111,12 @@
         <w:tblW w:w="9918" w:type="dxa"/>
         <w:tblInd w:w="0" w:type="dxa"/>
         <w:tblBorders>
-          <w:top w:val="single" w:sz="4" w:space="0" w:color="000000"/>
-          <w:left w:val="single" w:sz="4" w:space="0" w:color="000000"/>
-          <w:bottom w:val="single" w:sz="4" w:space="0" w:color="000000"/>
-          <w:right w:val="single" w:sz="4" w:space="0" w:color="000000"/>
-          <w:insideH w:val="single" w:sz="4" w:space="0" w:color="000000"/>
-          <w:insideV w:val="single" w:sz="4" w:space="0" w:color="000000"/>
+          <w:top w:val="single" w:color="000000" w:sz="4" w:space="0"/>
+          <w:left w:val="single" w:color="000000" w:sz="4" w:space="0"/>
+          <w:bottom w:val="single" w:color="000000" w:sz="4" w:space="0"/>
+          <w:right w:val="single" w:color="000000" w:sz="4" w:space="0"/>
+          <w:insideH w:val="single" w:color="000000" w:sz="4" w:space="0"/>
+          <w:insideV w:val="single" w:color="000000" w:sz="4" w:space="0"/>
         </w:tblBorders>
         <w:tblLayout w:type="fixed"/>
         <w:tblLook w:val="04A0" w:firstRow="1" w:lastRow="0" w:firstColumn="1" w:lastColumn="0" w:noHBand="0" w:noVBand="1"/>
@@ -272,12 +272,12 @@
         <w:tblW w:w="9962" w:type="dxa"/>
         <w:tblInd w:w="0" w:type="dxa"/>
         <w:tblBorders>
-          <w:top w:val="single" w:sz="4" w:space="0" w:color="000000"/>
-          <w:left w:val="single" w:sz="4" w:space="0" w:color="000000"/>
-          <w:bottom w:val="single" w:sz="4" w:space="0" w:color="000000"/>
-          <w:right w:val="single" w:sz="4" w:space="0" w:color="000000"/>
-          <w:insideH w:val="single" w:sz="4" w:space="0" w:color="000000"/>
-          <w:insideV w:val="single" w:sz="4" w:space="0" w:color="000000"/>
+          <w:top w:val="single" w:color="000000" w:sz="4" w:space="0"/>
+          <w:left w:val="single" w:color="000000" w:sz="4" w:space="0"/>
+          <w:bottom w:val="single" w:color="000000" w:sz="4" w:space="0"/>
+          <w:right w:val="single" w:color="000000" w:sz="4" w:space="0"/>
+          <w:insideH w:val="single" w:color="000000" w:sz="4" w:space="0"/>
+          <w:insideV w:val="single" w:color="000000" w:sz="4" w:space="0"/>
         </w:tblBorders>
         <w:tblLayout w:type="fixed"/>
         <w:tblLook w:val="04A0" w:firstRow="1" w:lastRow="0" w:firstColumn="1" w:lastColumn="0" w:noHBand="0" w:noVBand="1"/>
@@ -565,12 +565,12 @@
         <w:tblW w:w="9962" w:type="dxa"/>
         <w:tblInd w:w="0" w:type="dxa"/>
         <w:tblBorders>
-          <w:top w:val="single" w:sz="4" w:space="0" w:color="000000"/>
-          <w:left w:val="single" w:sz="4" w:space="0" w:color="000000"/>
-          <w:bottom w:val="single" w:sz="4" w:space="0" w:color="000000"/>
-          <w:right w:val="single" w:sz="4" w:space="0" w:color="000000"/>
-          <w:insideH w:val="single" w:sz="4" w:space="0" w:color="000000"/>
-          <w:insideV w:val="single" w:sz="4" w:space="0" w:color="000000"/>
+          <w:top w:val="single" w:color="000000" w:sz="4" w:space="0"/>
+          <w:left w:val="single" w:color="000000" w:sz="4" w:space="0"/>
+          <w:bottom w:val="single" w:color="000000" w:sz="4" w:space="0"/>
+          <w:right w:val="single" w:color="000000" w:sz="4" w:space="0"/>
+          <w:insideH w:val="single" w:color="000000" w:sz="4" w:space="0"/>
+          <w:insideV w:val="single" w:color="000000" w:sz="4" w:space="0"/>
         </w:tblBorders>
         <w:tblLayout w:type="fixed"/>
         <w:tblLook w:val="04A0" w:firstRow="1" w:lastRow="0" w:firstColumn="1" w:lastColumn="0" w:noHBand="0" w:noVBand="1"/>
@@ -860,7 +860,6 @@
           <w:sz w:val="20"/>
           <w:szCs w:val="20"/>
         </w:rPr>
-        <w:lastRenderedPageBreak/>
         <w:t>3.4. Comunicación de los resultados de la verificación</w:t>
       </w:r>
     </w:p>
@@ -1026,12 +1025,50 @@
     </w:p>
     <w:p/>
     <w:p>
-      <w:r>
-        <w:rPr>
-          <w:sz w:val="20"/>
-          <w:szCs w:val="20"/>
-        </w:rPr>
-        <w:t>El desarrollo avanza desde los medios por los que viaja la información hasta el documento que recoge los resultados. Primero se examinan los canales internos y los sistemas que los sostienen. Luego aparecen las técnicas e instrumentos con que se revisa el proceso y los indicadores con que se evalúa cada canal. Enseguida se abordan las estrategias para resolver los conflictos comunicativos. Por último, el uso del pensamiento creativo para proponer alternativas de mejora y consignarlas en un informe verificable.</w:t>
+      <w:pPr>
+        <w:pStyle w:val="Normal"/>
+      </w:pPr>
+      <w:r>
+        <w:rPr>
+          <w:sz w:val="20"/>
+          <w:szCs w:val="20"/>
+        </w:rPr>
+        <w:t xml:space="preserve">El desarrollo avanza desde los medios por los que viaja la información hasta el documento que recoge los resultados. Primero se examinan los canales internos y los sistemas que los sostienen. Luego aparecen las técnicas e instrumentos con que se revisa el proceso y los indicadores con que se evalúa cada canal. Enseguida se abordan las estrategias para resolver los conflictos comunicativos. </w:t>
+      </w:r>
+      <w:r>
+        <w:rPr>
+          <w:rFonts w:ascii="Arial" w:hAnsi="Arial" w:eastAsia="Arial" w:cs="Arial"/>
+          <w:noProof w:val="0"/>
+          <w:color w:val="FF0000"/>
+          <w:sz w:val="20"/>
+          <w:szCs w:val="20"/>
+          <w:lang w:val="es-CO"/>
+        </w:rPr>
+        <w:t xml:space="preserve">Por último, </w:t>
+      </w:r>
+      <w:r>
+        <w:rPr>
+          <w:rFonts w:ascii="Arial" w:hAnsi="Arial" w:eastAsia="Arial" w:cs="Arial"/>
+          <w:b w:val="0"/>
+          <w:bCs w:val="0"/>
+          <w:noProof w:val="0"/>
+          <w:color w:val="FF0000"/>
+          <w:sz w:val="20"/>
+          <w:szCs w:val="20"/>
+          <w:lang w:val="es-CO"/>
+        </w:rPr>
+        <w:t>se aborda el uso del pensamiento creativo</w:t>
+      </w:r>
+      <w:r>
+        <w:rPr>
+          <w:rFonts w:ascii="Arial" w:hAnsi="Arial" w:eastAsia="Arial" w:cs="Arial"/>
+          <w:noProof w:val="0"/>
+          <w:color w:val="FF0000"/>
+          <w:sz w:val="20"/>
+          <w:szCs w:val="20"/>
+          <w:lang w:val="es-CO"/>
+        </w:rPr>
+        <w:t xml:space="preserve"> para proponer alternativas de mejora y consignarlas en un informe verificable.</w:t>
       </w:r>
     </w:p>
     <w:p/>
@@ -1127,9 +1164,9 @@
             </w:drawing>
           </mc:Choice>
           <mc:Fallback>
-            <w:pict>
-              <v:rect w14:anchorId="1989074A" id="Rectángulo 249" o:spid="_x0000_s1026" style="width:368.55pt;height:49.85pt;visibility:visible;mso-wrap-style:square;mso-left-percent:-10001;mso-top-percent:-10001;mso-position-horizontal:absolute;mso-position-horizontal-relative:char;mso-position-vertical:absolute;mso-position-vertical-relative:line;mso-left-percent:-10001;mso-top-percent:-10001;v-text-anchor:middle" o:gfxdata="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" fillcolor="#39a900" strokecolor="#42719b" strokeweight="1pt">
-                <v:stroke startarrowwidth="narrow" startarrowlength="short" endarrowwidth="narrow" endarrowlength="short" miterlimit="5243f"/>
+            <w:pict w14:anchorId="06FE47EC">
+              <v:rect id="Rectángulo 249" style="width:368.55pt;height:49.85pt;visibility:visible;mso-wrap-style:square;mso-left-percent:-10001;mso-top-percent:-10001;mso-position-horizontal:absolute;mso-position-horizontal-relative:char;mso-position-vertical:absolute;mso-position-vertical-relative:line;mso-left-percent:-10001;mso-top-percent:-10001;v-text-anchor:middle" o:spid="_x0000_s1026" fillcolor="#39a900" strokecolor="#42719b" strokeweight="1pt" w14:anchorId="1989074A" o:gfxdata="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">
+                <v:stroke miterlimit="5243f" startarrowwidth="narrow" startarrowlength="short" endarrowwidth="narrow" endarrowlength="short"/>
                 <v:textbox inset="2.53958mm,1.2694mm,2.53958mm,1.2694mm">
                   <w:txbxContent>
                     <w:p>
@@ -1203,7 +1240,6 @@
         <w:rPr>
           <w:noProof/>
         </w:rPr>
-        <w:lastRenderedPageBreak/>
         <w:drawing>
           <wp:inline distT="0" distB="0" distL="0" distR="0" wp14:anchorId="75CDC796" wp14:editId="12F40EB6">
             <wp:extent cx="5476103" cy="1136186"/>
@@ -1319,16 +1355,53 @@
           <w:numId w:val="4"/>
         </w:numPr>
         <w:rPr>
-          <w:sz w:val="20"/>
-          <w:szCs w:val="20"/>
-        </w:rPr>
-      </w:pPr>
-      <w:r>
-        <w:rPr>
-          <w:sz w:val="20"/>
-          <w:szCs w:val="20"/>
-        </w:rPr>
-        <w:t xml:space="preserve">Un mismo dato circula en dos versiones. La fecha de un pago se anuncia en una cartelera y se comunica distinta por correo, sin que ninguna quede señalada como oficial. </w:t>
+          <w:b w:val="0"/>
+          <w:bCs w:val="0"/>
+          <w:color w:val="FF0000"/>
+          <w:sz w:val="20"/>
+          <w:szCs w:val="20"/>
+        </w:rPr>
+      </w:pPr>
+      <w:r>
+        <w:rPr>
+          <w:sz w:val="20"/>
+          <w:szCs w:val="20"/>
+        </w:rPr>
+        <w:t xml:space="preserve">Un mismo dato circula en dos versiones. </w:t>
+      </w:r>
+      <w:r>
+        <w:rPr>
+          <w:b w:val="0"/>
+          <w:bCs w:val="0"/>
+          <w:noProof w:val="0"/>
+          <w:color w:val="FF0000"/>
+          <w:sz w:val="20"/>
+          <w:szCs w:val="20"/>
+          <w:lang w:val="es-CO"/>
+        </w:rPr>
+        <w:t xml:space="preserve">La fecha de un pago se anuncia en una cartelera y </w:t>
+      </w:r>
+      <w:r>
+        <w:rPr>
+          <w:b w:val="0"/>
+          <w:bCs w:val="0"/>
+          <w:noProof w:val="0"/>
+          <w:color w:val="FF0000"/>
+          <w:sz w:val="20"/>
+          <w:szCs w:val="20"/>
+          <w:lang w:val="es-CO"/>
+        </w:rPr>
+        <w:t>se comunica de forma distinta por correo</w:t>
+      </w:r>
+      <w:r>
+        <w:rPr>
+          <w:b w:val="0"/>
+          <w:bCs w:val="0"/>
+          <w:color w:val="FF0000"/>
+          <w:sz w:val="20"/>
+          <w:szCs w:val="20"/>
+        </w:rPr>
+        <w:t xml:space="preserve">, sin que ninguna quede señalada como oficial. </w:t>
       </w:r>
     </w:p>
     <w:p>
@@ -1447,18 +1520,39 @@
     <w:p>
       <w:pPr>
         <w:shd w:val="clear" w:color="auto" w:fill="E5DFEC" w:themeFill="accent4" w:themeFillTint="33"/>
-        <w:rPr>
-          <w:sz w:val="20"/>
-          <w:szCs w:val="20"/>
-        </w:rPr>
-      </w:pPr>
-      <w:r>
-        <w:rPr>
-          <w:sz w:val="20"/>
-          <w:szCs w:val="20"/>
-        </w:rPr>
-        <w:t>La articulación entre medios y registros no se improvisa en cada envío. Andrade (2005) señala que la comunicación interna se sostiene en un conjunto de medios administrados con criterio y no en la suma de iniciativas aisladas de cada área. Esa administración supone decidir de antemano qué información viaja por cada vía, con qué periodicidad y bajo la responsabilidad de quién. Así la organización deja de depender de la iniciativa individual para que un dato llegue a donde se necesita.</w:t>
-      </w:r>
+      </w:pPr>
+      <w:r>
+        <w:rPr>
+          <w:sz w:val="20"/>
+          <w:szCs w:val="20"/>
+        </w:rPr>
+        <w:t>La articulación entre medios y registros no se improvisa en cada envío. Andrade (2005) señala que la comunicación interna se sostiene en un conjunto de medios administrados con criterio y no en la suma de iniciativas aisladas de cada área. Esa administración supone decidir de antemano qué información viaja por cada vía, con qué periodicidad y bajo la responsabilidad de quién. Así</w:t>
+      </w:r>
+      <w:r>
+        <w:rPr>
+          <w:sz w:val="20"/>
+          <w:szCs w:val="20"/>
+        </w:rPr>
+        <w:t xml:space="preserve"> la organización deja de depender de la iniciativa individual para que un dato llegue a donde se necesita.</w:t>
+      </w:r>
+    </w:p>
+    <w:p>
+      <w:pPr>
+        <w:shd w:val="clear" w:color="auto" w:fill="E5DFEC" w:themeFill="accent4" w:themeFillTint="33"/>
+        <w:rPr>
+          <w:sz w:val="20"/>
+          <w:szCs w:val="20"/>
+        </w:rPr>
+      </w:pPr>
+    </w:p>
+    <w:p>
+      <w:pPr>
+        <w:shd w:val="clear" w:color="auto" w:fill="E5DFEC" w:themeFill="accent4" w:themeFillTint="33"/>
+        <w:rPr>
+          <w:sz w:val="20"/>
+          <w:szCs w:val="20"/>
+        </w:rPr>
+      </w:pPr>
     </w:p>
     <w:p>
       <w:pPr>
@@ -1988,8 +2082,21 @@
           <w:sz w:val="20"/>
           <w:szCs w:val="20"/>
         </w:rPr>
-        <w:lastRenderedPageBreak/>
-        <w:t>La calidad de un sistema no se mide por su tecnología sino por las propiedades de la información que entrega. Un dato sirve cuando es exacto, está completo, se encuentra vigente y resulta accesible para quien lo necesita. La ausencia de cualquiera de esas cuatro condiciones produce el mismo efecto práctico: el equipo deja de confiar en el registro y regresa a preguntar por vía informal, con lo cual el sistema queda instalado y sin uso.</w:t>
+        <w:t>La calidad de un sistema no se mide por su tecnología</w:t>
+      </w:r>
+      <w:r>
+        <w:rPr>
+          <w:sz w:val="20"/>
+          <w:szCs w:val="20"/>
+        </w:rPr>
+        <w:t>,</w:t>
+      </w:r>
+      <w:r>
+        <w:rPr>
+          <w:sz w:val="20"/>
+          <w:szCs w:val="20"/>
+        </w:rPr>
+        <w:t xml:space="preserve"> sino por las propiedades de la información que entrega. Un dato sirve cuando es exacto, está completo, se encuentra vigente y resulta accesible para quien lo necesita. La ausencia de cualquiera de esas cuatro condiciones produce el mismo efecto práctico: el equipo deja de confiar en el registro y regresa a preguntar por vía informal, con lo cual el sistema queda instalado y sin uso.</w:t>
       </w:r>
     </w:p>
     <w:p/>
@@ -2291,7 +2398,6 @@
           <w:sz w:val="20"/>
           <w:szCs w:val="20"/>
         </w:rPr>
-        <w:lastRenderedPageBreak/>
         <w:t>costumbre, atendiendo a la naturaleza del mensaje, a la urgencia con que debe circular y al público que ha de recibirlo.</w:t>
       </w:r>
     </w:p>
@@ -2336,7 +2442,35 @@
           <w:sz w:val="20"/>
           <w:szCs w:val="20"/>
         </w:rPr>
-        <w:t>La selección importa porque el canal modifica el mensaje. Un mismo contenido presentado en una circular formal, expuesto en una reunión o recibido en un mensaje breve produce grados distintos de atención, comprensión y compromiso. Elegir mal no solo retrasa la información: puede transmitir que el asunto carece de importancia, o exagerar la gravedad de algo rutinario.</w:t>
+        <w:t>La selección importa porque el canal modifica el mensaje. Un mismo contenido</w:t>
+      </w:r>
+      <w:r>
+        <w:rPr>
+          <w:sz w:val="20"/>
+          <w:szCs w:val="20"/>
+        </w:rPr>
+        <w:t>,</w:t>
+      </w:r>
+      <w:r>
+        <w:rPr>
+          <w:sz w:val="20"/>
+          <w:szCs w:val="20"/>
+        </w:rPr>
+        <w:t xml:space="preserve"> presentado en una circular formal, expuesto en una reunión o recibido en un mensaje breve</w:t>
+      </w:r>
+      <w:r>
+        <w:rPr>
+          <w:sz w:val="20"/>
+          <w:szCs w:val="20"/>
+        </w:rPr>
+        <w:t>,</w:t>
+      </w:r>
+      <w:r>
+        <w:rPr>
+          <w:sz w:val="20"/>
+          <w:szCs w:val="20"/>
+        </w:rPr>
+        <w:t xml:space="preserve"> produce grados distintos de atención, comprensión y compromiso. Elegir mal no solo retrasa la información: puede transmitir que el asunto carece de importancia, o exagerar la gravedad de algo rutinario.</w:t>
       </w:r>
     </w:p>
     <w:p/>
@@ -2598,7 +2732,6 @@
           <w:sz w:val="20"/>
           <w:szCs w:val="20"/>
         </w:rPr>
-        <w:lastRenderedPageBreak/>
         <w:t>En la siguiente tabla se recogen los criterios que intervienen en esta decisión. Cada fila enuncia un criterio, la pregunta que lo vuelve práctico y el efecto que tiene sobre la elección del medio. Recorrerla en ese orden ayuda a decidir con argumentos y no por costumbre:</w:t>
       </w:r>
     </w:p>
@@ -3083,8 +3216,8 @@
             </w:drawing>
           </mc:Choice>
           <mc:Fallback>
-            <w:pict>
-              <v:roundrect w14:anchorId="5060C44F" id="Rectángulo: esquinas redondeadas 2" o:spid="_x0000_s1027" alt="Título: Texto destacado - Descripción: Un canal no es un detalle operativo: la vía elegida le comunica al equipo cuánta importancia tiene aquello que se le está diciendo." style="position:absolute;margin-left:6.65pt;margin-top:6.4pt;width:396.95pt;height:62.15pt;z-index:251660800;visibility:visible;mso-wrap-style:square;mso-width-percent:0;mso-height-percent:0;mso-wrap-distance-left:9pt;mso-wrap-distance-top:0;mso-wrap-distance-right:9pt;mso-wrap-distance-bottom:0;mso-position-horizontal:absolute;mso-position-horizontal-relative:margin;mso-position-vertical:absolute;mso-position-vertical-relative:text;mso-width-percent:0;mso-height-percent:0;mso-width-relative:margin;mso-height-relative:margin;v-text-anchor:middle" arcsize="10923f" o:gfxdata="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" fillcolor="#fbe3d6" strokecolor="#a02b93" strokeweight="1pt">
+            <w:pict w14:anchorId="1AA11136">
+              <v:roundrect id="Rectángulo: esquinas redondeadas 2" style="position:absolute;margin-left:6.65pt;margin-top:6.4pt;width:396.95pt;height:62.15pt;z-index:251660800;visibility:visible;mso-wrap-style:square;mso-width-percent:0;mso-height-percent:0;mso-wrap-distance-left:9pt;mso-wrap-distance-top:0;mso-wrap-distance-right:9pt;mso-wrap-distance-bottom:0;mso-position-horizontal:absolute;mso-position-horizontal-relative:margin;mso-position-vertical:absolute;mso-position-vertical-relative:text;mso-width-percent:0;mso-height-percent:0;mso-width-relative:margin;mso-height-relative:margin;v-text-anchor:middle" alt="Título: Texto destacado - Descripción: Un canal no es un detalle operativo: la vía elegida le comunica al equipo cuánta importancia tiene aquello que se le está diciendo." o:spid="_x0000_s1027" fillcolor="#fbe3d6" strokecolor="#a02b93" strokeweight="1pt" arcsize="10923f" w14:anchorId="5060C44F" o:gfxdata="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">
                 <v:stroke joinstyle="miter"/>
                 <v:shadow on="t" type="perspective" color="black" opacity="26214f" offset="0,0" matrix="66847f,,,66847f"/>
                 <v:textbox>
@@ -3288,14 +3421,43 @@
     <w:p/>
     <w:p>
       <w:pPr>
+        <w:pStyle w:val="Normal"/>
         <w:shd w:val="clear" w:color="auto" w:fill="FDE9D9" w:themeFill="accent6" w:themeFillTint="33"/>
       </w:pPr>
       <w:r>
         <w:rPr>
-          <w:sz w:val="20"/>
-          <w:szCs w:val="20"/>
-        </w:rPr>
-        <w:t>Esta revisión no implica un acto único sino en un encadenamiento de operaciones que se apoyan entre sí. Cada una toma como insumo el producto de la anterior, y ninguna puede sustituir a las demás sin que el resultado pierda respaldo. Cuando una de ellas se omite, la organización termina decidiendo con información parcial y atribuyendo al azar lo que en realidad obedece a un vacío del método.</w:t>
+          <w:rFonts w:ascii="Arial" w:hAnsi="Arial" w:eastAsia="Arial" w:cs="Arial"/>
+          <w:noProof w:val="0"/>
+          <w:color w:val="FF0000"/>
+          <w:sz w:val="20"/>
+          <w:szCs w:val="20"/>
+          <w:lang w:val="es-CO"/>
+        </w:rPr>
+        <w:t>Esta revisión no implica un acto único, sino un encadenamiento de operaciones que se apoyan entre sí</w:t>
+      </w:r>
+      <w:r>
+        <w:rPr>
+          <w:rFonts w:ascii="Arial" w:hAnsi="Arial" w:eastAsia="Arial" w:cs="Arial"/>
+          <w:noProof w:val="0"/>
+          <w:sz w:val="20"/>
+          <w:szCs w:val="20"/>
+          <w:lang w:val="es-CO"/>
+        </w:rPr>
+        <w:t>.</w:t>
+      </w:r>
+      <w:r>
+        <w:rPr>
+          <w:sz w:val="20"/>
+          <w:szCs w:val="20"/>
+        </w:rPr>
+        <w:t xml:space="preserve"> Cada una toma como insumo el producto de la anterior, y ninguna puede sustituir a las demás sin que el resultado pierda respaldo. </w:t>
+      </w:r>
+      <w:r>
+        <w:rPr>
+          <w:sz w:val="20"/>
+          <w:szCs w:val="20"/>
+        </w:rPr>
+        <w:t>Cuando una de ellas se omite, la organización termina decidiendo con información parcial y atribuyendo al azar lo que en realidad obedece a un vacío del método.</w:t>
       </w:r>
     </w:p>
     <w:p/>
@@ -3455,7 +3617,6 @@
           <w:sz w:val="20"/>
           <w:szCs w:val="20"/>
         </w:rPr>
-        <w:lastRenderedPageBreak/>
         <w:t>Seguimiento:</w:t>
       </w:r>
       <w:r>
@@ -3718,7 +3879,6 @@
           <w:sz w:val="20"/>
           <w:szCs w:val="20"/>
         </w:rPr>
-        <w:lastRenderedPageBreak/>
         <w:t>El alcance del seguimiento se define con anticipación mediante las siguientes decisiones:</w:t>
       </w:r>
     </w:p>
@@ -4019,7 +4179,6 @@
           <w:sz w:val="20"/>
           <w:szCs w:val="20"/>
         </w:rPr>
-        <w:lastRenderedPageBreak/>
         <w:t xml:space="preserve">Consulta descendente en un mismo grupo: </w:t>
       </w:r>
       <w:r>
@@ -4348,7 +4507,6 @@
           <w:sz w:val="20"/>
           <w:szCs w:val="20"/>
         </w:rPr>
-        <w:lastRenderedPageBreak/>
         <w:t>Registro inmediato</w:t>
       </w:r>
       <w:r>
@@ -5078,7 +5236,6 @@
                 <w:sz w:val="20"/>
                 <w:szCs w:val="20"/>
               </w:rPr>
-              <w:lastRenderedPageBreak/>
               <w:t>Guion de entrevista</w:t>
             </w:r>
           </w:p>
@@ -5427,7 +5584,6 @@
           <w:sz w:val="20"/>
           <w:szCs w:val="20"/>
         </w:rPr>
-        <w:lastRenderedPageBreak/>
         <w:t>Hallazgo:</w:t>
       </w:r>
       <w:r>
@@ -5579,8 +5735,8 @@
             </w:drawing>
           </mc:Choice>
           <mc:Fallback>
-            <w:pict>
-              <v:roundrect w14:anchorId="54F95468" id="_x0000_s1028" alt="Título: Texto destacado - Descripción: Un dato dice qué ocurrió; un hallazgo dice qué significa. Confundirlos es la forma más rápida de tomar una decisión bien intencionada y equivocada." style="position:absolute;margin-left:-.05pt;margin-top:19.25pt;width:416.6pt;height:72.95pt;z-index:251665920;visibility:visible;mso-wrap-style:square;mso-width-percent:0;mso-height-percent:0;mso-wrap-distance-left:9pt;mso-wrap-distance-top:0;mso-wrap-distance-right:9pt;mso-wrap-distance-bottom:0;mso-position-horizontal:absolute;mso-position-horizontal-relative:margin;mso-position-vertical:absolute;mso-position-vertical-relative:text;mso-width-percent:0;mso-height-percent:0;mso-width-relative:margin;mso-height-relative:margin;v-text-anchor:middle" arcsize="10923f" o:gfxdata="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" fillcolor="#fbe3d6" strokecolor="#a02b93" strokeweight="1pt">
+            <w:pict w14:anchorId="1DB85E65">
+              <v:roundrect id="_x0000_s1028" style="position:absolute;margin-left:-.05pt;margin-top:19.25pt;width:416.6pt;height:72.95pt;z-index:251665920;visibility:visible;mso-wrap-style:square;mso-width-percent:0;mso-height-percent:0;mso-wrap-distance-left:9pt;mso-wrap-distance-top:0;mso-wrap-distance-right:9pt;mso-wrap-distance-bottom:0;mso-position-horizontal:absolute;mso-position-horizontal-relative:margin;mso-position-vertical:absolute;mso-position-vertical-relative:text;mso-width-percent:0;mso-height-percent:0;mso-width-relative:margin;mso-height-relative:margin;v-text-anchor:middle" alt="Título: Texto destacado - Descripción: Un dato dice qué ocurrió; un hallazgo dice qué significa. Confundirlos es la forma más rápida de tomar una decisión bien intencionada y equivocada." fillcolor="#fbe3d6" strokecolor="#a02b93" strokeweight="1pt" arcsize="10923f" w14:anchorId="54F95468" o:gfxdata="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">
                 <v:stroke joinstyle="miter"/>
                 <v:shadow on="t" type="perspective" color="black" opacity="26214f" offset="0,0" matrix="66847f,,,66847f"/>
                 <v:textbox>
@@ -5841,7 +5997,6 @@
           <w:sz w:val="20"/>
           <w:szCs w:val="20"/>
         </w:rPr>
-        <w:lastRenderedPageBreak/>
         <w:t>Formular el hallazgo con su alcance:</w:t>
       </w:r>
       <w:r>
@@ -5882,7 +6037,7 @@
         <mc:AlternateContent>
           <mc:Choice Requires="wps">
             <w:drawing>
-              <wp:anchor distT="0" distB="0" distL="114300" distR="114300" simplePos="0" relativeHeight="251656704" behindDoc="0" locked="0" layoutInCell="1" allowOverlap="1" wp14:anchorId="5060C44F" wp14:editId="32866644">
+              <wp:anchor distT="0" distB="0" distL="114300" distR="114300" simplePos="0" relativeHeight="251656704" behindDoc="0" locked="0" layoutInCell="1" allowOverlap="1" wp14:anchorId="41FD0215" wp14:editId="32866644">
                 <wp:simplePos x="0" y="0"/>
                 <wp:positionH relativeFrom="margin">
                   <wp:posOffset>89535</wp:posOffset>
@@ -5967,8 +6122,8 @@
             </w:drawing>
           </mc:Choice>
           <mc:Fallback>
-            <w:pict>
-              <v:roundrect w14:anchorId="5060C44F" id="_x0000_s1029" alt="Título: Texto destacado - Descripción: Un dato dice qué ocurrió; un hallazgo dice qué significa. Confundirlos es la forma más rápida de tomar una decisión bien intencionada y equivocada." style="position:absolute;margin-left:7.05pt;margin-top:21.1pt;width:399.9pt;height:56.4pt;z-index:251656704;visibility:visible;mso-wrap-style:square;mso-width-percent:0;mso-height-percent:0;mso-wrap-distance-left:9pt;mso-wrap-distance-top:0;mso-wrap-distance-right:9pt;mso-wrap-distance-bottom:0;mso-position-horizontal:absolute;mso-position-horizontal-relative:margin;mso-position-vertical:absolute;mso-position-vertical-relative:text;mso-width-percent:0;mso-height-percent:0;mso-width-relative:margin;mso-height-relative:margin;v-text-anchor:middle" arcsize="10923f" o:gfxdata="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" fillcolor="#fbe3d6" strokecolor="#a02b93" strokeweight="1pt">
+            <w:pict w14:anchorId="7578DD12">
+              <v:roundrect id="_x0000_s1029" style="position:absolute;margin-left:7.05pt;margin-top:21.1pt;width:399.9pt;height:56.4pt;z-index:251656704;visibility:visible;mso-wrap-style:square;mso-width-percent:0;mso-height-percent:0;mso-wrap-distance-left:9pt;mso-wrap-distance-top:0;mso-wrap-distance-right:9pt;mso-wrap-distance-bottom:0;mso-position-horizontal:absolute;mso-position-horizontal-relative:margin;mso-position-vertical:absolute;mso-position-vertical-relative:text;mso-width-percent:0;mso-height-percent:0;mso-width-relative:margin;mso-height-relative:margin;v-text-anchor:middle" alt="Título: Texto destacado - Descripción: Un dato dice qué ocurrió; un hallazgo dice qué significa. Confundirlos es la forma más rápida de tomar una decisión bien intencionada y equivocada." fillcolor="#fbe3d6" strokecolor="#a02b93" strokeweight="1pt" arcsize="10923f" w14:anchorId="5060C44F" o:gfxdata="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">
                 <v:stroke joinstyle="miter"/>
                 <v:shadow on="t" type="perspective" color="black" opacity="26214f" offset="0,0" matrix="66847f,,,66847f"/>
                 <v:textbox>
@@ -6165,7 +6320,6 @@
           <w:sz w:val="20"/>
           <w:szCs w:val="20"/>
         </w:rPr>
-        <w:lastRenderedPageBreak/>
         <w:t>acumula y no orienta ninguna decisión. Trasladada a la comunicación interna, la advertencia previene el error de medir lo que la herramienta entrega con facilidad en lugar de lo que la estrategia se propuso lograr.</w:t>
       </w:r>
     </w:p>
@@ -7119,7 +7273,6 @@
         <w:rPr>
           <w:noProof/>
         </w:rPr>
-        <w:lastRenderedPageBreak/>
         <w:drawing>
           <wp:inline distT="0" distB="0" distL="0" distR="0" wp14:anchorId="0BFECB19" wp14:editId="428282B0">
             <wp:extent cx="5476103" cy="1609552"/>
@@ -7359,14 +7512,38 @@
           <w:sz w:val="20"/>
           <w:szCs w:val="20"/>
         </w:rPr>
-        <w:t xml:space="preserve">Reconocer estas situaciones al planear la emisión, y no al evaluar el resultado, es lo que evita que la misma parte del equipo quede </w:t>
-      </w:r>
-      <w:r>
-        <w:rPr>
-          <w:sz w:val="20"/>
-          <w:szCs w:val="20"/>
-        </w:rPr>
-        <w:t>excluido ciclo</w:t>
+        <w:t>Reconocer estas situaciones al planear la emisión, y no al evaluar el resultado, es lo que evita que la misma parte del equipo quede</w:t>
+      </w:r>
+      <w:r>
+        <w:rPr>
+          <w:color w:val="FF0000"/>
+          <w:sz w:val="20"/>
+          <w:szCs w:val="20"/>
+        </w:rPr>
+        <w:t xml:space="preserve"> </w:t>
+      </w:r>
+      <w:r>
+        <w:rPr>
+          <w:color w:val="FF0000"/>
+          <w:sz w:val="20"/>
+          <w:szCs w:val="20"/>
+        </w:rPr>
+        <w:t>excluid</w:t>
+      </w:r>
+      <w:r>
+        <w:rPr>
+          <w:color w:val="FF0000"/>
+          <w:sz w:val="20"/>
+          <w:szCs w:val="20"/>
+        </w:rPr>
+        <w:t>a</w:t>
+      </w:r>
+      <w:r>
+        <w:rPr>
+          <w:sz w:val="20"/>
+          <w:szCs w:val="20"/>
+        </w:rPr>
+        <w:t xml:space="preserve"> ciclo</w:t>
       </w:r>
       <w:r>
         <w:rPr>
@@ -7626,7 +7803,7 @@
         <mc:AlternateContent>
           <mc:Choice Requires="wps">
             <w:drawing>
-              <wp:anchor distT="0" distB="0" distL="114300" distR="114300" simplePos="0" relativeHeight="251659776" behindDoc="0" locked="0" layoutInCell="1" allowOverlap="1" wp14:anchorId="5060C44F" wp14:editId="0F82EFCA">
+              <wp:anchor distT="0" distB="0" distL="114300" distR="114300" simplePos="0" relativeHeight="251659776" behindDoc="0" locked="0" layoutInCell="1" allowOverlap="1" wp14:anchorId="66981F97" wp14:editId="0F82EFCA">
                 <wp:simplePos x="0" y="0"/>
                 <wp:positionH relativeFrom="margin">
                   <wp:posOffset>85725</wp:posOffset>
@@ -7711,8 +7888,8 @@
             </w:drawing>
           </mc:Choice>
           <mc:Fallback>
-            <w:pict>
-              <v:roundrect w14:anchorId="5060C44F" id="_x0000_s1030" alt="Título: Texto destacado - Descripción: Un mensaje que llega tarde no es un mensaje con retraso: en la práctica es un mensaje que no llegó, porque ya no permite hacer nada distinto." style="position:absolute;margin-left:6.75pt;margin-top:46.4pt;width:456.25pt;height:62.1pt;z-index:251659776;visibility:visible;mso-wrap-style:square;mso-width-percent:0;mso-height-percent:0;mso-wrap-distance-left:9pt;mso-wrap-distance-top:0;mso-wrap-distance-right:9pt;mso-wrap-distance-bottom:0;mso-position-horizontal:absolute;mso-position-horizontal-relative:margin;mso-position-vertical:absolute;mso-position-vertical-relative:text;mso-width-percent:0;mso-height-percent:0;mso-width-relative:margin;mso-height-relative:margin;v-text-anchor:middle" arcsize="10923f" o:gfxdata="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" fillcolor="#fbe3d6" strokecolor="#a02b93" strokeweight="1pt">
+            <w:pict w14:anchorId="76AD630B">
+              <v:roundrect id="_x0000_s1030" style="position:absolute;margin-left:6.75pt;margin-top:46.4pt;width:456.25pt;height:62.1pt;z-index:251659776;visibility:visible;mso-wrap-style:square;mso-width-percent:0;mso-height-percent:0;mso-wrap-distance-left:9pt;mso-wrap-distance-top:0;mso-wrap-distance-right:9pt;mso-wrap-distance-bottom:0;mso-position-horizontal:absolute;mso-position-horizontal-relative:margin;mso-position-vertical:absolute;mso-position-vertical-relative:text;mso-width-percent:0;mso-height-percent:0;mso-width-relative:margin;mso-height-relative:margin;v-text-anchor:middle" alt="Título: Texto destacado - Descripción: Un mensaje que llega tarde no es un mensaje con retraso: en la práctica es un mensaje que no llegó, porque ya no permite hacer nada distinto." fillcolor="#fbe3d6" strokecolor="#a02b93" strokeweight="1pt" arcsize="10923f" w14:anchorId="5060C44F" o:gfxdata="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">
                 <v:stroke joinstyle="miter"/>
                 <v:shadow on="t" type="perspective" color="black" opacity="26214f" offset="0,0" matrix="66847f,,,66847f"/>
                 <v:textbox>
@@ -8491,7 +8668,6 @@
           <w:sz w:val="20"/>
           <w:szCs w:val="20"/>
         </w:rPr>
-        <w:lastRenderedPageBreak/>
         <w:t>Indicar el efecto:</w:t>
       </w:r>
       <w:r>
@@ -8859,7 +9035,6 @@
           <w:sz w:val="20"/>
           <w:szCs w:val="20"/>
         </w:rPr>
-        <w:lastRenderedPageBreak/>
         <w:t>comunicaciones dirigidas a turnos se difundan también en cartelera al inicio del relevo produce un compromiso verificable en la siguiente revisión.</w:t>
       </w:r>
       <w:commentRangeEnd w:id="32"/>
@@ -8906,7 +9081,7 @@
         <mc:AlternateContent>
           <mc:Choice Requires="wps">
             <w:drawing>
-              <wp:anchor distT="0" distB="0" distL="114300" distR="114300" simplePos="0" relativeHeight="251658752" behindDoc="0" locked="0" layoutInCell="1" allowOverlap="1" wp14:anchorId="5060C44F" wp14:editId="4E69095C">
+              <wp:anchor distT="0" distB="0" distL="114300" distR="114300" simplePos="0" relativeHeight="251658752" behindDoc="0" locked="0" layoutInCell="1" allowOverlap="1" wp14:anchorId="559DF668" wp14:editId="4E69095C">
                 <wp:simplePos x="0" y="0"/>
                 <wp:positionH relativeFrom="margin">
                   <wp:posOffset>84468</wp:posOffset>
@@ -8991,8 +9166,8 @@
             </w:drawing>
           </mc:Choice>
           <mc:Fallback>
-            <w:pict>
-              <v:roundrect w14:anchorId="5060C44F" id="_x0000_s1031" alt="Título: Texto destacado - Descripción: La evidencia no convence por sí sola: convence según el orden en que se presenta y el lugar que deja para la explicación de quien escucha." style="position:absolute;margin-left:6.65pt;margin-top:6.4pt;width:396.95pt;height:62.15pt;z-index:251658752;visibility:visible;mso-wrap-style:square;mso-width-percent:0;mso-height-percent:0;mso-wrap-distance-left:9pt;mso-wrap-distance-top:0;mso-wrap-distance-right:9pt;mso-wrap-distance-bottom:0;mso-position-horizontal:absolute;mso-position-horizontal-relative:margin;mso-position-vertical:absolute;mso-position-vertical-relative:text;mso-width-percent:0;mso-height-percent:0;mso-width-relative:margin;mso-height-relative:margin;v-text-anchor:middle" arcsize="10923f" o:gfxdata="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" fillcolor="#fbe3d6" strokecolor="#a02b93" strokeweight="1pt">
+            <w:pict w14:anchorId="130722E1">
+              <v:roundrect id="_x0000_s1031" style="position:absolute;margin-left:6.65pt;margin-top:6.4pt;width:396.95pt;height:62.15pt;z-index:251658752;visibility:visible;mso-wrap-style:square;mso-width-percent:0;mso-height-percent:0;mso-wrap-distance-left:9pt;mso-wrap-distance-top:0;mso-wrap-distance-right:9pt;mso-wrap-distance-bottom:0;mso-position-horizontal:absolute;mso-position-horizontal-relative:margin;mso-position-vertical:absolute;mso-position-vertical-relative:text;mso-width-percent:0;mso-height-percent:0;mso-width-relative:margin;mso-height-relative:margin;v-text-anchor:middle" alt="Título: Texto destacado - Descripción: La evidencia no convence por sí sola: convence según el orden en que se presenta y el lugar que deja para la explicación de quien escucha." fillcolor="#fbe3d6" strokecolor="#a02b93" strokeweight="1pt" arcsize="10923f" w14:anchorId="5060C44F" o:gfxdata="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">
                 <v:stroke joinstyle="miter"/>
                 <v:shadow on="t" type="perspective" color="black" opacity="26214f" offset="0,0" matrix="66847f,,,66847f"/>
                 <v:textbox>
@@ -9164,7 +9339,6 @@
           <w:sz w:val="20"/>
           <w:szCs w:val="20"/>
         </w:rPr>
-        <w:lastRenderedPageBreak/>
         <w:t>Contradicción entre canales:</w:t>
       </w:r>
       <w:r>
@@ -9338,7 +9512,21 @@
           <w:sz w:val="20"/>
           <w:szCs w:val="20"/>
         </w:rPr>
-        <w:t>Reconocerlas a tiempo exige atender el modo del intercambio y no solo su contenido. Un cambio en la extensión de las respuestas, en el número de personas copiadas en un correo o en la elección del canal para tratar un asunto rutinario suele anticipar una tensión que nadie ha enunciado todavía.</w:t>
+        <w:t>Reconocerlas a tiempo exige atender el modo del intercambio y no solo su contenido. Un cambio en la extensión de las respuestas, en el número de personas copiadas en un correo o en la elección del canal para tratar un asunto rutinario</w:t>
+      </w:r>
+      <w:r>
+        <w:rPr>
+          <w:sz w:val="20"/>
+          <w:szCs w:val="20"/>
+        </w:rPr>
+        <w:t>,</w:t>
+      </w:r>
+      <w:r>
+        <w:rPr>
+          <w:sz w:val="20"/>
+          <w:szCs w:val="20"/>
+        </w:rPr>
+        <w:t xml:space="preserve"> suele anticipar una tensión que nadie ha enunciado todavía.</w:t>
       </w:r>
     </w:p>
     <w:p/>
@@ -9585,7 +9773,28 @@
           <w:sz w:val="20"/>
           <w:szCs w:val="20"/>
         </w:rPr>
-        <w:t>La identificación temprana depende, en buena medida, de quién está en condiciones de advertirla. Quien coordina un proceso no siempre percibe el cambio de tono entre dos áreas, mientras que quienes trabajan a diario en el intercambio lo notan de inmediato. Habilitar un canal donde esas advertencias puedan plantearse sin que se interpreten como una queja aumenta de manera considerable la capacidad de intervenir a tiempo.</w:t>
+        <w:t>La identificación temprana depende, en buena medida, de quién está en condiciones de advertirla.</w:t>
+      </w:r>
+      <w:r>
+        <w:rPr>
+          <w:sz w:val="20"/>
+          <w:szCs w:val="20"/>
+        </w:rPr>
+        <w:t xml:space="preserve"> Quien coordina un proceso no siempre percibe el cambio de tono entre dos áreas, mientras que quienes trabajan a diario en el intercambio lo notan de inmediato. Habilitar un canal donde esas advertencias puedan plantearse sin que se interpreten como una queja</w:t>
+      </w:r>
+      <w:r>
+        <w:rPr>
+          <w:sz w:val="20"/>
+          <w:szCs w:val="20"/>
+        </w:rPr>
+        <w:t>,</w:t>
+      </w:r>
+      <w:r>
+        <w:rPr>
+          <w:sz w:val="20"/>
+          <w:szCs w:val="20"/>
+        </w:rPr>
+        <w:t xml:space="preserve"> aumenta de manera considerable la capacidad de intervenir a tiempo.</w:t>
       </w:r>
     </w:p>
     <w:p/>
@@ -9769,7 +9978,6 @@
           <w:sz w:val="20"/>
           <w:szCs w:val="20"/>
         </w:rPr>
-        <w:lastRenderedPageBreak/>
         <w:t>Su eficacia depende de una distinción que suele omitirse: la posición es lo que cada parte pide; el interés es la necesidad que hay detrás de esa petición. Dos áreas pueden sostener posiciones incompatibles sobre la fecha de entrega de un informe y compartir el mismo interés, que implica disponer de información confiable para responder a un tercero. El acuerdo se construye sobre el interés, nunca sobre la posición.</w:t>
       </w:r>
     </w:p>
@@ -10045,7 +10253,6 @@
           <w:sz w:val="20"/>
           <w:szCs w:val="20"/>
         </w:rPr>
-        <w:lastRenderedPageBreak/>
         <w:t>número de opciones reduce la sensación de imposición. Cómo se traduce: adelantar el corte, entregar el informe por partes o cambiar el responsable del consolidado son tres alternativas que pueden compararse entre sí.</w:t>
       </w:r>
     </w:p>
@@ -10350,7 +10557,6 @@
           <w:sz w:val="20"/>
           <w:szCs w:val="20"/>
         </w:rPr>
-        <w:lastRenderedPageBreak/>
         <w:t>La identificación de lo común suele ser la etapa más productiva y la que con mayor frecuencia se omite. Cuando alguien enuncia en voz alta lo que ambas partes ya comparten, la conversación cambia de terreno y el desacuerdo recupera su tamaño real.</w:t>
       </w:r>
     </w:p>
@@ -10767,7 +10973,7 @@
         <mc:AlternateContent>
           <mc:Choice Requires="wps">
             <w:drawing>
-              <wp:anchor distT="0" distB="0" distL="114300" distR="114300" simplePos="0" relativeHeight="251657728" behindDoc="0" locked="0" layoutInCell="1" allowOverlap="1" wp14:anchorId="5060C44F" wp14:editId="4E69095C">
+              <wp:anchor distT="0" distB="0" distL="114300" distR="114300" simplePos="0" relativeHeight="251657728" behindDoc="0" locked="0" layoutInCell="1" allowOverlap="1" wp14:anchorId="28DDEA1B" wp14:editId="4E69095C">
                 <wp:simplePos x="0" y="0"/>
                 <wp:positionH relativeFrom="margin">
                   <wp:posOffset>84468</wp:posOffset>
@@ -10852,8 +11058,8 @@
             </w:drawing>
           </mc:Choice>
           <mc:Fallback>
-            <w:pict>
-              <v:roundrect w14:anchorId="5060C44F" id="_x0000_s1032" alt="Título: Texto destacado - Descripción: Un tercero que ya sabe cómo debe terminar la conversación no está mediando: está dictando una decisión con forma de diálogo." style="position:absolute;margin-left:6.65pt;margin-top:6.4pt;width:396.95pt;height:62.15pt;z-index:251657728;visibility:visible;mso-wrap-style:square;mso-width-percent:0;mso-height-percent:0;mso-wrap-distance-left:9pt;mso-wrap-distance-top:0;mso-wrap-distance-right:9pt;mso-wrap-distance-bottom:0;mso-position-horizontal:absolute;mso-position-horizontal-relative:margin;mso-position-vertical:absolute;mso-position-vertical-relative:text;mso-width-percent:0;mso-height-percent:0;mso-width-relative:margin;mso-height-relative:margin;v-text-anchor:middle" arcsize="10923f" o:gfxdata="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" fillcolor="#fbe3d6" strokecolor="#a02b93" strokeweight="1pt">
+            <w:pict w14:anchorId="3F556FBD">
+              <v:roundrect id="_x0000_s1032" style="position:absolute;margin-left:6.65pt;margin-top:6.4pt;width:396.95pt;height:62.15pt;z-index:251657728;visibility:visible;mso-wrap-style:square;mso-width-percent:0;mso-height-percent:0;mso-wrap-distance-left:9pt;mso-wrap-distance-top:0;mso-wrap-distance-right:9pt;mso-wrap-distance-bottom:0;mso-position-horizontal:absolute;mso-position-horizontal-relative:margin;mso-position-vertical:absolute;mso-position-vertical-relative:text;mso-width-percent:0;mso-height-percent:0;mso-width-relative:margin;mso-height-relative:margin;v-text-anchor:middle" alt="Título: Texto destacado - Descripción: Un tercero que ya sabe cómo debe terminar la conversación no está mediando: está dictando una decisión con forma de diálogo." fillcolor="#fbe3d6" strokecolor="#a02b93" strokeweight="1pt" arcsize="10923f" w14:anchorId="5060C44F" o:gfxdata="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">
                 <v:stroke joinstyle="miter"/>
                 <v:shadow on="t" type="perspective" color="black" opacity="26214f" offset="0,0" matrix="66847f,,,66847f"/>
                 <v:textbox>
@@ -10967,7 +11173,6 @@
           <w:sz w:val="20"/>
           <w:szCs w:val="20"/>
         </w:rPr>
-        <w:lastRenderedPageBreak/>
         <w:t>No procede:</w:t>
       </w:r>
       <w:r>
@@ -11319,7 +11524,6 @@
           <w:sz w:val="20"/>
           <w:szCs w:val="20"/>
         </w:rPr>
-        <w:lastRenderedPageBreak/>
         <w:t>Evidencia de cumplimiento:</w:t>
       </w:r>
       <w:r>
@@ -11416,7 +11620,7 @@
         <mc:AlternateContent>
           <mc:Choice Requires="wps">
             <w:drawing>
-              <wp:inline distT="0" distB="0" distL="0" distR="0" wp14:anchorId="1989074A" wp14:editId="38E96CA9">
+              <wp:inline distT="0" distB="0" distL="0" distR="0" wp14:anchorId="665FDA3B" wp14:editId="38E96CA9">
                 <wp:extent cx="4680387" cy="633167"/>
                 <wp:effectExtent l="0" t="0" r="17145" b="10795"/>
                 <wp:docPr id="949" name="Rectángulo 249"/>
@@ -11476,9 +11680,9 @@
             </w:drawing>
           </mc:Choice>
           <mc:Fallback>
-            <w:pict>
-              <v:rect w14:anchorId="1989074A" id="_x0000_s1033" style="width:368.55pt;height:49.85pt;visibility:visible;mso-wrap-style:square;mso-left-percent:-10001;mso-top-percent:-10001;mso-position-horizontal:absolute;mso-position-horizontal-relative:char;mso-position-vertical:absolute;mso-position-vertical-relative:line;mso-left-percent:-10001;mso-top-percent:-10001;v-text-anchor:middle" o:gfxdata="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" fillcolor="#39a900" strokecolor="#42719b" strokeweight="1pt">
-                <v:stroke startarrowwidth="narrow" startarrowlength="short" endarrowwidth="narrow" endarrowlength="short" miterlimit="5243f"/>
+            <w:pict w14:anchorId="7189FFAC">
+              <v:rect id="_x0000_s1033" style="width:368.55pt;height:49.85pt;visibility:visible;mso-wrap-style:square;mso-left-percent:-10001;mso-top-percent:-10001;mso-position-horizontal:absolute;mso-position-horizontal-relative:char;mso-position-vertical:absolute;mso-position-vertical-relative:line;mso-left-percent:-10001;mso-top-percent:-10001;v-text-anchor:middle" fillcolor="#39a900" strokecolor="#42719b" strokeweight="1pt" w14:anchorId="1989074A" o:gfxdata="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">
+                <v:stroke miterlimit="5243f" startarrowwidth="narrow" startarrowlength="short" endarrowwidth="narrow" endarrowlength="short"/>
                 <v:textbox inset="2.53958mm,1.2694mm,2.53958mm,1.2694mm">
                   <w:txbxContent>
                     <w:p>
@@ -11608,7 +11812,6 @@
         <w:rPr>
           <w:noProof/>
         </w:rPr>
-        <w:lastRenderedPageBreak/>
         <w:drawing>
           <wp:inline distT="0" distB="0" distL="0" distR="0" wp14:anchorId="169599C7" wp14:editId="16C56C5A">
             <wp:extent cx="5952286" cy="1641475"/>
@@ -12166,11 +12369,10 @@
           <w:szCs w:val="20"/>
           <w:lang w:eastAsia="es-CO"/>
         </w:rPr>
-        <w:lastRenderedPageBreak/>
         <mc:AlternateContent>
           <mc:Choice Requires="wps">
             <w:drawing>
-              <wp:anchor distT="0" distB="0" distL="114300" distR="114300" simplePos="0" relativeHeight="251654656" behindDoc="0" locked="0" layoutInCell="1" allowOverlap="1" wp14:anchorId="5060C44F" wp14:editId="4CE470AF">
+              <wp:anchor distT="0" distB="0" distL="114300" distR="114300" simplePos="0" relativeHeight="251654656" behindDoc="0" locked="0" layoutInCell="1" allowOverlap="1" wp14:anchorId="7132728E" wp14:editId="4CE470AF">
                 <wp:simplePos x="0" y="0"/>
                 <wp:positionH relativeFrom="margin">
                   <wp:posOffset>85725</wp:posOffset>
@@ -12255,8 +12457,8 @@
             </w:drawing>
           </mc:Choice>
           <mc:Fallback>
-            <w:pict>
-              <v:roundrect w14:anchorId="5060C44F" id="_x0000_s1034" alt="Título: Texto destacado - Descripción: Una idea nueva que no define cómo se comprobará su efecto no es una mejora: es una preferencia con mejor presentación." style="position:absolute;margin-left:6.75pt;margin-top:20.7pt;width:475.25pt;height:69.3pt;z-index:251654656;visibility:visible;mso-wrap-style:square;mso-width-percent:0;mso-height-percent:0;mso-wrap-distance-left:9pt;mso-wrap-distance-top:0;mso-wrap-distance-right:9pt;mso-wrap-distance-bottom:0;mso-position-horizontal:absolute;mso-position-horizontal-relative:margin;mso-position-vertical:absolute;mso-position-vertical-relative:text;mso-width-percent:0;mso-height-percent:0;mso-width-relative:margin;mso-height-relative:margin;v-text-anchor:middle" arcsize="10923f" o:gfxdata="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" fillcolor="#fbe3d6" strokecolor="#a02b93" strokeweight="1pt">
+            <w:pict w14:anchorId="5B59884A">
+              <v:roundrect id="_x0000_s1034" style="position:absolute;margin-left:6.75pt;margin-top:20.7pt;width:475.25pt;height:69.3pt;z-index:251654656;visibility:visible;mso-wrap-style:square;mso-width-percent:0;mso-height-percent:0;mso-wrap-distance-left:9pt;mso-wrap-distance-top:0;mso-wrap-distance-right:9pt;mso-wrap-distance-bottom:0;mso-position-horizontal:absolute;mso-position-horizontal-relative:margin;mso-position-vertical:absolute;mso-position-vertical-relative:text;mso-width-percent:0;mso-height-percent:0;mso-width-relative:margin;mso-height-relative:margin;v-text-anchor:middle" alt="Título: Texto destacado - Descripción: Una idea nueva que no define cómo se comprobará su efecto no es una mejora: es una preferencia con mejor presentación." fillcolor="#fbe3d6" strokecolor="#a02b93" strokeweight="1pt" arcsize="10923f" w14:anchorId="5060C44F" o:gfxdata="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">
                 <v:stroke joinstyle="miter"/>
                 <v:shadow on="t" type="perspective" color="black" opacity="26214f" offset="0,0" matrix="66847f,,,66847f"/>
                 <v:textbox>
@@ -12511,7 +12713,6 @@
           <w:sz w:val="20"/>
           <w:szCs w:val="20"/>
         </w:rPr>
-        <w:lastRenderedPageBreak/>
         <w:t>Tabla 5.</w:t>
       </w:r>
       <w:r>
@@ -13177,7 +13378,6 @@
           <w:sz w:val="20"/>
           <w:szCs w:val="20"/>
         </w:rPr>
-        <w:lastRenderedPageBreak/>
         <w:t>Al cerrar un ciclo, lo realizado, lo verificado, lo hallado y lo decidido quedan dispersos en actas, formatos y correos, y solo un documento técnico los reúne en una pieza consultable. Su propósito no es narrar el proceso en orden cronológico, sino permitir que alguien que no participó comprenda qué se hizo, con qué evidencia se sustentan las conclusiones y qué acciones quedan en curso.</w:t>
       </w:r>
     </w:p>
@@ -13501,7 +13701,6 @@
           <w:sz w:val="20"/>
           <w:szCs w:val="20"/>
         </w:rPr>
-        <w:lastRenderedPageBreak/>
         <w:t>que dos jornadas de socialización se aplazaron por cruce con el cierre contable evita que la menor cobertura se atribuya al canal.</w:t>
       </w:r>
     </w:p>
@@ -13617,7 +13816,7 @@
         <mc:AlternateContent>
           <mc:Choice Requires="wps">
             <w:drawing>
-              <wp:anchor distT="0" distB="0" distL="114300" distR="114300" simplePos="0" relativeHeight="251655680" behindDoc="0" locked="0" layoutInCell="1" allowOverlap="1" wp14:anchorId="5060C44F" wp14:editId="4E69095C">
+              <wp:anchor distT="0" distB="0" distL="114300" distR="114300" simplePos="0" relativeHeight="251655680" behindDoc="0" locked="0" layoutInCell="1" allowOverlap="1" wp14:anchorId="7DB60521" wp14:editId="4E69095C">
                 <wp:simplePos x="0" y="0"/>
                 <wp:positionH relativeFrom="margin">
                   <wp:posOffset>84468</wp:posOffset>
@@ -13702,8 +13901,8 @@
             </w:drawing>
           </mc:Choice>
           <mc:Fallback>
-            <w:pict>
-              <v:roundrect w14:anchorId="5060C44F" id="_x0000_s1035" alt="Título: Texto destacado - Descripción: Un informe se juzga por una prueba sencilla: si cada recomendación puede rastrearse hasta un dato, sirve para decidir; si no, sirve para archivar." style="position:absolute;margin-left:6.65pt;margin-top:6.4pt;width:396.95pt;height:62.15pt;z-index:251655680;visibility:visible;mso-wrap-style:square;mso-width-percent:0;mso-height-percent:0;mso-wrap-distance-left:9pt;mso-wrap-distance-top:0;mso-wrap-distance-right:9pt;mso-wrap-distance-bottom:0;mso-position-horizontal:absolute;mso-position-horizontal-relative:margin;mso-position-vertical:absolute;mso-position-vertical-relative:text;mso-width-percent:0;mso-height-percent:0;mso-width-relative:margin;mso-height-relative:margin;v-text-anchor:middle" arcsize="10923f" o:gfxdata="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" fillcolor="#fbe3d6" strokecolor="#a02b93" strokeweight="1pt">
+            <w:pict w14:anchorId="2985B602">
+              <v:roundrect id="_x0000_s1035" style="position:absolute;margin-left:6.65pt;margin-top:6.4pt;width:396.95pt;height:62.15pt;z-index:251655680;visibility:visible;mso-wrap-style:square;mso-width-percent:0;mso-height-percent:0;mso-wrap-distance-left:9pt;mso-wrap-distance-top:0;mso-wrap-distance-right:9pt;mso-wrap-distance-bottom:0;mso-position-horizontal:absolute;mso-position-horizontal-relative:margin;mso-position-vertical:absolute;mso-position-vertical-relative:text;mso-width-percent:0;mso-height-percent:0;mso-width-relative:margin;mso-height-relative:margin;v-text-anchor:middle" alt="Título: Texto destacado - Descripción: Un informe se juzga por una prueba sencilla: si cada recomendación puede rastrearse hasta un dato, sirve para decidir; si no, sirve para archivar." fillcolor="#fbe3d6" strokecolor="#a02b93" strokeweight="1pt" arcsize="10923f" w14:anchorId="5060C44F" o:gfxdata="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">
                 <v:stroke joinstyle="miter"/>
                 <v:shadow on="t" type="perspective" color="black" opacity="26214f" offset="0,0" matrix="66847f,,,66847f"/>
                 <v:textbox>
@@ -13965,12 +14164,12 @@
         <w:tblW w:w="8664" w:type="dxa"/>
         <w:tblInd w:w="421" w:type="dxa"/>
         <w:tblBorders>
-          <w:top w:val="single" w:sz="4" w:space="0" w:color="000000"/>
-          <w:left w:val="single" w:sz="4" w:space="0" w:color="000000"/>
-          <w:bottom w:val="single" w:sz="4" w:space="0" w:color="000000"/>
-          <w:right w:val="single" w:sz="4" w:space="0" w:color="000000"/>
-          <w:insideH w:val="single" w:sz="4" w:space="0" w:color="000000"/>
-          <w:insideV w:val="single" w:sz="4" w:space="0" w:color="000000"/>
+          <w:top w:val="single" w:color="000000" w:sz="4" w:space="0"/>
+          <w:left w:val="single" w:color="000000" w:sz="4" w:space="0"/>
+          <w:bottom w:val="single" w:color="000000" w:sz="4" w:space="0"/>
+          <w:right w:val="single" w:color="000000" w:sz="4" w:space="0"/>
+          <w:insideH w:val="single" w:color="000000" w:sz="4" w:space="0"/>
+          <w:insideV w:val="single" w:color="000000" w:sz="4" w:space="0"/>
         </w:tblBorders>
         <w:tblLook w:val="0400" w:firstRow="0" w:lastRow="0" w:firstColumn="0" w:lastColumn="0" w:noHBand="0" w:noVBand="1"/>
       </w:tblPr>
@@ -14337,7 +14536,6 @@
           <w:sz w:val="20"/>
           <w:szCs w:val="20"/>
         </w:rPr>
-        <w:lastRenderedPageBreak/>
         <w:t>Acción preventiva:</w:t>
       </w:r>
       <w:r>
@@ -14707,7 +14905,6 @@
           <w:sz w:val="20"/>
           <w:szCs w:val="20"/>
         </w:rPr>
-        <w:lastRenderedPageBreak/>
         <w:t xml:space="preserve">Departamento Nacional de Planeación. (2015). </w:t>
       </w:r>
       <w:r>
@@ -14830,12 +15027,12 @@
         <w:tblW w:w="9967" w:type="dxa"/>
         <w:tblInd w:w="0" w:type="dxa"/>
         <w:tblBorders>
-          <w:top w:val="single" w:sz="4" w:space="0" w:color="000000"/>
-          <w:left w:val="single" w:sz="4" w:space="0" w:color="000000"/>
-          <w:bottom w:val="single" w:sz="4" w:space="0" w:color="000000"/>
-          <w:right w:val="single" w:sz="4" w:space="0" w:color="000000"/>
-          <w:insideH w:val="single" w:sz="4" w:space="0" w:color="000000"/>
-          <w:insideV w:val="single" w:sz="4" w:space="0" w:color="000000"/>
+          <w:top w:val="single" w:color="000000" w:sz="4" w:space="0"/>
+          <w:left w:val="single" w:color="000000" w:sz="4" w:space="0"/>
+          <w:bottom w:val="single" w:color="000000" w:sz="4" w:space="0"/>
+          <w:right w:val="single" w:color="000000" w:sz="4" w:space="0"/>
+          <w:insideH w:val="single" w:color="000000" w:sz="4" w:space="0"/>
+          <w:insideV w:val="single" w:color="000000" w:sz="4" w:space="0"/>
         </w:tblBorders>
         <w:tblLayout w:type="fixed"/>
         <w:tblLook w:val="04A0" w:firstRow="1" w:lastRow="0" w:firstColumn="1" w:lastColumn="0" w:noHBand="0" w:noVBand="1"/>
@@ -15273,12 +15470,12 @@
         <w:tblW w:w="9915" w:type="dxa"/>
         <w:tblInd w:w="0" w:type="dxa"/>
         <w:tblBorders>
-          <w:top w:val="single" w:sz="4" w:space="0" w:color="000000"/>
-          <w:left w:val="single" w:sz="4" w:space="0" w:color="000000"/>
-          <w:bottom w:val="single" w:sz="4" w:space="0" w:color="000000"/>
-          <w:right w:val="single" w:sz="4" w:space="0" w:color="000000"/>
-          <w:insideH w:val="single" w:sz="4" w:space="0" w:color="000000"/>
-          <w:insideV w:val="single" w:sz="4" w:space="0" w:color="000000"/>
+          <w:top w:val="single" w:color="000000" w:sz="4" w:space="0"/>
+          <w:left w:val="single" w:color="000000" w:sz="4" w:space="0"/>
+          <w:bottom w:val="single" w:color="000000" w:sz="4" w:space="0"/>
+          <w:right w:val="single" w:color="000000" w:sz="4" w:space="0"/>
+          <w:insideH w:val="single" w:color="000000" w:sz="4" w:space="0"/>
+          <w:insideV w:val="single" w:color="000000" w:sz="4" w:space="0"/>
         </w:tblBorders>
         <w:tblLayout w:type="fixed"/>
         <w:tblLook w:val="04A0" w:firstRow="1" w:lastRow="0" w:firstColumn="1" w:lastColumn="0" w:noHBand="0" w:noVBand="1"/>
@@ -15511,7 +15708,7 @@
     <w:sectPr>
       <w:headerReference w:type="default" r:id="rId34"/>
       <w:footerReference w:type="default" r:id="rId35"/>
-      <w:pgSz w:w="12240" w:h="15840"/>
+      <w:pgSz w:w="12240" w:h="15840" w:orient="portrait"/>
       <w:pgMar w:top="1701" w:right="1134" w:bottom="1134" w:left="1134" w:header="720" w:footer="0" w:gutter="0"/>
       <w:pgNumType w:start="1"/>
       <w:cols w:space="720"/>
@@ -15521,8 +15718,8 @@
 </file>
 
 <file path=word/comments.xml><?xml version="1.0" encoding="utf-8"?>
-<w:comments xmlns:wpc="http://schemas.microsoft.com/office/word/2010/wordprocessingCanvas" xmlns:cx="http://schemas.microsoft.com/office/drawing/2014/chartex" xmlns:cx1="http://schemas.microsoft.com/office/drawing/2015/9/8/chartex" xmlns:cx2="http://schemas.microsoft.com/office/drawing/2015/10/21/chartex" xmlns:cx3="http://schemas.microsoft.com/office/drawing/2016/5/9/chartex" xmlns:cx4="http://schemas.microsoft.com/office/drawing/2016/5/10/chartex" xmlns:cx5="http://schemas.microsoft.com/office/drawing/2016/5/11/chartex" xmlns:cx6="http://schemas.microsoft.com/office/drawing/2016/5/12/chartex" xmlns:cx7="http://schemas.microsoft.com/office/drawing/2016/5/13/chartex" xmlns:cx8="http://schemas.microsoft.com/office/drawing/2016/5/14/chartex" xmlns:mc="http://schemas.openxmlformats.org/markup-compatibility/2006" xmlns:aink="http://schemas.microsoft.com/office/drawing/2016/ink" xmlns:am3d="http://schemas.microsoft.com/office/drawing/2017/model3d" xmlns:o="urn:schemas-microsoft-com:office:office" xmlns:oel="http://schemas.microsoft.com/office/2019/extlst" xmlns:r="http://schemas.openxmlformats.org/officeDocument/2006/relationships" xmlns:m="http://schemas.openxmlformats.org/officeDocument/2006/math" xmlns:v="urn:schemas-microsoft-com:vml" xmlns:wp14="http://schemas.microsoft.com/office/word/2010/wordprocessingDrawing" xmlns:wp="http://schemas.openxmlformats.org/drawingml/2006/wordprocessingDrawing" xmlns:w10="urn:schemas-microsoft-com:office:word" xmlns:w="http://schemas.openxmlformats.org/wordprocessingml/2006/main" xmlns:w14="http://schemas.microsoft.com/office/word/2010/wordml" xmlns:w15="http://schemas.microsoft.com/office/word/2012/wordml" xmlns:w16cex="http://schemas.microsoft.com/office/word/2018/wordml/cex" xmlns:w16cid="http://schemas.microsoft.com/office/word/2016/wordml/cid" xmlns:w16="http://schemas.microsoft.com/office/word/2018/wordml" xmlns:w16du="http://schemas.microsoft.com/office/word/2023/wordml/word16du" xmlns:w16sdtdh="http://schemas.microsoft.com/office/word/2020/wordml/sdtdatahash" xmlns:w16sdtfl="http://schemas.microsoft.com/office/word/2024/wordml/sdtformatlock" xmlns:w16se="http://schemas.microsoft.com/office/word/2015/wordml/symex" xmlns:wpg="http://schemas.microsoft.com/office/word/2010/wordprocessingGroup" xmlns:wpi="http://schemas.microsoft.com/office/word/2010/wordprocessingInk" xmlns:wne="http://schemas.microsoft.com/office/word/2006/wordml" xmlns:wps="http://schemas.microsoft.com/office/word/2010/wordprocessingShape" mc:Ignorable="w14 w15 w16se w16cid w16 w16cex w16sdtdh w16sdtfl w16du wp14">
-  <w:comment w:id="0" w:author="Gloria Alzate" w:date="2026-09-04T09:30:00Z" w:initials="GA">
+<w:comments xmlns:wpc="http://schemas.microsoft.com/office/word/2010/wordprocessingCanvas" xmlns:cx="http://schemas.microsoft.com/office/drawing/2014/chartex" xmlns:cx1="http://schemas.microsoft.com/office/drawing/2015/9/8/chartex" xmlns:cx2="http://schemas.microsoft.com/office/drawing/2015/10/21/chartex" xmlns:cx3="http://schemas.microsoft.com/office/drawing/2016/5/9/chartex" xmlns:cx4="http://schemas.microsoft.com/office/drawing/2016/5/10/chartex" xmlns:cx5="http://schemas.microsoft.com/office/drawing/2016/5/11/chartex" xmlns:cx6="http://schemas.microsoft.com/office/drawing/2016/5/12/chartex" xmlns:cx7="http://schemas.microsoft.com/office/drawing/2016/5/13/chartex" xmlns:cx8="http://schemas.microsoft.com/office/drawing/2016/5/14/chartex" xmlns:mc="http://schemas.openxmlformats.org/markup-compatibility/2006" xmlns:aink="http://schemas.microsoft.com/office/drawing/2016/ink" xmlns:am3d="http://schemas.microsoft.com/office/drawing/2017/model3d" xmlns:o="urn:schemas-microsoft-com:office:office" xmlns:oel="http://schemas.microsoft.com/office/2019/extlst" xmlns:r="http://schemas.openxmlformats.org/officeDocument/2006/relationships" xmlns:m="http://schemas.openxmlformats.org/officeDocument/2006/math" xmlns:v="urn:schemas-microsoft-com:vml" xmlns:wp14="http://schemas.microsoft.com/office/word/2010/wordprocessingDrawing" xmlns:wp="http://schemas.openxmlformats.org/drawingml/2006/wordprocessingDrawing" xmlns:w10="urn:schemas-microsoft-com:office:word" xmlns:w="http://schemas.openxmlformats.org/wordprocessingml/2006/main" xmlns:w14="http://schemas.microsoft.com/office/word/2010/wordml" xmlns:w15="http://schemas.microsoft.com/office/word/2012/wordml" xmlns:w16cex="http://schemas.microsoft.com/office/word/2018/wordml/cex" xmlns:w16cid="http://schemas.microsoft.com/office/word/2016/wordml/cid" xmlns:w16="http://schemas.microsoft.com/office/word/2018/wordml" xmlns:w16du="http://schemas.microsoft.com/office/word/2023/wordml/word16du" xmlns:w16sdtdh="http://schemas.microsoft.com/office/word/2020/wordml/sdtdatahash" xmlns:w16sdtfl="http://schemas.microsoft.com/office/word/2024/wordml/sdtformatlock" xmlns:w16se="http://schemas.microsoft.com/office/word/2015/wordml/symex" xmlns:wpg="http://schemas.microsoft.com/office/word/2010/wordprocessingGroup" xmlns:wpi="http://schemas.microsoft.com/office/word/2010/wordprocessingInk" xmlns:wne="http://schemas.microsoft.com/office/word/2006/wordml" xmlns:wps="http://schemas.microsoft.com/office/word/2010/wordprocessingShape" xmlns:a="http://schemas.openxmlformats.org/drawingml/2006/main" xmlns:pic="http://schemas.openxmlformats.org/drawingml/2006/picture" xmlns:a14="http://schemas.microsoft.com/office/drawing/2010/main" mc:Ignorable="w14 w15 w16se w16cid w16 w16cex w16sdtdh w16sdtfl w16du wp14">
+  <w:comment w:initials="GA" w:author="Gloria Alzate" w:date="2026-09-04T09:30:00Z" w:id="0">
     <w:p>
       <w:pPr>
         <w:pStyle w:val="Textocomentario"/>
@@ -15627,7 +15824,7 @@
       </w:r>
     </w:p>
   </w:comment>
-  <w:comment w:id="1" w:author="Gloria Alzate" w:date="2026-09-04T09:56:00Z" w:initials="GA">
+  <w:comment w:initials="GA" w:author="Gloria Alzate" w:date="2026-09-04T09:56:00Z" w:id="1">
     <w:p>
       <w:pPr>
         <w:pStyle w:val="Textocomentario"/>
@@ -15716,7 +15913,7 @@
       </w:r>
     </w:p>
   </w:comment>
-  <w:comment w:id="2" w:author="Gloria Alzate" w:date="2026-09-04T10:01:00Z" w:initials="GA">
+  <w:comment w:initials="GA" w:author="Gloria Alzate" w:date="2026-09-04T10:01:00Z" w:id="2">
     <w:p>
       <w:pPr>
         <w:pStyle w:val="Textocomentario"/>
@@ -15822,7 +16019,7 @@
       </w:r>
     </w:p>
   </w:comment>
-  <w:comment w:id="3" w:author="Gloria Alzate" w:date="2026-09-04T10:03:00Z" w:initials="GA">
+  <w:comment w:initials="GA" w:author="Gloria Alzate" w:date="2026-09-04T10:03:00Z" w:id="3">
     <w:p>
       <w:pPr>
         <w:pStyle w:val="Textocomentario"/>
@@ -15889,7 +16086,7 @@
       </w:r>
     </w:p>
   </w:comment>
-  <w:comment w:id="4" w:author="Gloria Alzate" w:date="2026-09-04T10:17:00Z" w:initials="GA">
+  <w:comment w:initials="GA" w:author="Gloria Alzate" w:date="2026-09-04T10:17:00Z" w:id="4">
     <w:p>
       <w:pPr>
         <w:pStyle w:val="Textocomentario"/>
@@ -15986,7 +16183,7 @@
       </w:r>
     </w:p>
   </w:comment>
-  <w:comment w:id="5" w:author="Gloria Alzate" w:date="2026-09-04T10:21:00Z" w:initials="GA">
+  <w:comment w:initials="GA" w:author="Gloria Alzate" w:date="2026-09-04T10:21:00Z" w:id="5">
     <w:p>
       <w:pPr>
         <w:pStyle w:val="Textocomentario"/>
@@ -16058,7 +16255,7 @@
       </w:r>
     </w:p>
   </w:comment>
-  <w:comment w:id="6" w:author="Gloria Alzate" w:date="2026-09-04T11:04:00Z" w:initials="GA">
+  <w:comment w:initials="GA" w:author="Gloria Alzate" w:date="2026-09-04T11:04:00Z" w:id="6">
     <w:p>
       <w:pPr>
         <w:pStyle w:val="Textocomentario"/>
@@ -16115,7 +16312,7 @@
       </w:r>
     </w:p>
   </w:comment>
-  <w:comment w:id="7" w:author="Gloria Alzate" w:date="2026-09-04T11:11:00Z" w:initials="GA">
+  <w:comment w:initials="GA" w:author="Gloria Alzate" w:date="2026-09-04T11:11:00Z" w:id="7">
     <w:p>
       <w:pPr>
         <w:pStyle w:val="Textocomentario"/>
@@ -16131,7 +16328,7 @@
       </w:r>
     </w:p>
   </w:comment>
-  <w:comment w:id="8" w:author="Gloria Alzate" w:date="2026-09-04T11:22:00Z" w:initials="GA">
+  <w:comment w:initials="GA" w:author="Gloria Alzate" w:date="2026-09-04T11:22:00Z" w:id="8">
     <w:p>
       <w:pPr>
         <w:pStyle w:val="Textocomentario"/>
@@ -16202,7 +16399,7 @@
       </w:r>
     </w:p>
   </w:comment>
-  <w:comment w:id="9" w:author="Gloria Alzate" w:date="2026-09-04T12:03:00Z" w:initials="GA">
+  <w:comment w:initials="GA" w:author="Gloria Alzate" w:date="2026-09-04T12:03:00Z" w:id="9">
     <w:p>
       <w:pPr>
         <w:pStyle w:val="Textocomentario"/>
@@ -16295,7 +16492,7 @@
       </w:r>
     </w:p>
   </w:comment>
-  <w:comment w:id="10" w:author="Gloria Alzate" w:date="2026-09-04T11:51:00Z" w:initials="GA">
+  <w:comment w:initials="GA" w:author="Gloria Alzate" w:date="2026-09-04T11:51:00Z" w:id="10">
     <w:p>
       <w:pPr>
         <w:pStyle w:val="Textocomentario"/>
@@ -16311,7 +16508,7 @@
       </w:r>
     </w:p>
   </w:comment>
-  <w:comment w:id="11" w:author="Gloria Alzate" w:date="2026-09-04T12:10:00Z" w:initials="GA">
+  <w:comment w:initials="GA" w:author="Gloria Alzate" w:date="2026-09-04T12:10:00Z" w:id="11">
     <w:p>
       <w:pPr>
         <w:pStyle w:val="Textocomentario"/>
@@ -16356,6 +16553,8 @@
       </w:r>
       <w:r>
         <w:br/>
+      </w:r>
+      <w:r>
         <w:t>Se repite en fechas definidas, porque una observación aislada no distingue un hecho puntual de una tendencia.</w:t>
       </w:r>
       <w:r>
@@ -16379,6 +16578,8 @@
       </w:r>
       <w:r>
         <w:br/>
+      </w:r>
+      <w:r>
         <w:t>Se concentra en unas pocas acciones críticas, porque intentar registrar todo termina por no registrar nada útil.</w:t>
       </w:r>
       <w:r>
@@ -16410,7 +16611,7 @@
       </w:r>
     </w:p>
   </w:comment>
-  <w:comment w:id="12" w:author="Gloria Alzate" w:date="2026-09-04T12:14:00Z" w:initials="GA">
+  <w:comment w:initials="GA" w:author="Gloria Alzate" w:date="2026-09-04T12:14:00Z" w:id="12">
     <w:p>
       <w:pPr>
         <w:pStyle w:val="Textocomentario"/>
@@ -16426,7 +16627,7 @@
       </w:r>
     </w:p>
   </w:comment>
-  <w:comment w:id="13" w:author="Gloria Alzate" w:date="2026-09-05T10:24:00Z" w:initials="GA">
+  <w:comment w:initials="GA" w:author="Gloria Alzate" w:date="2026-09-05T10:24:00Z" w:id="13">
     <w:p>
       <w:pPr>
         <w:pStyle w:val="Textocomentario"/>
@@ -16512,6 +16713,12 @@
           <w:bCs/>
         </w:rPr>
         <w:tab/>
+      </w:r>
+      <w:r>
+        <w:rPr>
+          <w:b/>
+          <w:bCs/>
+        </w:rPr>
         <w:t>Bitácora de novedades</w:t>
       </w:r>
     </w:p>
@@ -16559,6 +16766,12 @@
           <w:bCs/>
         </w:rPr>
         <w:tab/>
+      </w:r>
+      <w:r>
+        <w:rPr>
+          <w:b/>
+          <w:bCs/>
+        </w:rPr>
         <w:t>Reporte periódico de canales</w:t>
       </w:r>
     </w:p>
@@ -16600,6 +16813,12 @@
           <w:bCs/>
         </w:rPr>
         <w:tab/>
+      </w:r>
+      <w:r>
+        <w:rPr>
+          <w:b/>
+          <w:bCs/>
+        </w:rPr>
         <w:t>Acta de comité de seguimiento</w:t>
       </w:r>
     </w:p>
@@ -16632,7 +16851,7 @@
       <w:r>
         <w:t xml:space="preserve">Enlace: </w:t>
       </w:r>
-      <w:hyperlink r:id="rId3" w:anchor="fromView=detail&amp;position=4&amp;uuid=8399e732-9137-48f1-9024-d162e96296f9&amp;track=ais_hybrid&amp;from_element=cross_selling__vector" w:history="1">
+      <w:hyperlink w:history="1" w:anchor="fromView=detail&amp;position=4&amp;uuid=8399e732-9137-48f1-9024-d162e96296f9&amp;track=ais_hybrid&amp;from_element=cross_selling__vector" r:id="rId3">
         <w:r>
           <w:rPr>
             <w:rStyle w:val="Hipervnculo"/>
@@ -16642,7 +16861,7 @@
       </w:hyperlink>
     </w:p>
   </w:comment>
-  <w:comment w:id="14" w:author="Gloria Alzate" w:date="2026-09-04T12:17:00Z" w:initials="GA">
+  <w:comment w:initials="GA" w:author="Gloria Alzate" w:date="2026-09-04T12:17:00Z" w:id="14">
     <w:p>
       <w:pPr>
         <w:pStyle w:val="Textocomentario"/>
@@ -16658,7 +16877,7 @@
       </w:r>
     </w:p>
   </w:comment>
-  <w:comment w:id="15" w:author="Gloria Alzate" w:date="2026-09-04T12:31:00Z" w:initials="GA">
+  <w:comment w:initials="GA" w:author="Gloria Alzate" w:date="2026-09-04T12:31:00Z" w:id="15">
     <w:p>
       <w:pPr>
         <w:pStyle w:val="Textocomentario"/>
@@ -16674,7 +16893,7 @@
       </w:r>
     </w:p>
   </w:comment>
-  <w:comment w:id="16" w:author="Gloria Alzate" w:date="2026-09-04T12:31:00Z" w:initials="GA">
+  <w:comment w:initials="GA" w:author="Gloria Alzate" w:date="2026-09-04T12:31:00Z" w:id="16">
     <w:p>
       <w:pPr>
         <w:pStyle w:val="Textocomentario"/>
@@ -16690,7 +16909,7 @@
       </w:r>
     </w:p>
   </w:comment>
-  <w:comment w:id="17" w:author="Gloria Alzate" w:date="2026-09-04T13:12:00Z" w:initials="GA">
+  <w:comment w:initials="GA" w:author="Gloria Alzate" w:date="2026-09-04T13:12:00Z" w:id="17">
     <w:p>
       <w:pPr>
         <w:pStyle w:val="Textocomentario"/>
@@ -16791,7 +17010,7 @@
       </w:r>
     </w:p>
   </w:comment>
-  <w:comment w:id="18" w:author="Gloria Alzate" w:date="2026-09-04T12:50:00Z" w:initials="GA">
+  <w:comment w:initials="GA" w:author="Gloria Alzate" w:date="2026-09-04T12:50:00Z" w:id="18">
     <w:p>
       <w:pPr>
         <w:pStyle w:val="Textocomentario"/>
@@ -16807,7 +17026,7 @@
       </w:r>
     </w:p>
   </w:comment>
-  <w:comment w:id="19" w:author="Gloria Alzate" w:date="2026-09-04T12:47:00Z" w:initials="GA">
+  <w:comment w:initials="GA" w:author="Gloria Alzate" w:date="2026-09-04T12:47:00Z" w:id="19">
     <w:p>
       <w:pPr>
         <w:pStyle w:val="Textocomentario"/>
@@ -16823,7 +17042,7 @@
       </w:r>
     </w:p>
   </w:comment>
-  <w:comment w:id="20" w:author="Gloria Alzate" w:date="2026-09-04T12:55:00Z" w:initials="GA">
+  <w:comment w:initials="GA" w:author="Gloria Alzate" w:date="2026-09-04T12:55:00Z" w:id="20">
     <w:p>
       <w:pPr>
         <w:pStyle w:val="Textocomentario"/>
@@ -16839,7 +17058,7 @@
       </w:r>
     </w:p>
   </w:comment>
-  <w:comment w:id="21" w:author="Gloria Alzate" w:date="2026-09-04T12:56:00Z" w:initials="GA">
+  <w:comment w:initials="GA" w:author="Gloria Alzate" w:date="2026-09-04T12:56:00Z" w:id="21">
     <w:p>
       <w:pPr>
         <w:pStyle w:val="Textocomentario"/>
@@ -16855,7 +17074,7 @@
       </w:r>
     </w:p>
   </w:comment>
-  <w:comment w:id="22" w:author="Gloria Alzate" w:date="2026-09-04T15:50:00Z" w:initials="GA">
+  <w:comment w:initials="GA" w:author="Gloria Alzate" w:date="2026-09-04T15:50:00Z" w:id="22">
     <w:p>
       <w:pPr>
         <w:pStyle w:val="Textocomentario"/>
@@ -16921,7 +17140,7 @@
       </w:r>
     </w:p>
   </w:comment>
-  <w:comment w:id="23" w:author="Gloria Alzate" w:date="2026-09-04T15:45:00Z" w:initials="GA">
+  <w:comment w:initials="GA" w:author="Gloria Alzate" w:date="2026-09-04T15:45:00Z" w:id="23">
     <w:p>
       <w:pPr>
         <w:pStyle w:val="Textocomentario"/>
@@ -16937,7 +17156,7 @@
       </w:r>
     </w:p>
   </w:comment>
-  <w:comment w:id="24" w:author="Gloria Alzate" w:date="2026-09-04T15:55:00Z" w:initials="GA">
+  <w:comment w:initials="GA" w:author="Gloria Alzate" w:date="2026-09-04T15:55:00Z" w:id="24">
     <w:p>
       <w:pPr>
         <w:pStyle w:val="Textocomentario"/>
@@ -16953,7 +17172,7 @@
       </w:r>
     </w:p>
   </w:comment>
-  <w:comment w:id="25" w:author="Gloria Alzate" w:date="2026-09-04T16:13:00Z" w:initials="GA">
+  <w:comment w:initials="GA" w:author="Gloria Alzate" w:date="2026-09-04T16:13:00Z" w:id="25">
     <w:p>
       <w:pPr>
         <w:pStyle w:val="Textocomentario"/>
@@ -16969,7 +17188,7 @@
       </w:r>
     </w:p>
   </w:comment>
-  <w:comment w:id="26" w:author="Gloria Alzate" w:date="2026-09-04T16:31:00Z" w:initials="GA">
+  <w:comment w:initials="GA" w:author="Gloria Alzate" w:date="2026-09-04T16:31:00Z" w:id="26">
     <w:p>
       <w:pPr>
         <w:pStyle w:val="Textocomentario"/>
@@ -17045,7 +17264,7 @@
       </w:r>
     </w:p>
   </w:comment>
-  <w:comment w:id="27" w:author="Gloria Alzate" w:date="2026-09-04T16:53:00Z" w:initials="GA">
+  <w:comment w:initials="GA" w:author="Gloria Alzate" w:date="2026-09-04T16:53:00Z" w:id="27">
     <w:p>
       <w:pPr>
         <w:pStyle w:val="Textocomentario"/>
@@ -17061,7 +17280,7 @@
       </w:r>
     </w:p>
   </w:comment>
-  <w:comment w:id="28" w:author="Gloria Alzate" w:date="2026-09-04T17:08:00Z" w:initials="GA">
+  <w:comment w:initials="GA" w:author="Gloria Alzate" w:date="2026-09-04T17:08:00Z" w:id="28">
     <w:p>
       <w:pPr>
         <w:pStyle w:val="Textocomentario"/>
@@ -17180,7 +17399,7 @@
       </w:r>
     </w:p>
   </w:comment>
-  <w:comment w:id="29" w:author="Gloria Alzate" w:date="2026-09-04T17:26:00Z" w:initials="GA">
+  <w:comment w:initials="GA" w:author="Gloria Alzate" w:date="2026-09-04T17:26:00Z" w:id="29">
     <w:p>
       <w:pPr>
         <w:pStyle w:val="Textocomentario"/>
@@ -17196,7 +17415,7 @@
       </w:r>
     </w:p>
   </w:comment>
-  <w:comment w:id="30" w:author="Gloria Alzate" w:date="2026-09-04T17:26:00Z" w:initials="GA">
+  <w:comment w:initials="GA" w:author="Gloria Alzate" w:date="2026-09-04T17:26:00Z" w:id="30">
     <w:p>
       <w:pPr>
         <w:pStyle w:val="Textocomentario"/>
@@ -17212,7 +17431,7 @@
       </w:r>
     </w:p>
   </w:comment>
-  <w:comment w:id="31" w:author="Diseño Instruccional" w:date="2026-09-04T00:13:00Z" w:initials="DI">
+  <w:comment w:initials="DI" w:author="Diseño Instruccional" w:date="2026-09-04T00:13:00Z" w:id="31">
     <w:p>
       <w:pPr>
         <w:pStyle w:val="Textocomentario"/>
@@ -17225,7 +17444,7 @@
       </w:r>
     </w:p>
   </w:comment>
-  <w:comment w:id="32" w:author="Gloria Alzate" w:date="2026-09-04T17:52:00Z" w:initials="GA">
+  <w:comment w:initials="GA" w:author="Gloria Alzate" w:date="2026-09-04T17:52:00Z" w:id="32">
     <w:p>
       <w:pPr>
         <w:pStyle w:val="Textocomentario"/>
@@ -17241,7 +17460,7 @@
       </w:r>
     </w:p>
   </w:comment>
-  <w:comment w:id="33" w:author="Gloria Alzate" w:date="2026-09-04T17:58:00Z" w:initials="GA">
+  <w:comment w:initials="GA" w:author="Gloria Alzate" w:date="2026-09-04T17:58:00Z" w:id="33">
     <w:p>
       <w:pPr>
         <w:pStyle w:val="Textocomentario"/>
@@ -17257,7 +17476,7 @@
       </w:r>
     </w:p>
   </w:comment>
-  <w:comment w:id="34" w:author="Gloria Alzate" w:date="2026-09-04T19:41:00Z" w:initials="GA">
+  <w:comment w:initials="GA" w:author="Gloria Alzate" w:date="2026-09-04T19:41:00Z" w:id="34">
     <w:p>
       <w:pPr>
         <w:pStyle w:val="Textocomentario"/>
@@ -17346,7 +17565,7 @@
       </w:r>
     </w:p>
   </w:comment>
-  <w:comment w:id="35" w:author="Gloria Alzate" w:date="2026-09-05T10:02:00Z" w:initials="GA">
+  <w:comment w:initials="GA" w:author="Gloria Alzate" w:date="2026-09-05T10:02:00Z" w:id="35">
     <w:p>
       <w:pPr>
         <w:pStyle w:val="Textocomentario"/>
@@ -17468,7 +17687,7 @@
       <w:pPr>
         <w:pStyle w:val="Textocomentario"/>
       </w:pPr>
-      <w:hyperlink r:id="rId4" w:anchor="fromView=search&amp;page=1&amp;position=6&amp;uuid=26813eb0-c640-4116-8521-ebeb1f3d3371&amp;track=ais_hybrid&amp;query=infografia+de+4+modales+PERSONAL+OFICINA" w:history="1">
+      <w:hyperlink w:history="1" w:anchor="fromView=search&amp;page=1&amp;position=6&amp;uuid=26813eb0-c640-4116-8521-ebeb1f3d3371&amp;track=ais_hybrid&amp;query=infografia+de+4+modales+PERSONAL+OFICINA" r:id="rId4">
         <w:r>
           <w:rPr>
             <w:rStyle w:val="Hipervnculo"/>
@@ -17478,7 +17697,7 @@
       </w:hyperlink>
     </w:p>
   </w:comment>
-  <w:comment w:id="36" w:author="Diseño Instruccional" w:date="2026-09-04T00:13:00Z" w:initials="DI">
+  <w:comment w:initials="DI" w:author="Diseño Instruccional" w:date="2026-09-04T00:13:00Z" w:id="36">
     <w:p>
       <w:r>
         <w:annotationRef/>
@@ -17488,7 +17707,7 @@
       </w:r>
     </w:p>
   </w:comment>
-  <w:comment w:id="37" w:author="Gloria Alzate" w:date="2026-09-04T20:07:00Z" w:initials="GA">
+  <w:comment w:initials="GA" w:author="Gloria Alzate" w:date="2026-09-04T20:07:00Z" w:id="37">
     <w:p>
       <w:pPr>
         <w:pStyle w:val="Textocomentario"/>
@@ -17504,7 +17723,7 @@
       </w:r>
     </w:p>
   </w:comment>
-  <w:comment w:id="38" w:author="Gloria Alzate" w:date="2026-09-04T20:27:00Z" w:initials="GA">
+  <w:comment w:initials="GA" w:author="Gloria Alzate" w:date="2026-09-04T20:27:00Z" w:id="38">
     <w:p>
       <w:pPr>
         <w:pStyle w:val="Textocomentario"/>
@@ -17520,7 +17739,7 @@
       </w:r>
     </w:p>
   </w:comment>
-  <w:comment w:id="39" w:author="Diseño Instruccional" w:date="2026-09-04T00:13:00Z" w:initials="DI">
+  <w:comment w:initials="DI" w:author="Diseño Instruccional" w:date="2026-09-04T00:13:00Z" w:id="39">
     <w:p>
       <w:r>
         <w:annotationRef/>
@@ -17530,7 +17749,7 @@
       </w:r>
     </w:p>
   </w:comment>
-  <w:comment w:id="40" w:author="Diseño Instruccional" w:date="2026-09-04T00:13:00Z" w:initials="DI">
+  <w:comment w:initials="DI" w:author="Diseño Instruccional" w:date="2026-09-04T00:13:00Z" w:id="40">
     <w:p>
       <w:r>
         <w:annotationRef/>
@@ -17540,7 +17759,7 @@
       </w:r>
     </w:p>
   </w:comment>
-  <w:comment w:id="41" w:author="Diseño Instruccional" w:date="2026-09-04T00:13:00Z" w:initials="DI">
+  <w:comment w:initials="DI" w:author="Diseño Instruccional" w:date="2026-09-04T00:13:00Z" w:id="41">
     <w:p>
       <w:r>
         <w:annotationRef/>
@@ -17550,7 +17769,7 @@
       </w:r>
     </w:p>
   </w:comment>
-  <w:comment w:id="42" w:author="Gloria Alzate" w:date="2026-09-05T09:53:00Z" w:initials="GA">
+  <w:comment w:initials="GA" w:author="Gloria Alzate" w:date="2026-09-05T09:53:00Z" w:id="42">
     <w:p>
       <w:pPr>
         <w:pStyle w:val="Textocomentario"/>
@@ -17601,7 +17820,7 @@
       </w:r>
     </w:p>
   </w:comment>
-  <w:comment w:id="43" w:author="Gloria Alzate" w:date="2026-09-04T21:05:00Z" w:initials="GA">
+  <w:comment w:initials="GA" w:author="Gloria Alzate" w:date="2026-09-04T21:05:00Z" w:id="43">
     <w:p>
       <w:pPr>
         <w:pStyle w:val="Textocomentario"/>
@@ -17617,7 +17836,7 @@
       </w:r>
     </w:p>
   </w:comment>
-  <w:comment w:id="44" w:author="Diseño Instruccional" w:date="2026-09-04T00:13:00Z" w:initials="DI">
+  <w:comment w:initials="DI" w:author="Diseño Instruccional" w:date="2026-09-04T00:13:00Z" w:id="44">
     <w:p>
       <w:r>
         <w:annotationRef/>
@@ -17627,7 +17846,7 @@
       </w:r>
     </w:p>
   </w:comment>
-  <w:comment w:id="45" w:author="Gloria Alzate" w:date="2026-09-04T21:08:00Z" w:initials="GA">
+  <w:comment w:initials="GA" w:author="Gloria Alzate" w:date="2026-09-04T21:08:00Z" w:id="45">
     <w:p>
       <w:pPr>
         <w:pStyle w:val="Textocomentario"/>
@@ -17643,7 +17862,7 @@
       </w:r>
     </w:p>
   </w:comment>
-  <w:comment w:id="46" w:author="Diseño Instruccional" w:date="2026-09-04T00:13:00Z" w:initials="DI">
+  <w:comment w:initials="DI" w:author="Diseño Instruccional" w:date="2026-09-04T00:13:00Z" w:id="46">
     <w:p>
       <w:r>
         <w:annotationRef/>
@@ -17653,7 +17872,7 @@
       </w:r>
     </w:p>
   </w:comment>
-  <w:comment w:id="47" w:author="Gloria Alzate" w:date="2026-09-04T21:16:00Z" w:initials="GA">
+  <w:comment w:initials="GA" w:author="Gloria Alzate" w:date="2026-09-04T21:16:00Z" w:id="47">
     <w:p>
       <w:pPr>
         <w:pStyle w:val="Textocomentario"/>
@@ -17669,7 +17888,7 @@
       </w:r>
     </w:p>
   </w:comment>
-  <w:comment w:id="48" w:author="Gloria Alzate" w:date="2026-09-04T21:20:00Z" w:initials="GA">
+  <w:comment w:initials="GA" w:author="Gloria Alzate" w:date="2026-09-04T21:20:00Z" w:id="48">
     <w:p>
       <w:pPr>
         <w:pStyle w:val="Textocomentario"/>
@@ -17685,7 +17904,7 @@
       </w:r>
     </w:p>
   </w:comment>
-  <w:comment w:id="49" w:author="Gloria Alzate" w:date="2026-09-04T21:19:00Z" w:initials="GA">
+  <w:comment w:initials="GA" w:author="Gloria Alzate" w:date="2026-09-04T21:19:00Z" w:id="49">
     <w:p>
       <w:pPr>
         <w:pStyle w:val="Textocomentario"/>
@@ -17701,7 +17920,7 @@
       </w:r>
     </w:p>
   </w:comment>
-  <w:comment w:id="50" w:author="Gloria Alzate" w:date="2026-09-04T08:35:00Z" w:initials="GA">
+  <w:comment w:initials="GA" w:author="Gloria Alzate" w:date="2026-09-04T08:35:00Z" w:id="50">
     <w:p>
       <w:pPr>
         <w:pStyle w:val="Textocomentario"/>
@@ -17953,7 +18172,7 @@
       <w:ind w:left="-2" w:hanging="2"/>
       <w:jc w:val="right"/>
       <w:rPr>
-        <w:rFonts w:ascii="Times New Roman" w:eastAsia="Times New Roman" w:hAnsi="Times New Roman" w:cs="Times New Roman"/>
+        <w:rFonts w:ascii="Times New Roman" w:hAnsi="Times New Roman" w:eastAsia="Times New Roman" w:cs="Times New Roman"/>
         <w:sz w:val="24"/>
         <w:szCs w:val="24"/>
       </w:rPr>
@@ -17964,7 +18183,7 @@
       <w:pStyle w:val="Normal0"/>
       <w:spacing w:line="240" w:lineRule="auto"/>
       <w:rPr>
-        <w:rFonts w:ascii="Times New Roman" w:eastAsia="Times New Roman" w:hAnsi="Times New Roman" w:cs="Times New Roman"/>
+        <w:rFonts w:ascii="Times New Roman" w:hAnsi="Times New Roman" w:eastAsia="Times New Roman" w:cs="Times New Roman"/>
         <w:sz w:val="24"/>
         <w:szCs w:val="24"/>
       </w:rPr>
@@ -18029,7 +18248,7 @@
 </file>
 
 <file path=word/header1.xml><?xml version="1.0" encoding="utf-8"?>
-<w:hdr xmlns:wpc="http://schemas.microsoft.com/office/word/2010/wordprocessingCanvas" xmlns:cx="http://schemas.microsoft.com/office/drawing/2014/chartex" xmlns:cx1="http://schemas.microsoft.com/office/drawing/2015/9/8/chartex" xmlns:cx2="http://schemas.microsoft.com/office/drawing/2015/10/21/chartex" xmlns:cx3="http://schemas.microsoft.com/office/drawing/2016/5/9/chartex" xmlns:cx4="http://schemas.microsoft.com/office/drawing/2016/5/10/chartex" xmlns:cx5="http://schemas.microsoft.com/office/drawing/2016/5/11/chartex" xmlns:cx6="http://schemas.microsoft.com/office/drawing/2016/5/12/chartex" xmlns:cx7="http://schemas.microsoft.com/office/drawing/2016/5/13/chartex" xmlns:cx8="http://schemas.microsoft.com/office/drawing/2016/5/14/chartex" xmlns:mc="http://schemas.openxmlformats.org/markup-compatibility/2006" xmlns:aink="http://schemas.microsoft.com/office/drawing/2016/ink" xmlns:am3d="http://schemas.microsoft.com/office/drawing/2017/model3d" xmlns:o="urn:schemas-microsoft-com:office:office" xmlns:oel="http://schemas.microsoft.com/office/2019/extlst" xmlns:r="http://schemas.openxmlformats.org/officeDocument/2006/relationships" xmlns:m="http://schemas.openxmlformats.org/officeDocument/2006/math" xmlns:v="urn:schemas-microsoft-com:vml" xmlns:wp14="http://schemas.microsoft.com/office/word/2010/wordprocessingDrawing" xmlns:wp="http://schemas.openxmlformats.org/drawingml/2006/wordprocessingDrawing" xmlns:w10="urn:schemas-microsoft-com:office:word" xmlns:w="http://schemas.openxmlformats.org/wordprocessingml/2006/main" xmlns:w14="http://schemas.microsoft.com/office/word/2010/wordml" xmlns:w15="http://schemas.microsoft.com/office/word/2012/wordml" xmlns:w16cex="http://schemas.microsoft.com/office/word/2018/wordml/cex" xmlns:w16cid="http://schemas.microsoft.com/office/word/2016/wordml/cid" xmlns:w16="http://schemas.microsoft.com/office/word/2018/wordml" xmlns:w16du="http://schemas.microsoft.com/office/word/2023/wordml/word16du" xmlns:w16sdtdh="http://schemas.microsoft.com/office/word/2020/wordml/sdtdatahash" xmlns:w16sdtfl="http://schemas.microsoft.com/office/word/2024/wordml/sdtformatlock" xmlns:w16se="http://schemas.microsoft.com/office/word/2015/wordml/symex" xmlns:wpg="http://schemas.microsoft.com/office/word/2010/wordprocessingGroup" xmlns:wpi="http://schemas.microsoft.com/office/word/2010/wordprocessingInk" xmlns:wne="http://schemas.microsoft.com/office/word/2006/wordml" xmlns:wps="http://schemas.microsoft.com/office/word/2010/wordprocessingShape" mc:Ignorable="w14 w15 w16se w16cid w16 w16cex w16sdtdh w16sdtfl w16du wp14">
+<w:hdr xmlns:wpc="http://schemas.microsoft.com/office/word/2010/wordprocessingCanvas" xmlns:cx="http://schemas.microsoft.com/office/drawing/2014/chartex" xmlns:cx1="http://schemas.microsoft.com/office/drawing/2015/9/8/chartex" xmlns:cx2="http://schemas.microsoft.com/office/drawing/2015/10/21/chartex" xmlns:cx3="http://schemas.microsoft.com/office/drawing/2016/5/9/chartex" xmlns:cx4="http://schemas.microsoft.com/office/drawing/2016/5/10/chartex" xmlns:cx5="http://schemas.microsoft.com/office/drawing/2016/5/11/chartex" xmlns:cx6="http://schemas.microsoft.com/office/drawing/2016/5/12/chartex" xmlns:cx7="http://schemas.microsoft.com/office/drawing/2016/5/13/chartex" xmlns:cx8="http://schemas.microsoft.com/office/drawing/2016/5/14/chartex" xmlns:mc="http://schemas.openxmlformats.org/markup-compatibility/2006" xmlns:aink="http://schemas.microsoft.com/office/drawing/2016/ink" xmlns:am3d="http://schemas.microsoft.com/office/drawing/2017/model3d" xmlns:o="urn:schemas-microsoft-com:office:office" xmlns:oel="http://schemas.microsoft.com/office/2019/extlst" xmlns:r="http://schemas.openxmlformats.org/officeDocument/2006/relationships" xmlns:m="http://schemas.openxmlformats.org/officeDocument/2006/math" xmlns:v="urn:schemas-microsoft-com:vml" xmlns:wp14="http://schemas.microsoft.com/office/word/2010/wordprocessingDrawing" xmlns:wp="http://schemas.openxmlformats.org/drawingml/2006/wordprocessingDrawing" xmlns:w10="urn:schemas-microsoft-com:office:word" xmlns:w="http://schemas.openxmlformats.org/wordprocessingml/2006/main" xmlns:w14="http://schemas.microsoft.com/office/word/2010/wordml" xmlns:w15="http://schemas.microsoft.com/office/word/2012/wordml" xmlns:w16cex="http://schemas.microsoft.com/office/word/2018/wordml/cex" xmlns:w16cid="http://schemas.microsoft.com/office/word/2016/wordml/cid" xmlns:w16="http://schemas.microsoft.com/office/word/2018/wordml" xmlns:w16du="http://schemas.microsoft.com/office/word/2023/wordml/word16du" xmlns:w16sdtdh="http://schemas.microsoft.com/office/word/2020/wordml/sdtdatahash" xmlns:w16sdtfl="http://schemas.microsoft.com/office/word/2024/wordml/sdtformatlock" xmlns:w16se="http://schemas.microsoft.com/office/word/2015/wordml/symex" xmlns:wpg="http://schemas.microsoft.com/office/word/2010/wordprocessingGroup" xmlns:wpi="http://schemas.microsoft.com/office/word/2010/wordprocessingInk" xmlns:wne="http://schemas.microsoft.com/office/word/2006/wordml" xmlns:wps="http://schemas.microsoft.com/office/word/2010/wordprocessingShape" xmlns:a="http://schemas.openxmlformats.org/drawingml/2006/main" xmlns:adec="http://schemas.microsoft.com/office/drawing/2017/decorative" xmlns:pic="http://schemas.openxmlformats.org/drawingml/2006/picture" xmlns:a14="http://schemas.microsoft.com/office/drawing/2010/main" mc:Ignorable="w14 w15 w16se w16cid w16 w16cex w16sdtdh w16sdtfl w16du wp14">
   <w:p>
     <w:pPr>
       <w:pStyle w:val="Normal0"/>
@@ -18460,7 +18679,7 @@
         <w:ind w:left="720" w:hanging="360"/>
       </w:pPr>
       <w:rPr>
-        <w:rFonts w:ascii="Symbol" w:hAnsi="Symbol" w:hint="default"/>
+        <w:rFonts w:hint="default" w:ascii="Symbol" w:hAnsi="Symbol"/>
       </w:rPr>
     </w:lvl>
     <w:lvl w:ilvl="1" w:tplc="240A0003" w:tentative="1">
@@ -18472,7 +18691,7 @@
         <w:ind w:left="1440" w:hanging="360"/>
       </w:pPr>
       <w:rPr>
-        <w:rFonts w:ascii="Courier New" w:hAnsi="Courier New" w:cs="Courier New" w:hint="default"/>
+        <w:rFonts w:hint="default" w:ascii="Courier New" w:hAnsi="Courier New" w:cs="Courier New"/>
       </w:rPr>
     </w:lvl>
     <w:lvl w:ilvl="2" w:tplc="240A0005" w:tentative="1">
@@ -18484,7 +18703,7 @@
         <w:ind w:left="2160" w:hanging="360"/>
       </w:pPr>
       <w:rPr>
-        <w:rFonts w:ascii="Wingdings" w:hAnsi="Wingdings" w:hint="default"/>
+        <w:rFonts w:hint="default" w:ascii="Wingdings" w:hAnsi="Wingdings"/>
       </w:rPr>
     </w:lvl>
     <w:lvl w:ilvl="3" w:tplc="240A0001" w:tentative="1">
@@ -18496,7 +18715,7 @@
         <w:ind w:left="2880" w:hanging="360"/>
       </w:pPr>
       <w:rPr>
-        <w:rFonts w:ascii="Symbol" w:hAnsi="Symbol" w:hint="default"/>
+        <w:rFonts w:hint="default" w:ascii="Symbol" w:hAnsi="Symbol"/>
       </w:rPr>
     </w:lvl>
     <w:lvl w:ilvl="4" w:tplc="240A0003" w:tentative="1">
@@ -18508,7 +18727,7 @@
         <w:ind w:left="3600" w:hanging="360"/>
       </w:pPr>
       <w:rPr>
-        <w:rFonts w:ascii="Courier New" w:hAnsi="Courier New" w:cs="Courier New" w:hint="default"/>
+        <w:rFonts w:hint="default" w:ascii="Courier New" w:hAnsi="Courier New" w:cs="Courier New"/>
       </w:rPr>
     </w:lvl>
     <w:lvl w:ilvl="5" w:tplc="240A0005" w:tentative="1">
@@ -18520,7 +18739,7 @@
         <w:ind w:left="4320" w:hanging="360"/>
       </w:pPr>
       <w:rPr>
-        <w:rFonts w:ascii="Wingdings" w:hAnsi="Wingdings" w:hint="default"/>
+        <w:rFonts w:hint="default" w:ascii="Wingdings" w:hAnsi="Wingdings"/>
       </w:rPr>
     </w:lvl>
     <w:lvl w:ilvl="6" w:tplc="240A0001" w:tentative="1">
@@ -18532,7 +18751,7 @@
         <w:ind w:left="5040" w:hanging="360"/>
       </w:pPr>
       <w:rPr>
-        <w:rFonts w:ascii="Symbol" w:hAnsi="Symbol" w:hint="default"/>
+        <w:rFonts w:hint="default" w:ascii="Symbol" w:hAnsi="Symbol"/>
       </w:rPr>
     </w:lvl>
     <w:lvl w:ilvl="7" w:tplc="240A0003" w:tentative="1">
@@ -18544,7 +18763,7 @@
         <w:ind w:left="5760" w:hanging="360"/>
       </w:pPr>
       <w:rPr>
-        <w:rFonts w:ascii="Courier New" w:hAnsi="Courier New" w:cs="Courier New" w:hint="default"/>
+        <w:rFonts w:hint="default" w:ascii="Courier New" w:hAnsi="Courier New" w:cs="Courier New"/>
       </w:rPr>
     </w:lvl>
     <w:lvl w:ilvl="8" w:tplc="240A0005" w:tentative="1">
@@ -18556,7 +18775,7 @@
         <w:ind w:left="6480" w:hanging="360"/>
       </w:pPr>
       <w:rPr>
-        <w:rFonts w:ascii="Wingdings" w:hAnsi="Wingdings" w:hint="default"/>
+        <w:rFonts w:hint="default" w:ascii="Wingdings" w:hAnsi="Wingdings"/>
       </w:rPr>
     </w:lvl>
   </w:abstractNum>
@@ -18745,7 +18964,7 @@
         <w:ind w:left="720" w:hanging="360"/>
       </w:pPr>
       <w:rPr>
-        <w:rFonts w:ascii="Symbol" w:hAnsi="Symbol" w:hint="default"/>
+        <w:rFonts w:hint="default" w:ascii="Symbol" w:hAnsi="Symbol"/>
       </w:rPr>
     </w:lvl>
     <w:lvl w:ilvl="1" w:tplc="240A0003" w:tentative="1">
@@ -18757,7 +18976,7 @@
         <w:ind w:left="1440" w:hanging="360"/>
       </w:pPr>
       <w:rPr>
-        <w:rFonts w:ascii="Courier New" w:hAnsi="Courier New" w:cs="Courier New" w:hint="default"/>
+        <w:rFonts w:hint="default" w:ascii="Courier New" w:hAnsi="Courier New" w:cs="Courier New"/>
       </w:rPr>
     </w:lvl>
     <w:lvl w:ilvl="2" w:tplc="240A0005" w:tentative="1">
@@ -18769,7 +18988,7 @@
         <w:ind w:left="2160" w:hanging="360"/>
       </w:pPr>
       <w:rPr>
-        <w:rFonts w:ascii="Wingdings" w:hAnsi="Wingdings" w:hint="default"/>
+        <w:rFonts w:hint="default" w:ascii="Wingdings" w:hAnsi="Wingdings"/>
       </w:rPr>
     </w:lvl>
     <w:lvl w:ilvl="3" w:tplc="240A0001" w:tentative="1">
@@ -18781,7 +19000,7 @@
         <w:ind w:left="2880" w:hanging="360"/>
       </w:pPr>
       <w:rPr>
-        <w:rFonts w:ascii="Symbol" w:hAnsi="Symbol" w:hint="default"/>
+        <w:rFonts w:hint="default" w:ascii="Symbol" w:hAnsi="Symbol"/>
       </w:rPr>
     </w:lvl>
     <w:lvl w:ilvl="4" w:tplc="240A0003" w:tentative="1">
@@ -18793,7 +19012,7 @@
         <w:ind w:left="3600" w:hanging="360"/>
       </w:pPr>
       <w:rPr>
-        <w:rFonts w:ascii="Courier New" w:hAnsi="Courier New" w:cs="Courier New" w:hint="default"/>
+        <w:rFonts w:hint="default" w:ascii="Courier New" w:hAnsi="Courier New" w:cs="Courier New"/>
       </w:rPr>
     </w:lvl>
     <w:lvl w:ilvl="5" w:tplc="240A0005" w:tentative="1">
@@ -18805,7 +19024,7 @@
         <w:ind w:left="4320" w:hanging="360"/>
       </w:pPr>
       <w:rPr>
-        <w:rFonts w:ascii="Wingdings" w:hAnsi="Wingdings" w:hint="default"/>
+        <w:rFonts w:hint="default" w:ascii="Wingdings" w:hAnsi="Wingdings"/>
       </w:rPr>
     </w:lvl>
     <w:lvl w:ilvl="6" w:tplc="240A0001" w:tentative="1">
@@ -18817,7 +19036,7 @@
         <w:ind w:left="5040" w:hanging="360"/>
       </w:pPr>
       <w:rPr>
-        <w:rFonts w:ascii="Symbol" w:hAnsi="Symbol" w:hint="default"/>
+        <w:rFonts w:hint="default" w:ascii="Symbol" w:hAnsi="Symbol"/>
       </w:rPr>
     </w:lvl>
     <w:lvl w:ilvl="7" w:tplc="240A0003" w:tentative="1">
@@ -18829,7 +19048,7 @@
         <w:ind w:left="5760" w:hanging="360"/>
       </w:pPr>
       <w:rPr>
-        <w:rFonts w:ascii="Courier New" w:hAnsi="Courier New" w:cs="Courier New" w:hint="default"/>
+        <w:rFonts w:hint="default" w:ascii="Courier New" w:hAnsi="Courier New" w:cs="Courier New"/>
       </w:rPr>
     </w:lvl>
     <w:lvl w:ilvl="8" w:tplc="240A0005" w:tentative="1">
@@ -18841,7 +19060,7 @@
         <w:ind w:left="6480" w:hanging="360"/>
       </w:pPr>
       <w:rPr>
-        <w:rFonts w:ascii="Wingdings" w:hAnsi="Wingdings" w:hint="default"/>
+        <w:rFonts w:hint="default" w:ascii="Wingdings" w:hAnsi="Wingdings"/>
       </w:rPr>
     </w:lvl>
   </w:abstractNum>
@@ -18971,7 +19190,7 @@
         <w:ind w:left="720" w:hanging="360"/>
       </w:pPr>
       <w:rPr>
-        <w:rFonts w:ascii="Symbol" w:hAnsi="Symbol" w:hint="default"/>
+        <w:rFonts w:hint="default" w:ascii="Symbol" w:hAnsi="Symbol"/>
       </w:rPr>
     </w:lvl>
     <w:lvl w:ilvl="1" w:tplc="240A0003" w:tentative="1">
@@ -18983,7 +19202,7 @@
         <w:ind w:left="1440" w:hanging="360"/>
       </w:pPr>
       <w:rPr>
-        <w:rFonts w:ascii="Courier New" w:hAnsi="Courier New" w:cs="Courier New" w:hint="default"/>
+        <w:rFonts w:hint="default" w:ascii="Courier New" w:hAnsi="Courier New" w:cs="Courier New"/>
       </w:rPr>
     </w:lvl>
     <w:lvl w:ilvl="2" w:tplc="240A0005" w:tentative="1">
@@ -18995,7 +19214,7 @@
         <w:ind w:left="2160" w:hanging="360"/>
       </w:pPr>
       <w:rPr>
-        <w:rFonts w:ascii="Wingdings" w:hAnsi="Wingdings" w:hint="default"/>
+        <w:rFonts w:hint="default" w:ascii="Wingdings" w:hAnsi="Wingdings"/>
       </w:rPr>
     </w:lvl>
     <w:lvl w:ilvl="3" w:tplc="240A0001" w:tentative="1">
@@ -19007,7 +19226,7 @@
         <w:ind w:left="2880" w:hanging="360"/>
       </w:pPr>
       <w:rPr>
-        <w:rFonts w:ascii="Symbol" w:hAnsi="Symbol" w:hint="default"/>
+        <w:rFonts w:hint="default" w:ascii="Symbol" w:hAnsi="Symbol"/>
       </w:rPr>
     </w:lvl>
     <w:lvl w:ilvl="4" w:tplc="240A0003" w:tentative="1">
@@ -19019,7 +19238,7 @@
         <w:ind w:left="3600" w:hanging="360"/>
       </w:pPr>
       <w:rPr>
-        <w:rFonts w:ascii="Courier New" w:hAnsi="Courier New" w:cs="Courier New" w:hint="default"/>
+        <w:rFonts w:hint="default" w:ascii="Courier New" w:hAnsi="Courier New" w:cs="Courier New"/>
       </w:rPr>
     </w:lvl>
     <w:lvl w:ilvl="5" w:tplc="240A0005" w:tentative="1">
@@ -19031,7 +19250,7 @@
         <w:ind w:left="4320" w:hanging="360"/>
       </w:pPr>
       <w:rPr>
-        <w:rFonts w:ascii="Wingdings" w:hAnsi="Wingdings" w:hint="default"/>
+        <w:rFonts w:hint="default" w:ascii="Wingdings" w:hAnsi="Wingdings"/>
       </w:rPr>
     </w:lvl>
     <w:lvl w:ilvl="6" w:tplc="240A0001" w:tentative="1">
@@ -19043,7 +19262,7 @@
         <w:ind w:left="5040" w:hanging="360"/>
       </w:pPr>
       <w:rPr>
-        <w:rFonts w:ascii="Symbol" w:hAnsi="Symbol" w:hint="default"/>
+        <w:rFonts w:hint="default" w:ascii="Symbol" w:hAnsi="Symbol"/>
       </w:rPr>
     </w:lvl>
     <w:lvl w:ilvl="7" w:tplc="240A0003" w:tentative="1">
@@ -19055,7 +19274,7 @@
         <w:ind w:left="5760" w:hanging="360"/>
       </w:pPr>
       <w:rPr>
-        <w:rFonts w:ascii="Courier New" w:hAnsi="Courier New" w:cs="Courier New" w:hint="default"/>
+        <w:rFonts w:hint="default" w:ascii="Courier New" w:hAnsi="Courier New" w:cs="Courier New"/>
       </w:rPr>
     </w:lvl>
     <w:lvl w:ilvl="8" w:tplc="240A0005" w:tentative="1">
@@ -19067,7 +19286,7 @@
         <w:ind w:left="6480" w:hanging="360"/>
       </w:pPr>
       <w:rPr>
-        <w:rFonts w:ascii="Wingdings" w:hAnsi="Wingdings" w:hint="default"/>
+        <w:rFonts w:hint="default" w:ascii="Wingdings" w:hAnsi="Wingdings"/>
       </w:rPr>
     </w:lvl>
   </w:abstractNum>
@@ -19482,7 +19701,7 @@
         <w:ind w:left="720" w:hanging="360"/>
       </w:pPr>
       <w:rPr>
-        <w:rFonts w:ascii="Symbol" w:hAnsi="Symbol" w:hint="default"/>
+        <w:rFonts w:hint="default" w:ascii="Symbol" w:hAnsi="Symbol"/>
       </w:rPr>
     </w:lvl>
     <w:lvl w:ilvl="1" w:tplc="240A0003" w:tentative="1">
@@ -19494,7 +19713,7 @@
         <w:ind w:left="1440" w:hanging="360"/>
       </w:pPr>
       <w:rPr>
-        <w:rFonts w:ascii="Courier New" w:hAnsi="Courier New" w:cs="Courier New" w:hint="default"/>
+        <w:rFonts w:hint="default" w:ascii="Courier New" w:hAnsi="Courier New" w:cs="Courier New"/>
       </w:rPr>
     </w:lvl>
     <w:lvl w:ilvl="2" w:tplc="240A0005" w:tentative="1">
@@ -19506,7 +19725,7 @@
         <w:ind w:left="2160" w:hanging="360"/>
       </w:pPr>
       <w:rPr>
-        <w:rFonts w:ascii="Wingdings" w:hAnsi="Wingdings" w:hint="default"/>
+        <w:rFonts w:hint="default" w:ascii="Wingdings" w:hAnsi="Wingdings"/>
       </w:rPr>
     </w:lvl>
     <w:lvl w:ilvl="3" w:tplc="240A0001" w:tentative="1">
@@ -19518,7 +19737,7 @@
         <w:ind w:left="2880" w:hanging="360"/>
       </w:pPr>
       <w:rPr>
-        <w:rFonts w:ascii="Symbol" w:hAnsi="Symbol" w:hint="default"/>
+        <w:rFonts w:hint="default" w:ascii="Symbol" w:hAnsi="Symbol"/>
       </w:rPr>
     </w:lvl>
     <w:lvl w:ilvl="4" w:tplc="240A0003" w:tentative="1">
@@ -19530,7 +19749,7 @@
         <w:ind w:left="3600" w:hanging="360"/>
       </w:pPr>
       <w:rPr>
-        <w:rFonts w:ascii="Courier New" w:hAnsi="Courier New" w:cs="Courier New" w:hint="default"/>
+        <w:rFonts w:hint="default" w:ascii="Courier New" w:hAnsi="Courier New" w:cs="Courier New"/>
       </w:rPr>
     </w:lvl>
     <w:lvl w:ilvl="5" w:tplc="240A0005" w:tentative="1">
@@ -19542,7 +19761,7 @@
         <w:ind w:left="4320" w:hanging="360"/>
       </w:pPr>
       <w:rPr>
-        <w:rFonts w:ascii="Wingdings" w:hAnsi="Wingdings" w:hint="default"/>
+        <w:rFonts w:hint="default" w:ascii="Wingdings" w:hAnsi="Wingdings"/>
       </w:rPr>
     </w:lvl>
     <w:lvl w:ilvl="6" w:tplc="240A0001" w:tentative="1">
@@ -19554,7 +19773,7 @@
         <w:ind w:left="5040" w:hanging="360"/>
       </w:pPr>
       <w:rPr>
-        <w:rFonts w:ascii="Symbol" w:hAnsi="Symbol" w:hint="default"/>
+        <w:rFonts w:hint="default" w:ascii="Symbol" w:hAnsi="Symbol"/>
       </w:rPr>
     </w:lvl>
     <w:lvl w:ilvl="7" w:tplc="240A0003" w:tentative="1">
@@ -19566,7 +19785,7 @@
         <w:ind w:left="5760" w:hanging="360"/>
       </w:pPr>
       <w:rPr>
-        <w:rFonts w:ascii="Courier New" w:hAnsi="Courier New" w:cs="Courier New" w:hint="default"/>
+        <w:rFonts w:hint="default" w:ascii="Courier New" w:hAnsi="Courier New" w:cs="Courier New"/>
       </w:rPr>
     </w:lvl>
     <w:lvl w:ilvl="8" w:tplc="240A0005" w:tentative="1">
@@ -19578,7 +19797,7 @@
         <w:ind w:left="6480" w:hanging="360"/>
       </w:pPr>
       <w:rPr>
-        <w:rFonts w:ascii="Wingdings" w:hAnsi="Wingdings" w:hint="default"/>
+        <w:rFonts w:hint="default" w:ascii="Wingdings" w:hAnsi="Wingdings"/>
       </w:rPr>
     </w:lvl>
   </w:abstractNum>
@@ -19853,7 +20072,7 @@
         <w:ind w:left="720" w:hanging="360"/>
       </w:pPr>
       <w:rPr>
-        <w:rFonts w:ascii="Symbol" w:hAnsi="Symbol" w:hint="default"/>
+        <w:rFonts w:hint="default" w:ascii="Symbol" w:hAnsi="Symbol"/>
       </w:rPr>
     </w:lvl>
     <w:lvl w:ilvl="1" w:tplc="240A0003" w:tentative="1">
@@ -19865,7 +20084,7 @@
         <w:ind w:left="1440" w:hanging="360"/>
       </w:pPr>
       <w:rPr>
-        <w:rFonts w:ascii="Courier New" w:hAnsi="Courier New" w:cs="Courier New" w:hint="default"/>
+        <w:rFonts w:hint="default" w:ascii="Courier New" w:hAnsi="Courier New" w:cs="Courier New"/>
       </w:rPr>
     </w:lvl>
     <w:lvl w:ilvl="2" w:tplc="240A0005" w:tentative="1">
@@ -19877,7 +20096,7 @@
         <w:ind w:left="2160" w:hanging="360"/>
       </w:pPr>
       <w:rPr>
-        <w:rFonts w:ascii="Wingdings" w:hAnsi="Wingdings" w:hint="default"/>
+        <w:rFonts w:hint="default" w:ascii="Wingdings" w:hAnsi="Wingdings"/>
       </w:rPr>
     </w:lvl>
     <w:lvl w:ilvl="3" w:tplc="240A0001" w:tentative="1">
@@ -19889,7 +20108,7 @@
         <w:ind w:left="2880" w:hanging="360"/>
       </w:pPr>
       <w:rPr>
-        <w:rFonts w:ascii="Symbol" w:hAnsi="Symbol" w:hint="default"/>
+        <w:rFonts w:hint="default" w:ascii="Symbol" w:hAnsi="Symbol"/>
       </w:rPr>
     </w:lvl>
     <w:lvl w:ilvl="4" w:tplc="240A0003" w:tentative="1">
@@ -19901,7 +20120,7 @@
         <w:ind w:left="3600" w:hanging="360"/>
       </w:pPr>
       <w:rPr>
-        <w:rFonts w:ascii="Courier New" w:hAnsi="Courier New" w:cs="Courier New" w:hint="default"/>
+        <w:rFonts w:hint="default" w:ascii="Courier New" w:hAnsi="Courier New" w:cs="Courier New"/>
       </w:rPr>
     </w:lvl>
     <w:lvl w:ilvl="5" w:tplc="240A0005" w:tentative="1">
@@ -19913,7 +20132,7 @@
         <w:ind w:left="4320" w:hanging="360"/>
       </w:pPr>
       <w:rPr>
-        <w:rFonts w:ascii="Wingdings" w:hAnsi="Wingdings" w:hint="default"/>
+        <w:rFonts w:hint="default" w:ascii="Wingdings" w:hAnsi="Wingdings"/>
       </w:rPr>
     </w:lvl>
     <w:lvl w:ilvl="6" w:tplc="240A0001" w:tentative="1">
@@ -19925,7 +20144,7 @@
         <w:ind w:left="5040" w:hanging="360"/>
       </w:pPr>
       <w:rPr>
-        <w:rFonts w:ascii="Symbol" w:hAnsi="Symbol" w:hint="default"/>
+        <w:rFonts w:hint="default" w:ascii="Symbol" w:hAnsi="Symbol"/>
       </w:rPr>
     </w:lvl>
     <w:lvl w:ilvl="7" w:tplc="240A0003" w:tentative="1">
@@ -19937,7 +20156,7 @@
         <w:ind w:left="5760" w:hanging="360"/>
       </w:pPr>
       <w:rPr>
-        <w:rFonts w:ascii="Courier New" w:hAnsi="Courier New" w:cs="Courier New" w:hint="default"/>
+        <w:rFonts w:hint="default" w:ascii="Courier New" w:hAnsi="Courier New" w:cs="Courier New"/>
       </w:rPr>
     </w:lvl>
     <w:lvl w:ilvl="8" w:tplc="240A0005" w:tentative="1">
@@ -19949,7 +20168,7 @@
         <w:ind w:left="6480" w:hanging="360"/>
       </w:pPr>
       <w:rPr>
-        <w:rFonts w:ascii="Wingdings" w:hAnsi="Wingdings" w:hint="default"/>
+        <w:rFonts w:hint="default" w:ascii="Wingdings" w:hAnsi="Wingdings"/>
       </w:rPr>
     </w:lvl>
   </w:abstractNum>
@@ -20843,11 +21062,11 @@
 </file>
 
 <file path=word/styles.xml><?xml version="1.0" encoding="utf-8"?>
-<w:styles xmlns:mc="http://schemas.openxmlformats.org/markup-compatibility/2006" xmlns:r="http://schemas.openxmlformats.org/officeDocument/2006/relationships" xmlns:w="http://schemas.openxmlformats.org/wordprocessingml/2006/main" xmlns:w14="http://schemas.microsoft.com/office/word/2010/wordml" xmlns:w15="http://schemas.microsoft.com/office/word/2012/wordml" xmlns:w16cex="http://schemas.microsoft.com/office/word/2018/wordml/cex" xmlns:w16cid="http://schemas.microsoft.com/office/word/2016/wordml/cid" xmlns:w16="http://schemas.microsoft.com/office/word/2018/wordml" xmlns:w16du="http://schemas.microsoft.com/office/word/2023/wordml/word16du" xmlns:w16sdtdh="http://schemas.microsoft.com/office/word/2020/wordml/sdtdatahash" xmlns:w16sdtfl="http://schemas.microsoft.com/office/word/2024/wordml/sdtformatlock" xmlns:w16se="http://schemas.microsoft.com/office/word/2015/wordml/symex" mc:Ignorable="w14 w15 w16se w16cid w16 w16cex w16sdtdh w16sdtfl w16du">
+<w:styles xmlns:wp14="http://schemas.microsoft.com/office/word/2010/wordprocessingDrawing" xmlns:mc="http://schemas.openxmlformats.org/markup-compatibility/2006" xmlns:r="http://schemas.openxmlformats.org/officeDocument/2006/relationships" xmlns:w="http://schemas.openxmlformats.org/wordprocessingml/2006/main" xmlns:w14="http://schemas.microsoft.com/office/word/2010/wordml" xmlns:w15="http://schemas.microsoft.com/office/word/2012/wordml" xmlns:w16cex="http://schemas.microsoft.com/office/word/2018/wordml/cex" xmlns:w16cid="http://schemas.microsoft.com/office/word/2016/wordml/cid" xmlns:w16="http://schemas.microsoft.com/office/word/2018/wordml" xmlns:w16du="http://schemas.microsoft.com/office/word/2023/wordml/word16du" xmlns:w16sdtdh="http://schemas.microsoft.com/office/word/2020/wordml/sdtdatahash" xmlns:w16sdtfl="http://schemas.microsoft.com/office/word/2024/wordml/sdtformatlock" xmlns:w16se="http://schemas.microsoft.com/office/word/2015/wordml/symex" mc:Ignorable="w14 w15 w16se w16cid w16 w16cex w16sdtdh w16sdtfl w16du wp14">
   <w:docDefaults>
     <w:rPrDefault>
       <w:rPr>
-        <w:rFonts w:ascii="Arial" w:eastAsia="Arial" w:hAnsi="Arial" w:cs="Arial"/>
+        <w:rFonts w:ascii="Arial" w:hAnsi="Arial" w:eastAsia="Arial" w:cs="Arial"/>
         <w:lang w:val="en-US" w:eastAsia="en-US" w:bidi="ar-SA"/>
       </w:rPr>
     </w:rPrDefault>
@@ -20856,14 +21075,14 @@
   <w:latentStyles w:defLockedState="0" w:defUIPriority="99" w:defSemiHidden="0" w:defUnhideWhenUsed="0" w:defQFormat="0" w:count="376">
     <w:lsdException w:name="Normal" w:uiPriority="0" w:qFormat="1"/>
     <w:lsdException w:name="heading 1" w:uiPriority="9" w:qFormat="1"/>
-    <w:lsdException w:name="heading 2" w:semiHidden="1" w:uiPriority="9" w:unhideWhenUsed="1" w:qFormat="1"/>
-    <w:lsdException w:name="heading 3" w:semiHidden="1" w:uiPriority="9" w:unhideWhenUsed="1" w:qFormat="1"/>
-    <w:lsdException w:name="heading 4" w:semiHidden="1" w:uiPriority="9" w:unhideWhenUsed="1" w:qFormat="1"/>
-    <w:lsdException w:name="heading 5" w:semiHidden="1" w:uiPriority="9" w:unhideWhenUsed="1" w:qFormat="1"/>
-    <w:lsdException w:name="heading 6" w:semiHidden="1" w:uiPriority="9" w:unhideWhenUsed="1" w:qFormat="1"/>
-    <w:lsdException w:name="heading 7" w:semiHidden="1" w:uiPriority="9" w:unhideWhenUsed="1" w:qFormat="1"/>
-    <w:lsdException w:name="heading 8" w:semiHidden="1" w:uiPriority="9" w:unhideWhenUsed="1" w:qFormat="1"/>
-    <w:lsdException w:name="heading 9" w:semiHidden="1" w:uiPriority="9" w:unhideWhenUsed="1" w:qFormat="1"/>
+    <w:lsdException w:name="heading 2" w:uiPriority="9" w:semiHidden="1" w:unhideWhenUsed="1" w:qFormat="1"/>
+    <w:lsdException w:name="heading 3" w:uiPriority="9" w:semiHidden="1" w:unhideWhenUsed="1" w:qFormat="1"/>
+    <w:lsdException w:name="heading 4" w:uiPriority="9" w:semiHidden="1" w:unhideWhenUsed="1" w:qFormat="1"/>
+    <w:lsdException w:name="heading 5" w:uiPriority="9" w:semiHidden="1" w:unhideWhenUsed="1" w:qFormat="1"/>
+    <w:lsdException w:name="heading 6" w:uiPriority="9" w:semiHidden="1" w:unhideWhenUsed="1" w:qFormat="1"/>
+    <w:lsdException w:name="heading 7" w:uiPriority="9" w:semiHidden="1" w:unhideWhenUsed="1" w:qFormat="1"/>
+    <w:lsdException w:name="heading 8" w:uiPriority="9" w:semiHidden="1" w:unhideWhenUsed="1" w:qFormat="1"/>
+    <w:lsdException w:name="heading 9" w:uiPriority="9" w:semiHidden="1" w:unhideWhenUsed="1" w:qFormat="1"/>
     <w:lsdException w:name="index 1" w:semiHidden="1" w:unhideWhenUsed="1"/>
     <w:lsdException w:name="index 2" w:semiHidden="1" w:unhideWhenUsed="1"/>
     <w:lsdException w:name="index 3" w:semiHidden="1" w:unhideWhenUsed="1"/>
@@ -20873,22 +21092,22 @@
     <w:lsdException w:name="index 7" w:semiHidden="1" w:unhideWhenUsed="1"/>
     <w:lsdException w:name="index 8" w:semiHidden="1" w:unhideWhenUsed="1"/>
     <w:lsdException w:name="index 9" w:semiHidden="1" w:unhideWhenUsed="1"/>
-    <w:lsdException w:name="toc 1" w:semiHidden="1" w:uiPriority="39" w:unhideWhenUsed="1"/>
-    <w:lsdException w:name="toc 2" w:semiHidden="1" w:uiPriority="39" w:unhideWhenUsed="1"/>
-    <w:lsdException w:name="toc 3" w:semiHidden="1" w:uiPriority="39" w:unhideWhenUsed="1"/>
-    <w:lsdException w:name="toc 4" w:semiHidden="1" w:uiPriority="39" w:unhideWhenUsed="1"/>
-    <w:lsdException w:name="toc 5" w:semiHidden="1" w:uiPriority="39" w:unhideWhenUsed="1"/>
-    <w:lsdException w:name="toc 6" w:semiHidden="1" w:uiPriority="39" w:unhideWhenUsed="1"/>
-    <w:lsdException w:name="toc 7" w:semiHidden="1" w:uiPriority="39" w:unhideWhenUsed="1"/>
-    <w:lsdException w:name="toc 8" w:semiHidden="1" w:uiPriority="39" w:unhideWhenUsed="1"/>
-    <w:lsdException w:name="toc 9" w:semiHidden="1" w:uiPriority="39" w:unhideWhenUsed="1"/>
+    <w:lsdException w:name="toc 1" w:uiPriority="39" w:semiHidden="1" w:unhideWhenUsed="1"/>
+    <w:lsdException w:name="toc 2" w:uiPriority="39" w:semiHidden="1" w:unhideWhenUsed="1"/>
+    <w:lsdException w:name="toc 3" w:uiPriority="39" w:semiHidden="1" w:unhideWhenUsed="1"/>
+    <w:lsdException w:name="toc 4" w:uiPriority="39" w:semiHidden="1" w:unhideWhenUsed="1"/>
+    <w:lsdException w:name="toc 5" w:uiPriority="39" w:semiHidden="1" w:unhideWhenUsed="1"/>
+    <w:lsdException w:name="toc 6" w:uiPriority="39" w:semiHidden="1" w:unhideWhenUsed="1"/>
+    <w:lsdException w:name="toc 7" w:uiPriority="39" w:semiHidden="1" w:unhideWhenUsed="1"/>
+    <w:lsdException w:name="toc 8" w:uiPriority="39" w:semiHidden="1" w:unhideWhenUsed="1"/>
+    <w:lsdException w:name="toc 9" w:uiPriority="39" w:semiHidden="1" w:unhideWhenUsed="1"/>
     <w:lsdException w:name="Normal Indent" w:semiHidden="1" w:unhideWhenUsed="1"/>
     <w:lsdException w:name="footnote text" w:semiHidden="1" w:unhideWhenUsed="1"/>
     <w:lsdException w:name="annotation text" w:semiHidden="1" w:unhideWhenUsed="1" w:qFormat="1"/>
     <w:lsdException w:name="header" w:unhideWhenUsed="1" w:qFormat="1"/>
     <w:lsdException w:name="footer" w:unhideWhenUsed="1" w:qFormat="1"/>
     <w:lsdException w:name="index heading" w:semiHidden="1" w:unhideWhenUsed="1"/>
-    <w:lsdException w:name="caption" w:semiHidden="1" w:uiPriority="35" w:unhideWhenUsed="1" w:qFormat="1"/>
+    <w:lsdException w:name="caption" w:uiPriority="35" w:semiHidden="1" w:unhideWhenUsed="1" w:qFormat="1"/>
     <w:lsdException w:name="table of figures" w:semiHidden="1" w:unhideWhenUsed="1"/>
     <w:lsdException w:name="envelope address" w:semiHidden="1" w:unhideWhenUsed="1"/>
     <w:lsdException w:name="envelope return" w:semiHidden="1" w:unhideWhenUsed="1"/>
@@ -20919,8 +21138,8 @@
     <w:lsdException w:name="Title" w:uiPriority="10" w:qFormat="1"/>
     <w:lsdException w:name="Closing" w:semiHidden="1" w:unhideWhenUsed="1"/>
     <w:lsdException w:name="Signature" w:semiHidden="1" w:unhideWhenUsed="1"/>
-    <w:lsdException w:name="Default Paragraph Font" w:semiHidden="1" w:uiPriority="1" w:unhideWhenUsed="1"/>
-    <w:lsdException w:name="Body Text" w:semiHidden="1" w:uiPriority="1" w:unhideWhenUsed="1" w:qFormat="1"/>
+    <w:lsdException w:name="Default Paragraph Font" w:uiPriority="1" w:semiHidden="1" w:unhideWhenUsed="1"/>
+    <w:lsdException w:name="Body Text" w:uiPriority="1" w:semiHidden="1" w:unhideWhenUsed="1" w:qFormat="1"/>
     <w:lsdException w:name="Body Text Indent" w:semiHidden="1" w:unhideWhenUsed="1"/>
     <w:lsdException w:name="List Continue" w:semiHidden="1" w:unhideWhenUsed="1"/>
     <w:lsdException w:name="List Continue 2" w:semiHidden="1" w:unhideWhenUsed="1"/>
@@ -21116,8 +21335,8 @@
     <w:lsdException w:name="Subtle Reference" w:uiPriority="31" w:qFormat="1"/>
     <w:lsdException w:name="Intense Reference" w:uiPriority="32" w:qFormat="1"/>
     <w:lsdException w:name="Book Title" w:uiPriority="33" w:qFormat="1"/>
-    <w:lsdException w:name="Bibliography" w:semiHidden="1" w:uiPriority="37" w:unhideWhenUsed="1"/>
-    <w:lsdException w:name="TOC Heading" w:semiHidden="1" w:uiPriority="39" w:unhideWhenUsed="1" w:qFormat="1"/>
+    <w:lsdException w:name="Bibliography" w:uiPriority="37" w:semiHidden="1" w:unhideWhenUsed="1"/>
+    <w:lsdException w:name="TOC Heading" w:uiPriority="39" w:semiHidden="1" w:unhideWhenUsed="1" w:qFormat="1"/>
     <w:lsdException w:name="Plain Table 1" w:uiPriority="41"/>
     <w:lsdException w:name="Plain Table 2" w:uiPriority="42"/>
     <w:lsdException w:name="Plain Table 3" w:uiPriority="43"/>
@@ -21228,7 +21447,7 @@
     <w:lsdException w:name="Unresolved Mention" w:semiHidden="1" w:unhideWhenUsed="1"/>
     <w:lsdException w:name="Smart Link" w:semiHidden="1" w:unhideWhenUsed="1"/>
   </w:latentStyles>
-  <w:style w:type="paragraph" w:default="1" w:styleId="Normal">
+  <w:style w:type="paragraph" w:styleId="Normal" w:default="1">
     <w:name w:val="Normal"/>
     <w:qFormat/>
     <w:rsid w:val="00C86B3A"/>
@@ -21417,12 +21636,12 @@
       <w:lang w:eastAsia="es-CO"/>
     </w:rPr>
   </w:style>
-  <w:style w:type="character" w:default="1" w:styleId="Fuentedeprrafopredeter">
+  <w:style w:type="character" w:styleId="Fuentedeprrafopredeter" w:default="1">
     <w:name w:val="Default Paragraph Font"/>
     <w:uiPriority w:val="1"/>
     <w:unhideWhenUsed/>
   </w:style>
-  <w:style w:type="table" w:default="1" w:styleId="Tablanormal">
+  <w:style w:type="table" w:styleId="Tablanormal" w:default="1">
     <w:name w:val="Normal Table"/>
     <w:uiPriority w:val="99"/>
     <w:semiHidden/>
@@ -21437,7 +21656,7 @@
       </w:tblCellMar>
     </w:tblPr>
   </w:style>
-  <w:style w:type="numbering" w:default="1" w:styleId="Sinlista">
+  <w:style w:type="numbering" w:styleId="Sinlista" w:default="1">
     <w:name w:val="No List"/>
     <w:uiPriority w:val="99"/>
     <w:semiHidden/>
@@ -21515,7 +21734,7 @@
       <w:szCs w:val="20"/>
     </w:rPr>
   </w:style>
-  <w:style w:type="paragraph" w:customStyle="1" w:styleId="Normal0">
+  <w:style w:type="paragraph" w:styleId="Normal0" w:customStyle="1">
     <w:name w:val="Normal0"/>
     <w:qFormat/>
     <w:pPr>
@@ -21569,7 +21788,7 @@
       <w:spacing w:before="100" w:beforeAutospacing="1" w:after="100" w:afterAutospacing="1" w:line="240" w:lineRule="auto"/>
     </w:pPr>
     <w:rPr>
-      <w:rFonts w:ascii="Times New Roman" w:eastAsia="Times New Roman" w:hAnsi="Times New Roman" w:cs="Times New Roman"/>
+      <w:rFonts w:ascii="Times New Roman" w:hAnsi="Times New Roman" w:eastAsia="Times New Roman" w:cs="Times New Roman"/>
       <w:sz w:val="24"/>
       <w:szCs w:val="24"/>
     </w:rPr>
@@ -21628,16 +21847,16 @@
     <w:uiPriority w:val="39"/>
     <w:tblPr>
       <w:tblBorders>
-        <w:top w:val="single" w:sz="4" w:space="0" w:color="auto"/>
-        <w:left w:val="single" w:sz="4" w:space="0" w:color="auto"/>
-        <w:bottom w:val="single" w:sz="4" w:space="0" w:color="auto"/>
-        <w:right w:val="single" w:sz="4" w:space="0" w:color="auto"/>
-        <w:insideH w:val="single" w:sz="4" w:space="0" w:color="auto"/>
-        <w:insideV w:val="single" w:sz="4" w:space="0" w:color="auto"/>
+        <w:top w:val="single" w:color="auto" w:sz="4" w:space="0"/>
+        <w:left w:val="single" w:color="auto" w:sz="4" w:space="0"/>
+        <w:bottom w:val="single" w:color="auto" w:sz="4" w:space="0"/>
+        <w:right w:val="single" w:color="auto" w:sz="4" w:space="0"/>
+        <w:insideH w:val="single" w:color="auto" w:sz="4" w:space="0"/>
+        <w:insideV w:val="single" w:color="auto" w:sz="4" w:space="0"/>
       </w:tblBorders>
     </w:tblPr>
   </w:style>
-  <w:style w:type="table" w:customStyle="1" w:styleId="NormalTable0">
+  <w:style w:type="table" w:styleId="NormalTable0" w:customStyle="1">
     <w:name w:val="Normal Table0"/>
     <w:uiPriority w:val="99"/>
     <w:semiHidden/>
@@ -21652,7 +21871,7 @@
       </w:tblCellMar>
     </w:tblPr>
   </w:style>
-  <w:style w:type="paragraph" w:customStyle="1" w:styleId="heading10">
+  <w:style w:type="paragraph" w:styleId="heading10" w:customStyle="1">
     <w:name w:val="heading 10"/>
     <w:basedOn w:val="Normal0"/>
     <w:next w:val="Normal0"/>
@@ -21669,7 +21888,7 @@
       <w:szCs w:val="40"/>
     </w:rPr>
   </w:style>
-  <w:style w:type="paragraph" w:customStyle="1" w:styleId="heading20">
+  <w:style w:type="paragraph" w:styleId="heading20" w:customStyle="1">
     <w:name w:val="heading 20"/>
     <w:basedOn w:val="Normal0"/>
     <w:next w:val="Normal0"/>
@@ -21688,7 +21907,7 @@
       <w:szCs w:val="32"/>
     </w:rPr>
   </w:style>
-  <w:style w:type="paragraph" w:customStyle="1" w:styleId="heading30">
+  <w:style w:type="paragraph" w:styleId="heading30" w:customStyle="1">
     <w:name w:val="heading 30"/>
     <w:basedOn w:val="Normal0"/>
     <w:next w:val="Normal0"/>
@@ -21708,7 +21927,7 @@
       <w:szCs w:val="28"/>
     </w:rPr>
   </w:style>
-  <w:style w:type="paragraph" w:customStyle="1" w:styleId="heading40">
+  <w:style w:type="paragraph" w:styleId="heading40" w:customStyle="1">
     <w:name w:val="heading 40"/>
     <w:basedOn w:val="Normal0"/>
     <w:next w:val="Normal0"/>
@@ -21728,7 +21947,7 @@
       <w:szCs w:val="24"/>
     </w:rPr>
   </w:style>
-  <w:style w:type="paragraph" w:customStyle="1" w:styleId="heading50">
+  <w:style w:type="paragraph" w:styleId="heading50" w:customStyle="1">
     <w:name w:val="heading 50"/>
     <w:basedOn w:val="Normal0"/>
     <w:next w:val="Normal0"/>
@@ -21746,7 +21965,7 @@
       <w:color w:val="666666"/>
     </w:rPr>
   </w:style>
-  <w:style w:type="paragraph" w:customStyle="1" w:styleId="heading60">
+  <w:style w:type="paragraph" w:styleId="heading60" w:customStyle="1">
     <w:name w:val="heading 60"/>
     <w:basedOn w:val="Normal0"/>
     <w:next w:val="Normal0"/>
@@ -21765,7 +21984,7 @@
       <w:color w:val="666666"/>
     </w:rPr>
   </w:style>
-  <w:style w:type="table" w:customStyle="1" w:styleId="NormalTable1">
+  <w:style w:type="table" w:styleId="NormalTable1" w:customStyle="1">
     <w:name w:val="Normal Table1"/>
     <w:qFormat/>
     <w:tblPr>
@@ -21777,7 +21996,7 @@
       </w:tblCellMar>
     </w:tblPr>
   </w:style>
-  <w:style w:type="paragraph" w:customStyle="1" w:styleId="Title0">
+  <w:style w:type="paragraph" w:styleId="Title0" w:customStyle="1">
     <w:name w:val="Title0"/>
     <w:basedOn w:val="Normal0"/>
     <w:next w:val="Normal0"/>
@@ -21793,7 +22012,7 @@
       <w:szCs w:val="52"/>
     </w:rPr>
   </w:style>
-  <w:style w:type="table" w:customStyle="1" w:styleId="TableNormal">
+  <w:style w:type="table" w:styleId="TableNormal" w:customStyle="1">
     <w:name w:val="Table Normal"/>
     <w:qFormat/>
     <w:tblPr>
@@ -21805,7 +22024,7 @@
       </w:tblCellMar>
     </w:tblPr>
   </w:style>
-  <w:style w:type="table" w:customStyle="1" w:styleId="Style22">
+  <w:style w:type="table" w:styleId="Style22" w:customStyle="1">
     <w:name w:val="_Style 22"/>
     <w:basedOn w:val="NormalTable0"/>
     <w:qFormat/>
@@ -21818,7 +22037,7 @@
       </w:tblCellMar>
     </w:tblPr>
   </w:style>
-  <w:style w:type="table" w:customStyle="1" w:styleId="Style23">
+  <w:style w:type="table" w:styleId="Style23" w:customStyle="1">
     <w:name w:val="_Style 23"/>
     <w:basedOn w:val="NormalTable0"/>
     <w:qFormat/>
@@ -21831,7 +22050,7 @@
       </w:tblCellMar>
     </w:tblPr>
   </w:style>
-  <w:style w:type="table" w:customStyle="1" w:styleId="Style24">
+  <w:style w:type="table" w:styleId="Style24" w:customStyle="1">
     <w:name w:val="_Style 24"/>
     <w:basedOn w:val="NormalTable0"/>
     <w:qFormat/>
@@ -21844,21 +22063,21 @@
       </w:tblCellMar>
     </w:tblPr>
   </w:style>
-  <w:style w:type="character" w:customStyle="1" w:styleId="EncabezadoCar">
+  <w:style w:type="character" w:styleId="EncabezadoCar" w:customStyle="1">
     <w:name w:val="Encabezado Car"/>
     <w:basedOn w:val="Fuentedeprrafopredeter"/>
     <w:link w:val="Encabezado"/>
     <w:uiPriority w:val="99"/>
     <w:qFormat/>
   </w:style>
-  <w:style w:type="character" w:customStyle="1" w:styleId="PiedepginaCar">
+  <w:style w:type="character" w:styleId="PiedepginaCar" w:customStyle="1">
     <w:name w:val="Pie de página Car"/>
     <w:basedOn w:val="Fuentedeprrafopredeter"/>
     <w:link w:val="Piedepgina"/>
     <w:uiPriority w:val="99"/>
     <w:qFormat/>
   </w:style>
-  <w:style w:type="character" w:customStyle="1" w:styleId="Listavistosa-nfasis1Car">
+  <w:style w:type="character" w:styleId="Listavistosa-nfasis1Car" w:customStyle="1">
     <w:name w:val="Lista vistosa - Énfasis 1 Car"/>
     <w:uiPriority w:val="34"/>
     <w:qFormat/>
@@ -21891,7 +22110,7 @@
       <w:tblPr/>
       <w:tcPr>
         <w:tcBorders>
-          <w:bottom w:val="single" w:sz="12" w:space="0" w:color="FFFFFF" w:themeColor="background1"/>
+          <w:bottom w:val="single" w:color="FFFFFF" w:themeColor="background1" w:sz="12" w:space="0"/>
         </w:tcBorders>
         <w:shd w:val="clear" w:color="auto" w:fill="9E3A38" w:themeFill="accent2" w:themeFillShade="CC"/>
       </w:tcPr>
@@ -21900,7 +22119,7 @@
       <w:tblPr/>
       <w:tcPr>
         <w:tcBorders>
-          <w:top w:val="single" w:sz="12" w:space="0" w:color="000000" w:themeColor="text1"/>
+          <w:top w:val="single" w:color="000000" w:themeColor="text1" w:sz="12" w:space="0"/>
         </w:tcBorders>
         <w:shd w:val="clear" w:color="auto" w:fill="FFFFFF" w:themeFill="background1"/>
       </w:tcPr>
@@ -21936,7 +22155,7 @@
       <w:contextualSpacing/>
     </w:pPr>
   </w:style>
-  <w:style w:type="character" w:customStyle="1" w:styleId="Mencinsinresolver1">
+  <w:style w:type="character" w:styleId="Mencinsinresolver1" w:customStyle="1">
     <w:name w:val="Mención sin resolver1"/>
     <w:basedOn w:val="Fuentedeprrafopredeter"/>
     <w:uiPriority w:val="99"/>
@@ -21948,7 +22167,7 @@
       <w:shd w:val="clear" w:color="auto" w:fill="E1DFDD"/>
     </w:rPr>
   </w:style>
-  <w:style w:type="character" w:customStyle="1" w:styleId="TextodegloboCar">
+  <w:style w:type="character" w:styleId="TextodegloboCar" w:customStyle="1">
     <w:name w:val="Texto de globo Car"/>
     <w:basedOn w:val="Fuentedeprrafopredeter"/>
     <w:link w:val="Textodeglobo"/>
@@ -21960,7 +22179,7 @@
       <w:szCs w:val="18"/>
     </w:rPr>
   </w:style>
-  <w:style w:type="character" w:customStyle="1" w:styleId="TextocomentarioCar">
+  <w:style w:type="character" w:styleId="TextocomentarioCar" w:customStyle="1">
     <w:name w:val="Texto comentario Car"/>
     <w:basedOn w:val="Fuentedeprrafopredeter"/>
     <w:link w:val="Textocomentario"/>
@@ -21971,7 +22190,7 @@
       <w:szCs w:val="20"/>
     </w:rPr>
   </w:style>
-  <w:style w:type="character" w:customStyle="1" w:styleId="AsuntodelcomentarioCar">
+  <w:style w:type="character" w:styleId="AsuntodelcomentarioCar" w:customStyle="1">
     <w:name w:val="Asunto del comentario Car"/>
     <w:basedOn w:val="TextocomentarioCar"/>
     <w:link w:val="Asuntodelcomentario"/>
@@ -21984,7 +22203,7 @@
       <w:szCs w:val="20"/>
     </w:rPr>
   </w:style>
-  <w:style w:type="table" w:customStyle="1" w:styleId="Style44">
+  <w:style w:type="table" w:styleId="Style44" w:customStyle="1">
     <w:name w:val="_Style 44"/>
     <w:basedOn w:val="TableNormal"/>
     <w:qFormat/>
@@ -22003,7 +22222,7 @@
       <w:shd w:val="clear" w:color="auto" w:fill="EDF2F8"/>
     </w:tcPr>
   </w:style>
-  <w:style w:type="table" w:customStyle="1" w:styleId="Style45">
+  <w:style w:type="table" w:styleId="Style45" w:customStyle="1">
     <w:name w:val="_Style 45"/>
     <w:basedOn w:val="TableNormal"/>
     <w:qFormat/>
@@ -22022,7 +22241,7 @@
       <w:shd w:val="clear" w:color="auto" w:fill="EDF2F8"/>
     </w:tcPr>
   </w:style>
-  <w:style w:type="table" w:customStyle="1" w:styleId="Style46">
+  <w:style w:type="table" w:styleId="Style46" w:customStyle="1">
     <w:name w:val="_Style 46"/>
     <w:basedOn w:val="TableNormal"/>
     <w:qFormat/>
@@ -22041,7 +22260,7 @@
       <w:shd w:val="clear" w:color="auto" w:fill="EDF2F8"/>
     </w:tcPr>
   </w:style>
-  <w:style w:type="table" w:customStyle="1" w:styleId="Style47">
+  <w:style w:type="table" w:styleId="Style47" w:customStyle="1">
     <w:name w:val="_Style 47"/>
     <w:basedOn w:val="TableNormal"/>
     <w:qFormat/>
@@ -22060,7 +22279,7 @@
       <w:shd w:val="clear" w:color="auto" w:fill="EDF2F8"/>
     </w:tcPr>
   </w:style>
-  <w:style w:type="table" w:customStyle="1" w:styleId="Style48">
+  <w:style w:type="table" w:styleId="Style48" w:customStyle="1">
     <w:name w:val="_Style 48"/>
     <w:basedOn w:val="TableNormal"/>
     <w:tblPr>
@@ -22070,7 +22289,7 @@
       </w:tblCellMar>
     </w:tblPr>
   </w:style>
-  <w:style w:type="table" w:customStyle="1" w:styleId="Style49">
+  <w:style w:type="table" w:styleId="Style49" w:customStyle="1">
     <w:name w:val="_Style 49"/>
     <w:basedOn w:val="TableNormal"/>
     <w:qFormat/>
@@ -22083,7 +22302,7 @@
       </w:tblCellMar>
     </w:tblPr>
   </w:style>
-  <w:style w:type="table" w:customStyle="1" w:styleId="Style50">
+  <w:style w:type="table" w:styleId="Style50" w:customStyle="1">
     <w:name w:val="_Style 50"/>
     <w:basedOn w:val="TableNormal"/>
     <w:qFormat/>
@@ -22096,7 +22315,7 @@
       </w:tblCellMar>
     </w:tblPr>
   </w:style>
-  <w:style w:type="table" w:customStyle="1" w:styleId="Style51">
+  <w:style w:type="table" w:styleId="Style51" w:customStyle="1">
     <w:name w:val="_Style 51"/>
     <w:basedOn w:val="TableNormal"/>
     <w:qFormat/>
@@ -22107,7 +22326,7 @@
       </w:tblCellMar>
     </w:tblPr>
   </w:style>
-  <w:style w:type="table" w:customStyle="1" w:styleId="Style52">
+  <w:style w:type="table" w:styleId="Style52" w:customStyle="1">
     <w:name w:val="_Style 52"/>
     <w:basedOn w:val="TableNormal"/>
     <w:qFormat/>
@@ -22118,7 +22337,7 @@
       </w:tblCellMar>
     </w:tblPr>
   </w:style>
-  <w:style w:type="table" w:customStyle="1" w:styleId="Style53">
+  <w:style w:type="table" w:styleId="Style53" w:customStyle="1">
     <w:name w:val="_Style 53"/>
     <w:basedOn w:val="TableNormal"/>
     <w:qFormat/>
@@ -22137,7 +22356,7 @@
       <w:shd w:val="clear" w:color="auto" w:fill="EDF2F8"/>
     </w:tcPr>
   </w:style>
-  <w:style w:type="table" w:customStyle="1" w:styleId="Style54">
+  <w:style w:type="table" w:styleId="Style54" w:customStyle="1">
     <w:name w:val="_Style 54"/>
     <w:basedOn w:val="TableNormal"/>
     <w:qFormat/>
@@ -22156,7 +22375,7 @@
       <w:shd w:val="clear" w:color="auto" w:fill="EDF2F8"/>
     </w:tcPr>
   </w:style>
-  <w:style w:type="table" w:customStyle="1" w:styleId="Style55">
+  <w:style w:type="table" w:styleId="Style55" w:customStyle="1">
     <w:name w:val="_Style 55"/>
     <w:basedOn w:val="TableNormal"/>
     <w:qFormat/>
@@ -22175,7 +22394,7 @@
       <w:shd w:val="clear" w:color="auto" w:fill="EDF2F8"/>
     </w:tcPr>
   </w:style>
-  <w:style w:type="table" w:customStyle="1" w:styleId="Style56">
+  <w:style w:type="table" w:styleId="Style56" w:customStyle="1">
     <w:name w:val="_Style 56"/>
     <w:basedOn w:val="TableNormal"/>
     <w:qFormat/>
@@ -22194,7 +22413,7 @@
       <w:shd w:val="clear" w:color="auto" w:fill="EDF2F8"/>
     </w:tcPr>
   </w:style>
-  <w:style w:type="table" w:customStyle="1" w:styleId="Style57">
+  <w:style w:type="table" w:styleId="Style57" w:customStyle="1">
     <w:name w:val="_Style 57"/>
     <w:basedOn w:val="TableNormal"/>
     <w:qFormat/>
@@ -22213,7 +22432,7 @@
       <w:shd w:val="clear" w:color="auto" w:fill="EDF2F8"/>
     </w:tcPr>
   </w:style>
-  <w:style w:type="table" w:customStyle="1" w:styleId="Style58">
+  <w:style w:type="table" w:styleId="Style58" w:customStyle="1">
     <w:name w:val="_Style 58"/>
     <w:basedOn w:val="TableNormal"/>
     <w:qFormat/>
@@ -22232,7 +22451,7 @@
       <w:shd w:val="clear" w:color="auto" w:fill="EDF2F8"/>
     </w:tcPr>
   </w:style>
-  <w:style w:type="table" w:customStyle="1" w:styleId="Style59">
+  <w:style w:type="table" w:styleId="Style59" w:customStyle="1">
     <w:name w:val="_Style 59"/>
     <w:basedOn w:val="TableNormal"/>
     <w:qFormat/>
@@ -22251,7 +22470,7 @@
       <w:shd w:val="clear" w:color="auto" w:fill="EDF2F8"/>
     </w:tcPr>
   </w:style>
-  <w:style w:type="table" w:customStyle="1" w:styleId="Style60">
+  <w:style w:type="table" w:styleId="Style60" w:customStyle="1">
     <w:name w:val="_Style 60"/>
     <w:basedOn w:val="TableNormal"/>
     <w:qFormat/>
@@ -22270,7 +22489,7 @@
       <w:shd w:val="clear" w:color="auto" w:fill="EDF2F8"/>
     </w:tcPr>
   </w:style>
-  <w:style w:type="table" w:customStyle="1" w:styleId="Style61">
+  <w:style w:type="table" w:styleId="Style61" w:customStyle="1">
     <w:name w:val="_Style 61"/>
     <w:basedOn w:val="TableNormal"/>
     <w:qFormat/>
@@ -22289,7 +22508,7 @@
       <w:shd w:val="clear" w:color="auto" w:fill="EDF2F8"/>
     </w:tcPr>
   </w:style>
-  <w:style w:type="character" w:customStyle="1" w:styleId="Mencinsinresolver2">
+  <w:style w:type="character" w:styleId="Mencinsinresolver2" w:customStyle="1">
     <w:name w:val="Mención sin resolver2"/>
     <w:basedOn w:val="Fuentedeprrafopredeter"/>
     <w:uiPriority w:val="99"/>
@@ -22301,7 +22520,7 @@
       <w:shd w:val="clear" w:color="auto" w:fill="E1DFDD"/>
     </w:rPr>
   </w:style>
-  <w:style w:type="paragraph" w:customStyle="1" w:styleId="Subtitle0">
+  <w:style w:type="paragraph" w:styleId="Subtitle0" w:customStyle="1">
     <w:name w:val="Subtitle0"/>
     <w:basedOn w:val="Normal0"/>
     <w:next w:val="Normal0"/>
@@ -22317,7 +22536,7 @@
       <w:szCs w:val="30"/>
     </w:rPr>
   </w:style>
-  <w:style w:type="table" w:customStyle="1" w:styleId="Style64">
+  <w:style w:type="table" w:styleId="Style64" w:customStyle="1">
     <w:name w:val="_Style 64"/>
     <w:basedOn w:val="NormalTable1"/>
     <w:qFormat/>
@@ -22336,7 +22555,7 @@
       <w:shd w:val="clear" w:color="auto" w:fill="EDF2F8"/>
     </w:tcPr>
   </w:style>
-  <w:style w:type="table" w:customStyle="1" w:styleId="Style65">
+  <w:style w:type="table" w:styleId="Style65" w:customStyle="1">
     <w:name w:val="_Style 65"/>
     <w:basedOn w:val="NormalTable1"/>
     <w:qFormat/>
@@ -22355,7 +22574,7 @@
       <w:shd w:val="clear" w:color="auto" w:fill="EDF2F8"/>
     </w:tcPr>
   </w:style>
-  <w:style w:type="table" w:customStyle="1" w:styleId="Style66">
+  <w:style w:type="table" w:styleId="Style66" w:customStyle="1">
     <w:name w:val="_Style 66"/>
     <w:basedOn w:val="NormalTable1"/>
     <w:qFormat/>
@@ -22374,7 +22593,7 @@
       <w:shd w:val="clear" w:color="auto" w:fill="EDF2F8"/>
     </w:tcPr>
   </w:style>
-  <w:style w:type="table" w:customStyle="1" w:styleId="Style67">
+  <w:style w:type="table" w:styleId="Style67" w:customStyle="1">
     <w:name w:val="_Style 67"/>
     <w:basedOn w:val="NormalTable1"/>
     <w:qFormat/>
@@ -22393,7 +22612,7 @@
       <w:shd w:val="clear" w:color="auto" w:fill="EDF2F8"/>
     </w:tcPr>
   </w:style>
-  <w:style w:type="table" w:customStyle="1" w:styleId="Style68">
+  <w:style w:type="table" w:styleId="Style68" w:customStyle="1">
     <w:name w:val="_Style 68"/>
     <w:basedOn w:val="NormalTable1"/>
     <w:tblPr>
@@ -22405,7 +22624,7 @@
       </w:tblCellMar>
     </w:tblPr>
   </w:style>
-  <w:style w:type="table" w:customStyle="1" w:styleId="Style69">
+  <w:style w:type="table" w:styleId="Style69" w:customStyle="1">
     <w:name w:val="_Style 69"/>
     <w:basedOn w:val="NormalTable1"/>
     <w:qFormat/>
@@ -22418,7 +22637,7 @@
       </w:tblCellMar>
     </w:tblPr>
   </w:style>
-  <w:style w:type="table" w:customStyle="1" w:styleId="Style70">
+  <w:style w:type="table" w:styleId="Style70" w:customStyle="1">
     <w:name w:val="_Style 70"/>
     <w:basedOn w:val="NormalTable1"/>
     <w:qFormat/>
@@ -22437,7 +22656,7 @@
       <w:shd w:val="clear" w:color="auto" w:fill="EDF2F8"/>
     </w:tcPr>
   </w:style>
-  <w:style w:type="table" w:customStyle="1" w:styleId="Style71">
+  <w:style w:type="table" w:styleId="Style71" w:customStyle="1">
     <w:name w:val="_Style 71"/>
     <w:basedOn w:val="NormalTable1"/>
     <w:qFormat/>
@@ -22456,7 +22675,7 @@
       <w:shd w:val="clear" w:color="auto" w:fill="EDF2F8"/>
     </w:tcPr>
   </w:style>
-  <w:style w:type="table" w:customStyle="1" w:styleId="Style72">
+  <w:style w:type="table" w:styleId="Style72" w:customStyle="1">
     <w:name w:val="_Style 72"/>
     <w:basedOn w:val="NormalTable1"/>
     <w:qFormat/>
@@ -22475,7 +22694,7 @@
       <w:shd w:val="clear" w:color="auto" w:fill="EDF2F8"/>
     </w:tcPr>
   </w:style>
-  <w:style w:type="table" w:customStyle="1" w:styleId="Style73">
+  <w:style w:type="table" w:styleId="Style73" w:customStyle="1">
     <w:name w:val="_Style 73"/>
     <w:basedOn w:val="NormalTable1"/>
     <w:qFormat/>
@@ -22494,7 +22713,7 @@
       <w:shd w:val="clear" w:color="auto" w:fill="EDF2F8"/>
     </w:tcPr>
   </w:style>
-  <w:style w:type="table" w:customStyle="1" w:styleId="Style74">
+  <w:style w:type="table" w:styleId="Style74" w:customStyle="1">
     <w:name w:val="_Style 74"/>
     <w:basedOn w:val="NormalTable1"/>
     <w:qFormat/>
@@ -22513,7 +22732,7 @@
       <w:shd w:val="clear" w:color="auto" w:fill="EDF2F8"/>
     </w:tcPr>
   </w:style>
-  <w:style w:type="paragraph" w:customStyle="1" w:styleId="Default">
+  <w:style w:type="paragraph" w:styleId="Default" w:customStyle="1">
     <w:name w:val="Default"/>
     <w:qFormat/>
     <w:pPr>
@@ -22528,7 +22747,7 @@
       <w:lang w:eastAsia="ja-JP"/>
     </w:rPr>
   </w:style>
-  <w:style w:type="character" w:customStyle="1" w:styleId="Ttulo4Car">
+  <w:style w:type="character" w:styleId="Ttulo4Car" w:customStyle="1">
     <w:name w:val="Título 4 Car"/>
     <w:basedOn w:val="Fuentedeprrafopredeter"/>
     <w:link w:val="Ttulo4"/>
@@ -22567,12 +22786,12 @@
       <w:tblStyleRowBandSize w:val="1"/>
       <w:tblStyleColBandSize w:val="1"/>
       <w:tblBorders>
-        <w:top w:val="single" w:sz="4" w:space="0" w:color="95B3D7" w:themeColor="accent1" w:themeTint="99"/>
-        <w:left w:val="single" w:sz="4" w:space="0" w:color="95B3D7" w:themeColor="accent1" w:themeTint="99"/>
-        <w:bottom w:val="single" w:sz="4" w:space="0" w:color="95B3D7" w:themeColor="accent1" w:themeTint="99"/>
-        <w:right w:val="single" w:sz="4" w:space="0" w:color="95B3D7" w:themeColor="accent1" w:themeTint="99"/>
-        <w:insideH w:val="single" w:sz="4" w:space="0" w:color="95B3D7" w:themeColor="accent1" w:themeTint="99"/>
-        <w:insideV w:val="single" w:sz="4" w:space="0" w:color="95B3D7" w:themeColor="accent1" w:themeTint="99"/>
+        <w:top w:val="single" w:color="95B3D7" w:themeColor="accent1" w:themeTint="99" w:sz="4" w:space="0"/>
+        <w:left w:val="single" w:color="95B3D7" w:themeColor="accent1" w:themeTint="99" w:sz="4" w:space="0"/>
+        <w:bottom w:val="single" w:color="95B3D7" w:themeColor="accent1" w:themeTint="99" w:sz="4" w:space="0"/>
+        <w:right w:val="single" w:color="95B3D7" w:themeColor="accent1" w:themeTint="99" w:sz="4" w:space="0"/>
+        <w:insideH w:val="single" w:color="95B3D7" w:themeColor="accent1" w:themeTint="99" w:sz="4" w:space="0"/>
+        <w:insideV w:val="single" w:color="95B3D7" w:themeColor="accent1" w:themeTint="99" w:sz="4" w:space="0"/>
       </w:tblBorders>
     </w:tblPr>
     <w:tblStylePr w:type="firstRow">
@@ -22584,10 +22803,10 @@
       <w:tblPr/>
       <w:tcPr>
         <w:tcBorders>
-          <w:top w:val="single" w:sz="4" w:space="0" w:color="4F81BD" w:themeColor="accent1"/>
-          <w:left w:val="single" w:sz="4" w:space="0" w:color="4F81BD" w:themeColor="accent1"/>
-          <w:bottom w:val="single" w:sz="4" w:space="0" w:color="4F81BD" w:themeColor="accent1"/>
-          <w:right w:val="single" w:sz="4" w:space="0" w:color="4F81BD" w:themeColor="accent1"/>
+          <w:top w:val="single" w:color="4F81BD" w:themeColor="accent1" w:sz="4" w:space="0"/>
+          <w:left w:val="single" w:color="4F81BD" w:themeColor="accent1" w:sz="4" w:space="0"/>
+          <w:bottom w:val="single" w:color="4F81BD" w:themeColor="accent1" w:sz="4" w:space="0"/>
+          <w:right w:val="single" w:color="4F81BD" w:themeColor="accent1" w:sz="4" w:space="0"/>
           <w:insideH w:val="nil"/>
           <w:insideV w:val="nil"/>
         </w:tcBorders>
@@ -22602,7 +22821,7 @@
       <w:tblPr/>
       <w:tcPr>
         <w:tcBorders>
-          <w:top w:val="double" w:sz="4" w:space="0" w:color="4F81BD" w:themeColor="accent1"/>
+          <w:top w:val="double" w:color="4F81BD" w:themeColor="accent1" w:sz="4" w:space="0"/>
         </w:tcBorders>
       </w:tcPr>
     </w:tblStylePr>
@@ -22645,12 +22864,12 @@
       <w:tblStyleRowBandSize w:val="1"/>
       <w:tblStyleColBandSize w:val="1"/>
       <w:tblBorders>
-        <w:top w:val="single" w:sz="4" w:space="0" w:color="92CDDC" w:themeColor="accent5" w:themeTint="99"/>
-        <w:left w:val="single" w:sz="4" w:space="0" w:color="92CDDC" w:themeColor="accent5" w:themeTint="99"/>
-        <w:bottom w:val="single" w:sz="4" w:space="0" w:color="92CDDC" w:themeColor="accent5" w:themeTint="99"/>
-        <w:right w:val="single" w:sz="4" w:space="0" w:color="92CDDC" w:themeColor="accent5" w:themeTint="99"/>
-        <w:insideH w:val="single" w:sz="4" w:space="0" w:color="92CDDC" w:themeColor="accent5" w:themeTint="99"/>
-        <w:insideV w:val="single" w:sz="4" w:space="0" w:color="92CDDC" w:themeColor="accent5" w:themeTint="99"/>
+        <w:top w:val="single" w:color="92CDDC" w:themeColor="accent5" w:themeTint="99" w:sz="4" w:space="0"/>
+        <w:left w:val="single" w:color="92CDDC" w:themeColor="accent5" w:themeTint="99" w:sz="4" w:space="0"/>
+        <w:bottom w:val="single" w:color="92CDDC" w:themeColor="accent5" w:themeTint="99" w:sz="4" w:space="0"/>
+        <w:right w:val="single" w:color="92CDDC" w:themeColor="accent5" w:themeTint="99" w:sz="4" w:space="0"/>
+        <w:insideH w:val="single" w:color="92CDDC" w:themeColor="accent5" w:themeTint="99" w:sz="4" w:space="0"/>
+        <w:insideV w:val="single" w:color="92CDDC" w:themeColor="accent5" w:themeTint="99" w:sz="4" w:space="0"/>
       </w:tblBorders>
     </w:tblPr>
     <w:tblStylePr w:type="firstRow">
@@ -22662,10 +22881,10 @@
       <w:tblPr/>
       <w:tcPr>
         <w:tcBorders>
-          <w:top w:val="single" w:sz="4" w:space="0" w:color="4BACC6" w:themeColor="accent5"/>
-          <w:left w:val="single" w:sz="4" w:space="0" w:color="4BACC6" w:themeColor="accent5"/>
-          <w:bottom w:val="single" w:sz="4" w:space="0" w:color="4BACC6" w:themeColor="accent5"/>
-          <w:right w:val="single" w:sz="4" w:space="0" w:color="4BACC6" w:themeColor="accent5"/>
+          <w:top w:val="single" w:color="4BACC6" w:themeColor="accent5" w:sz="4" w:space="0"/>
+          <w:left w:val="single" w:color="4BACC6" w:themeColor="accent5" w:sz="4" w:space="0"/>
+          <w:bottom w:val="single" w:color="4BACC6" w:themeColor="accent5" w:sz="4" w:space="0"/>
+          <w:right w:val="single" w:color="4BACC6" w:themeColor="accent5" w:sz="4" w:space="0"/>
           <w:insideH w:val="nil"/>
           <w:insideV w:val="nil"/>
         </w:tcBorders>
@@ -22680,7 +22899,7 @@
       <w:tblPr/>
       <w:tcPr>
         <w:tcBorders>
-          <w:top w:val="double" w:sz="4" w:space="0" w:color="4BACC6" w:themeColor="accent5"/>
+          <w:top w:val="double" w:color="4BACC6" w:themeColor="accent5" w:sz="4" w:space="0"/>
         </w:tcBorders>
       </w:tcPr>
     </w:tblStylePr>
@@ -22723,20 +22942,20 @@
       <w:spacing w:line="240" w:lineRule="auto"/>
     </w:pPr>
     <w:rPr>
-      <w:rFonts w:ascii="Arial MT" w:eastAsia="Arial MT" w:hAnsi="Arial MT" w:cs="Arial MT"/>
+      <w:rFonts w:ascii="Arial MT" w:hAnsi="Arial MT" w:eastAsia="Arial MT" w:cs="Arial MT"/>
       <w:sz w:val="24"/>
       <w:szCs w:val="24"/>
       <w:lang w:val="es-ES" w:eastAsia="en-US"/>
     </w:rPr>
   </w:style>
-  <w:style w:type="character" w:customStyle="1" w:styleId="TextoindependienteCar">
+  <w:style w:type="character" w:styleId="TextoindependienteCar" w:customStyle="1">
     <w:name w:val="Texto independiente Car"/>
     <w:basedOn w:val="Fuentedeprrafopredeter"/>
     <w:link w:val="Textoindependiente"/>
     <w:uiPriority w:val="1"/>
     <w:rsid w:val="008E5765"/>
     <w:rPr>
-      <w:rFonts w:ascii="Arial MT" w:eastAsia="Arial MT" w:hAnsi="Arial MT" w:cs="Arial MT"/>
+      <w:rFonts w:ascii="Arial MT" w:hAnsi="Arial MT" w:eastAsia="Arial MT" w:cs="Arial MT"/>
       <w:sz w:val="24"/>
       <w:szCs w:val="24"/>
       <w:lang w:val="es-ES"/>
@@ -22754,7 +22973,7 @@
       <w:szCs w:val="20"/>
     </w:rPr>
   </w:style>
-  <w:style w:type="character" w:customStyle="1" w:styleId="Textoindependiente2Car">
+  <w:style w:type="character" w:styleId="Textoindependiente2Car" w:customStyle="1">
     <w:name w:val="Texto independiente 2 Car"/>
     <w:basedOn w:val="Fuentedeprrafopredeter"/>
     <w:link w:val="Textoindependiente2"/>
@@ -22776,7 +22995,7 @@
       <w:shd w:val="clear" w:color="auto" w:fill="E1DFDD"/>
     </w:rPr>
   </w:style>
-  <w:style w:type="character" w:customStyle="1" w:styleId="Ttulo7Car">
+  <w:style w:type="character" w:styleId="Ttulo7Car" w:customStyle="1">
     <w:name w:val="Título 7 Car"/>
     <w:basedOn w:val="Fuentedeprrafopredeter"/>
     <w:link w:val="Ttulo7"/>
@@ -22803,7 +23022,7 @@
       <w:szCs w:val="20"/>
     </w:rPr>
   </w:style>
-  <w:style w:type="character" w:customStyle="1" w:styleId="SangradetextonormalCar">
+  <w:style w:type="character" w:styleId="SangradetextonormalCar" w:customStyle="1">
     <w:name w:val="Sangría de texto normal Car"/>
     <w:basedOn w:val="Fuentedeprrafopredeter"/>
     <w:link w:val="Sangradetextonormal"/>
@@ -22830,7 +23049,7 @@
       <w:szCs w:val="20"/>
     </w:rPr>
   </w:style>
-  <w:style w:type="character" w:customStyle="1" w:styleId="Textoindependiente3Car">
+  <w:style w:type="character" w:styleId="Textoindependiente3Car" w:customStyle="1">
     <w:name w:val="Texto independiente 3 Car"/>
     <w:basedOn w:val="Fuentedeprrafopredeter"/>
     <w:link w:val="Textoindependiente3"/>
@@ -22842,7 +23061,7 @@
       <w:lang w:val="es-CO" w:eastAsia="ja-JP"/>
     </w:rPr>
   </w:style>
-  <w:style w:type="character" w:customStyle="1" w:styleId="Ttulo8Car">
+  <w:style w:type="character" w:styleId="Ttulo8Car" w:customStyle="1">
     <w:name w:val="Título 8 Car"/>
     <w:basedOn w:val="Fuentedeprrafopredeter"/>
     <w:link w:val="Ttulo8"/>
@@ -22869,7 +23088,7 @@
       <w:szCs w:val="20"/>
     </w:rPr>
   </w:style>
-  <w:style w:type="character" w:customStyle="1" w:styleId="Sangra2detindependienteCar">
+  <w:style w:type="character" w:styleId="Sangra2detindependienteCar" w:customStyle="1">
     <w:name w:val="Sangría 2 de t. independiente Car"/>
     <w:basedOn w:val="Fuentedeprrafopredeter"/>
     <w:link w:val="Sangra2detindependiente"/>
@@ -22879,7 +23098,7 @@
       <w:lang w:val="es-CO" w:eastAsia="ja-JP"/>
     </w:rPr>
   </w:style>
-  <w:style w:type="character" w:customStyle="1" w:styleId="Ttulo9Car">
+  <w:style w:type="character" w:styleId="Ttulo9Car" w:customStyle="1">
     <w:name w:val="Título 9 Car"/>
     <w:basedOn w:val="Fuentedeprrafopredeter"/>
     <w:link w:val="Ttulo9"/>
@@ -22893,7 +23112,7 @@
       <w:lang w:val="es-CO" w:eastAsia="es-CO"/>
     </w:rPr>
   </w:style>
-  <w:style w:type="paragraph" w:customStyle="1" w:styleId="next-post">
+  <w:style w:type="paragraph" w:styleId="next-post" w:customStyle="1">
     <w:name w:val="next-post"/>
     <w:basedOn w:val="Normal"/>
     <w:rsid w:val="00BB764B"/>
@@ -22901,23 +23120,23 @@
       <w:spacing w:before="100" w:beforeAutospacing="1" w:after="100" w:afterAutospacing="1" w:line="240" w:lineRule="auto"/>
     </w:pPr>
     <w:rPr>
-      <w:rFonts w:ascii="Times New Roman" w:eastAsia="Times New Roman" w:hAnsi="Times New Roman" w:cs="Times New Roman"/>
+      <w:rFonts w:ascii="Times New Roman" w:hAnsi="Times New Roman" w:eastAsia="Times New Roman" w:cs="Times New Roman"/>
       <w:sz w:val="24"/>
       <w:szCs w:val="24"/>
       <w:lang w:eastAsia="es-CO"/>
     </w:rPr>
   </w:style>
-  <w:style w:type="character" w:customStyle="1" w:styleId="vkekvd">
+  <w:style w:type="character" w:styleId="vkekvd" w:customStyle="1">
     <w:name w:val="vkekvd"/>
     <w:basedOn w:val="Fuentedeprrafopredeter"/>
     <w:rsid w:val="00A5673E"/>
   </w:style>
-  <w:style w:type="character" w:customStyle="1" w:styleId="t286pc">
+  <w:style w:type="character" w:styleId="t286pc" w:customStyle="1">
     <w:name w:val="t286pc"/>
     <w:basedOn w:val="Fuentedeprrafopredeter"/>
     <w:rsid w:val="00A5673E"/>
   </w:style>
-  <w:style w:type="character" w:customStyle="1" w:styleId="dtet0b">
+  <w:style w:type="character" w:styleId="dtet0b" w:customStyle="1">
     <w:name w:val="dtet0b"/>
     <w:basedOn w:val="Fuentedeprrafopredeter"/>
     <w:rsid w:val="00A5673E"/>
@@ -22931,10 +23150,10 @@
       <w:tblStyleRowBandSize w:val="1"/>
       <w:tblStyleColBandSize w:val="1"/>
       <w:tblBorders>
-        <w:top w:val="single" w:sz="4" w:space="0" w:color="000000" w:themeColor="text1"/>
-        <w:left w:val="single" w:sz="4" w:space="0" w:color="000000" w:themeColor="text1"/>
-        <w:bottom w:val="single" w:sz="4" w:space="0" w:color="000000" w:themeColor="text1"/>
-        <w:right w:val="single" w:sz="4" w:space="0" w:color="000000" w:themeColor="text1"/>
+        <w:top w:val="single" w:color="000000" w:themeColor="text1" w:sz="4" w:space="0"/>
+        <w:left w:val="single" w:color="000000" w:themeColor="text1" w:sz="4" w:space="0"/>
+        <w:bottom w:val="single" w:color="000000" w:themeColor="text1" w:sz="4" w:space="0"/>
+        <w:right w:val="single" w:color="000000" w:themeColor="text1" w:sz="4" w:space="0"/>
       </w:tblBorders>
     </w:tblPr>
     <w:tblStylePr w:type="firstRow">
@@ -22956,7 +23175,7 @@
       <w:tblPr/>
       <w:tcPr>
         <w:tcBorders>
-          <w:top w:val="double" w:sz="4" w:space="0" w:color="000000" w:themeColor="text1"/>
+          <w:top w:val="double" w:color="000000" w:themeColor="text1" w:sz="4" w:space="0"/>
         </w:tcBorders>
         <w:shd w:val="clear" w:color="auto" w:fill="FFFFFF" w:themeFill="background1"/>
       </w:tcPr>
@@ -22991,8 +23210,8 @@
       <w:tblPr/>
       <w:tcPr>
         <w:tcBorders>
-          <w:left w:val="single" w:sz="4" w:space="0" w:color="000000" w:themeColor="text1"/>
-          <w:right w:val="single" w:sz="4" w:space="0" w:color="000000" w:themeColor="text1"/>
+          <w:left w:val="single" w:color="000000" w:themeColor="text1" w:sz="4" w:space="0"/>
+          <w:right w:val="single" w:color="000000" w:themeColor="text1" w:sz="4" w:space="0"/>
         </w:tcBorders>
       </w:tcPr>
     </w:tblStylePr>
@@ -23000,8 +23219,8 @@
       <w:tblPr/>
       <w:tcPr>
         <w:tcBorders>
-          <w:top w:val="single" w:sz="4" w:space="0" w:color="000000" w:themeColor="text1"/>
-          <w:bottom w:val="single" w:sz="4" w:space="0" w:color="000000" w:themeColor="text1"/>
+          <w:top w:val="single" w:color="000000" w:themeColor="text1" w:sz="4" w:space="0"/>
+          <w:bottom w:val="single" w:color="000000" w:themeColor="text1" w:sz="4" w:space="0"/>
           <w:insideH w:val="nil"/>
         </w:tcBorders>
       </w:tcPr>
@@ -23028,7 +23247,7 @@
       <w:tblPr/>
       <w:tcPr>
         <w:tcBorders>
-          <w:top w:val="double" w:sz="4" w:space="0" w:color="000000" w:themeColor="text1"/>
+          <w:top w:val="double" w:color="000000" w:themeColor="text1" w:sz="4" w:space="0"/>
           <w:left w:val="nil"/>
         </w:tcBorders>
       </w:tcPr>
@@ -23037,7 +23256,7 @@
       <w:tblPr/>
       <w:tcPr>
         <w:tcBorders>
-          <w:top w:val="double" w:sz="4" w:space="0" w:color="000000" w:themeColor="text1"/>
+          <w:top w:val="double" w:color="000000" w:themeColor="text1" w:sz="4" w:space="0"/>
           <w:right w:val="nil"/>
         </w:tcBorders>
       </w:tcPr>
@@ -23058,7 +23277,7 @@
       <w:color w:val="000000" w:themeColor="text1"/>
     </w:rPr>
   </w:style>
-  <w:style w:type="character" w:customStyle="1" w:styleId="Sangra3detindependienteCar">
+  <w:style w:type="character" w:styleId="Sangra3detindependienteCar" w:customStyle="1">
     <w:name w:val="Sangría 3 de t. independiente Car"/>
     <w:basedOn w:val="Fuentedeprrafopredeter"/>
     <w:link w:val="Sangra3detindependiente"/>
@@ -23072,27 +23291,27 @@
       <w:lang w:val="es-CO" w:eastAsia="ja-JP"/>
     </w:rPr>
   </w:style>
-  <w:style w:type="character" w:customStyle="1" w:styleId="article-title">
+  <w:style w:type="character" w:styleId="article-title" w:customStyle="1">
     <w:name w:val="article-title"/>
     <w:basedOn w:val="Fuentedeprrafopredeter"/>
     <w:rsid w:val="008A382A"/>
   </w:style>
-  <w:style w:type="character" w:customStyle="1" w:styleId="n9q8lc">
+  <w:style w:type="character" w:styleId="n9q8lc" w:customStyle="1">
     <w:name w:val="n9q8lc"/>
     <w:basedOn w:val="Fuentedeprrafopredeter"/>
     <w:rsid w:val="005E0642"/>
   </w:style>
-  <w:style w:type="character" w:customStyle="1" w:styleId="ifmvxd">
+  <w:style w:type="character" w:styleId="ifmvxd" w:customStyle="1">
     <w:name w:val="ifmvxd"/>
     <w:basedOn w:val="Fuentedeprrafopredeter"/>
     <w:rsid w:val="00864B17"/>
   </w:style>
-  <w:style w:type="character" w:customStyle="1" w:styleId="ijm6od">
+  <w:style w:type="character" w:styleId="ijm6od" w:customStyle="1">
     <w:name w:val="ijm6od"/>
     <w:basedOn w:val="Fuentedeprrafopredeter"/>
     <w:rsid w:val="00864B17"/>
   </w:style>
-  <w:style w:type="paragraph" w:customStyle="1" w:styleId="df3vjf">
+  <w:style w:type="paragraph" w:styleId="df3vjf" w:customStyle="1">
     <w:name w:val="df3vjf"/>
     <w:basedOn w:val="Normal"/>
     <w:rsid w:val="00864B17"/>
@@ -23100,13 +23319,13 @@
       <w:spacing w:before="100" w:beforeAutospacing="1" w:after="100" w:afterAutospacing="1" w:line="240" w:lineRule="auto"/>
     </w:pPr>
     <w:rPr>
-      <w:rFonts w:ascii="Times New Roman" w:eastAsia="Times New Roman" w:hAnsi="Times New Roman" w:cs="Times New Roman"/>
+      <w:rFonts w:ascii="Times New Roman" w:hAnsi="Times New Roman" w:eastAsia="Times New Roman" w:cs="Times New Roman"/>
       <w:sz w:val="24"/>
       <w:szCs w:val="24"/>
       <w:lang w:eastAsia="es-CO"/>
     </w:rPr>
   </w:style>
-  <w:style w:type="paragraph" w:customStyle="1" w:styleId="p">
+  <w:style w:type="paragraph" w:styleId="p" w:customStyle="1">
     <w:name w:val="p"/>
     <w:basedOn w:val="Normal"/>
     <w:rsid w:val="00101AA5"/>
@@ -23114,13 +23333,13 @@
       <w:spacing w:before="100" w:beforeAutospacing="1" w:after="100" w:afterAutospacing="1" w:line="240" w:lineRule="auto"/>
     </w:pPr>
     <w:rPr>
-      <w:rFonts w:ascii="Times New Roman" w:eastAsia="Times New Roman" w:hAnsi="Times New Roman" w:cs="Times New Roman"/>
+      <w:rFonts w:ascii="Times New Roman" w:hAnsi="Times New Roman" w:eastAsia="Times New Roman" w:cs="Times New Roman"/>
       <w:sz w:val="24"/>
       <w:szCs w:val="24"/>
       <w:lang w:eastAsia="es-CO"/>
     </w:rPr>
   </w:style>
-  <w:style w:type="paragraph" w:customStyle="1" w:styleId="sangria">
+  <w:style w:type="paragraph" w:styleId="sangria" w:customStyle="1">
     <w:name w:val="sangria"/>
     <w:basedOn w:val="Normal"/>
     <w:rsid w:val="00A56F34"/>
@@ -23128,38 +23347,38 @@
       <w:spacing w:before="100" w:beforeAutospacing="1" w:after="100" w:afterAutospacing="1" w:line="240" w:lineRule="auto"/>
     </w:pPr>
     <w:rPr>
-      <w:rFonts w:ascii="Times New Roman" w:eastAsia="Times New Roman" w:hAnsi="Times New Roman" w:cs="Times New Roman"/>
+      <w:rFonts w:ascii="Times New Roman" w:hAnsi="Times New Roman" w:eastAsia="Times New Roman" w:cs="Times New Roman"/>
       <w:sz w:val="24"/>
       <w:szCs w:val="24"/>
       <w:lang w:eastAsia="es-CO"/>
     </w:rPr>
   </w:style>
-  <w:style w:type="character" w:customStyle="1" w:styleId="nombre">
+  <w:style w:type="character" w:styleId="nombre" w:customStyle="1">
     <w:name w:val="nombre"/>
     <w:basedOn w:val="Fuentedeprrafopredeter"/>
     <w:rsid w:val="00F44D33"/>
   </w:style>
-  <w:style w:type="character" w:customStyle="1" w:styleId="apellidos">
+  <w:style w:type="character" w:styleId="apellidos" w:customStyle="1">
     <w:name w:val="apellidos"/>
     <w:basedOn w:val="Fuentedeprrafopredeter"/>
     <w:rsid w:val="00F44D33"/>
   </w:style>
-  <w:style w:type="character" w:customStyle="1" w:styleId="email">
+  <w:style w:type="character" w:styleId="email" w:customStyle="1">
     <w:name w:val="email"/>
     <w:basedOn w:val="Fuentedeprrafopredeter"/>
     <w:rsid w:val="00F44D33"/>
   </w:style>
-  <w:style w:type="character" w:customStyle="1" w:styleId="institucion">
+  <w:style w:type="character" w:styleId="institucion" w:customStyle="1">
     <w:name w:val="institucion"/>
     <w:basedOn w:val="Fuentedeprrafopredeter"/>
     <w:rsid w:val="00F44D33"/>
   </w:style>
-  <w:style w:type="character" w:customStyle="1" w:styleId="pais">
+  <w:style w:type="character" w:styleId="pais" w:customStyle="1">
     <w:name w:val="pais"/>
     <w:basedOn w:val="Fuentedeprrafopredeter"/>
     <w:rsid w:val="00F44D33"/>
   </w:style>
-  <w:style w:type="paragraph" w:customStyle="1" w:styleId="art-title">
+  <w:style w:type="paragraph" w:styleId="art-title" w:customStyle="1">
     <w:name w:val="art-title"/>
     <w:basedOn w:val="Normal"/>
     <w:rsid w:val="00F44D33"/>
@@ -23167,13 +23386,13 @@
       <w:spacing w:before="100" w:beforeAutospacing="1" w:after="100" w:afterAutospacing="1" w:line="240" w:lineRule="auto"/>
     </w:pPr>
     <w:rPr>
-      <w:rFonts w:ascii="Times New Roman" w:eastAsia="Times New Roman" w:hAnsi="Times New Roman" w:cs="Times New Roman"/>
+      <w:rFonts w:ascii="Times New Roman" w:hAnsi="Times New Roman" w:eastAsia="Times New Roman" w:cs="Times New Roman"/>
       <w:sz w:val="24"/>
       <w:szCs w:val="24"/>
       <w:lang w:eastAsia="es-CO"/>
     </w:rPr>
   </w:style>
-  <w:style w:type="paragraph" w:customStyle="1" w:styleId="numero">
+  <w:style w:type="paragraph" w:styleId="numero" w:customStyle="1">
     <w:name w:val="numero"/>
     <w:basedOn w:val="Normal"/>
     <w:rsid w:val="00F44D33"/>
@@ -23181,38 +23400,38 @@
       <w:spacing w:before="100" w:beforeAutospacing="1" w:after="100" w:afterAutospacing="1" w:line="240" w:lineRule="auto"/>
     </w:pPr>
     <w:rPr>
-      <w:rFonts w:ascii="Times New Roman" w:eastAsia="Times New Roman" w:hAnsi="Times New Roman" w:cs="Times New Roman"/>
+      <w:rFonts w:ascii="Times New Roman" w:hAnsi="Times New Roman" w:eastAsia="Times New Roman" w:cs="Times New Roman"/>
       <w:sz w:val="24"/>
       <w:szCs w:val="24"/>
       <w:lang w:eastAsia="es-CO"/>
     </w:rPr>
   </w:style>
-  <w:style w:type="character" w:customStyle="1" w:styleId="journal">
+  <w:style w:type="character" w:styleId="journal" w:customStyle="1">
     <w:name w:val="journal"/>
     <w:basedOn w:val="Fuentedeprrafopredeter"/>
     <w:rsid w:val="00F44D33"/>
   </w:style>
-  <w:style w:type="character" w:customStyle="1" w:styleId="issue">
+  <w:style w:type="character" w:styleId="issue" w:customStyle="1">
     <w:name w:val="issue"/>
     <w:basedOn w:val="Fuentedeprrafopredeter"/>
     <w:rsid w:val="00F44D33"/>
   </w:style>
-  <w:style w:type="character" w:customStyle="1" w:styleId="volume">
+  <w:style w:type="character" w:styleId="volume" w:customStyle="1">
     <w:name w:val="volume"/>
     <w:basedOn w:val="Fuentedeprrafopredeter"/>
     <w:rsid w:val="00F44D33"/>
   </w:style>
-  <w:style w:type="character" w:customStyle="1" w:styleId="year">
+  <w:style w:type="character" w:styleId="year" w:customStyle="1">
     <w:name w:val="year"/>
     <w:basedOn w:val="Fuentedeprrafopredeter"/>
     <w:rsid w:val="00F44D33"/>
   </w:style>
-  <w:style w:type="character" w:customStyle="1" w:styleId="bsf-rt-reading-time">
+  <w:style w:type="character" w:styleId="bsf-rt-reading-time" w:customStyle="1">
     <w:name w:val="bsf-rt-reading-time"/>
     <w:basedOn w:val="Fuentedeprrafopredeter"/>
     <w:rsid w:val="000038AD"/>
   </w:style>
-  <w:style w:type="character" w:customStyle="1" w:styleId="Ttulo2Car">
+  <w:style w:type="character" w:styleId="Ttulo2Car" w:customStyle="1">
     <w:name w:val="Título 2 Car"/>
     <w:basedOn w:val="Fuentedeprrafopredeter"/>
     <w:link w:val="Ttulo2"/>
@@ -23225,7 +23444,7 @@
       <w:lang w:val="es-CO" w:eastAsia="ja-JP"/>
     </w:rPr>
   </w:style>
-  <w:style w:type="character" w:customStyle="1" w:styleId="Ttulo3Car">
+  <w:style w:type="character" w:styleId="Ttulo3Car" w:customStyle="1">
     <w:name w:val="Título 3 Car"/>
     <w:basedOn w:val="Fuentedeprrafopredeter"/>
     <w:link w:val="Ttulo3"/>
@@ -23238,7 +23457,7 @@
       <w:lang w:val="es-CO" w:eastAsia="ja-JP"/>
     </w:rPr>
   </w:style>
-  <w:style w:type="character" w:customStyle="1" w:styleId="Ttulo1Car">
+  <w:style w:type="character" w:styleId="Ttulo1Car" w:customStyle="1">
     <w:name w:val="Título 1 Car"/>
     <w:basedOn w:val="Fuentedeprrafopredeter"/>
     <w:link w:val="Ttulo1"/>
@@ -23250,7 +23469,7 @@
       <w:lang w:val="es-CO" w:eastAsia="ja-JP"/>
     </w:rPr>
   </w:style>
-  <w:style w:type="paragraph" w:customStyle="1" w:styleId="has-text-align-center">
+  <w:style w:type="paragraph" w:styleId="has-text-align-center" w:customStyle="1">
     <w:name w:val="has-text-align-center"/>
     <w:basedOn w:val="Normal"/>
     <w:rsid w:val="00E6454C"/>
@@ -23258,13 +23477,13 @@
       <w:spacing w:before="100" w:beforeAutospacing="1" w:after="100" w:afterAutospacing="1" w:line="240" w:lineRule="auto"/>
     </w:pPr>
     <w:rPr>
-      <w:rFonts w:ascii="Times New Roman" w:eastAsia="Times New Roman" w:hAnsi="Times New Roman" w:cs="Times New Roman"/>
+      <w:rFonts w:ascii="Times New Roman" w:hAnsi="Times New Roman" w:eastAsia="Times New Roman" w:cs="Times New Roman"/>
       <w:sz w:val="24"/>
       <w:szCs w:val="24"/>
       <w:lang w:eastAsia="es-CO"/>
     </w:rPr>
   </w:style>
-  <w:style w:type="paragraph" w:customStyle="1" w:styleId="jydcyd">
+  <w:style w:type="paragraph" w:styleId="jydcyd" w:customStyle="1">
     <w:name w:val="jydcyd"/>
     <w:basedOn w:val="Normal"/>
     <w:rsid w:val="00AD23DE"/>
@@ -23272,43 +23491,43 @@
       <w:spacing w:before="100" w:beforeAutospacing="1" w:after="100" w:afterAutospacing="1" w:line="240" w:lineRule="auto"/>
     </w:pPr>
     <w:rPr>
-      <w:rFonts w:ascii="Times New Roman" w:eastAsia="Times New Roman" w:hAnsi="Times New Roman" w:cs="Times New Roman"/>
+      <w:rFonts w:ascii="Times New Roman" w:hAnsi="Times New Roman" w:eastAsia="Times New Roman" w:cs="Times New Roman"/>
       <w:sz w:val="24"/>
       <w:szCs w:val="24"/>
       <w:lang w:eastAsia="es-CO"/>
     </w:rPr>
   </w:style>
-  <w:style w:type="character" w:customStyle="1" w:styleId="vhj6pe">
+  <w:style w:type="character" w:styleId="vhj6pe" w:customStyle="1">
     <w:name w:val="vhj6pe"/>
     <w:basedOn w:val="Fuentedeprrafopredeter"/>
     <w:rsid w:val="00AD23DE"/>
   </w:style>
-  <w:style w:type="character" w:customStyle="1" w:styleId="r0r5r">
+  <w:style w:type="character" w:styleId="r0r5r" w:customStyle="1">
     <w:name w:val="r0r5r"/>
     <w:basedOn w:val="Fuentedeprrafopredeter"/>
     <w:rsid w:val="00AD23DE"/>
   </w:style>
-  <w:style w:type="character" w:customStyle="1" w:styleId="zjr8l">
+  <w:style w:type="character" w:styleId="zjr8l" w:customStyle="1">
     <w:name w:val="zjr8l"/>
     <w:basedOn w:val="Fuentedeprrafopredeter"/>
     <w:rsid w:val="00AD23DE"/>
   </w:style>
-  <w:style w:type="character" w:customStyle="1" w:styleId="external-link-title">
+  <w:style w:type="character" w:styleId="external-link-title" w:customStyle="1">
     <w:name w:val="external-link-title"/>
     <w:basedOn w:val="Fuentedeprrafopredeter"/>
     <w:rsid w:val="00DA6C2F"/>
   </w:style>
-  <w:style w:type="character" w:customStyle="1" w:styleId="icon-external">
+  <w:style w:type="character" w:styleId="icon-external" w:customStyle="1">
     <w:name w:val="icon-external"/>
     <w:basedOn w:val="Fuentedeprrafopredeter"/>
     <w:rsid w:val="00DA6C2F"/>
   </w:style>
-  <w:style w:type="character" w:customStyle="1" w:styleId="field">
+  <w:style w:type="character" w:styleId="field" w:customStyle="1">
     <w:name w:val="field"/>
     <w:basedOn w:val="Fuentedeprrafopredeter"/>
     <w:rsid w:val="00D8069C"/>
   </w:style>
-  <w:style w:type="paragraph" w:customStyle="1" w:styleId="collapsed">
+  <w:style w:type="paragraph" w:styleId="collapsed" w:customStyle="1">
     <w:name w:val="collapsed"/>
     <w:basedOn w:val="Normal"/>
     <w:rsid w:val="00D8069C"/>
@@ -23316,13 +23535,13 @@
       <w:spacing w:before="100" w:beforeAutospacing="1" w:after="100" w:afterAutospacing="1" w:line="240" w:lineRule="auto"/>
     </w:pPr>
     <w:rPr>
-      <w:rFonts w:ascii="Times New Roman" w:eastAsia="Times New Roman" w:hAnsi="Times New Roman" w:cs="Times New Roman"/>
+      <w:rFonts w:ascii="Times New Roman" w:hAnsi="Times New Roman" w:eastAsia="Times New Roman" w:cs="Times New Roman"/>
       <w:sz w:val="24"/>
       <w:szCs w:val="24"/>
       <w:lang w:eastAsia="es-CO"/>
     </w:rPr>
   </w:style>
-  <w:style w:type="paragraph" w:customStyle="1" w:styleId="expanded">
+  <w:style w:type="paragraph" w:styleId="expanded" w:customStyle="1">
     <w:name w:val="expanded"/>
     <w:basedOn w:val="Normal"/>
     <w:rsid w:val="00D8069C"/>
@@ -23330,13 +23549,13 @@
       <w:spacing w:before="100" w:beforeAutospacing="1" w:after="100" w:afterAutospacing="1" w:line="240" w:lineRule="auto"/>
     </w:pPr>
     <w:rPr>
-      <w:rFonts w:ascii="Times New Roman" w:eastAsia="Times New Roman" w:hAnsi="Times New Roman" w:cs="Times New Roman"/>
+      <w:rFonts w:ascii="Times New Roman" w:hAnsi="Times New Roman" w:eastAsia="Times New Roman" w:cs="Times New Roman"/>
       <w:sz w:val="24"/>
       <w:szCs w:val="24"/>
       <w:lang w:eastAsia="es-CO"/>
     </w:rPr>
   </w:style>
-  <w:style w:type="paragraph" w:customStyle="1" w:styleId="first">
+  <w:style w:type="paragraph" w:styleId="first" w:customStyle="1">
     <w:name w:val="first"/>
     <w:basedOn w:val="Normal"/>
     <w:rsid w:val="00D8069C"/>
@@ -23344,13 +23563,13 @@
       <w:spacing w:before="100" w:beforeAutospacing="1" w:after="100" w:afterAutospacing="1" w:line="240" w:lineRule="auto"/>
     </w:pPr>
     <w:rPr>
-      <w:rFonts w:ascii="Times New Roman" w:eastAsia="Times New Roman" w:hAnsi="Times New Roman" w:cs="Times New Roman"/>
+      <w:rFonts w:ascii="Times New Roman" w:hAnsi="Times New Roman" w:eastAsia="Times New Roman" w:cs="Times New Roman"/>
       <w:sz w:val="24"/>
       <w:szCs w:val="24"/>
       <w:lang w:eastAsia="es-CO"/>
     </w:rPr>
   </w:style>
-  <w:style w:type="paragraph" w:customStyle="1" w:styleId="leaf">
+  <w:style w:type="paragraph" w:styleId="leaf" w:customStyle="1">
     <w:name w:val="leaf"/>
     <w:basedOn w:val="Normal"/>
     <w:rsid w:val="00D8069C"/>
@@ -23358,13 +23577,13 @@
       <w:spacing w:before="100" w:beforeAutospacing="1" w:after="100" w:afterAutospacing="1" w:line="240" w:lineRule="auto"/>
     </w:pPr>
     <w:rPr>
-      <w:rFonts w:ascii="Times New Roman" w:eastAsia="Times New Roman" w:hAnsi="Times New Roman" w:cs="Times New Roman"/>
+      <w:rFonts w:ascii="Times New Roman" w:hAnsi="Times New Roman" w:eastAsia="Times New Roman" w:cs="Times New Roman"/>
       <w:sz w:val="24"/>
       <w:szCs w:val="24"/>
       <w:lang w:eastAsia="es-CO"/>
     </w:rPr>
   </w:style>
-  <w:style w:type="paragraph" w:customStyle="1" w:styleId="last">
+  <w:style w:type="paragraph" w:styleId="last" w:customStyle="1">
     <w:name w:val="last"/>
     <w:basedOn w:val="Normal"/>
     <w:rsid w:val="00D8069C"/>
@@ -23372,7 +23591,7 @@
       <w:spacing w:before="100" w:beforeAutospacing="1" w:after="100" w:afterAutospacing="1" w:line="240" w:lineRule="auto"/>
     </w:pPr>
     <w:rPr>
-      <w:rFonts w:ascii="Times New Roman" w:eastAsia="Times New Roman" w:hAnsi="Times New Roman" w:cs="Times New Roman"/>
+      <w:rFonts w:ascii="Times New Roman" w:hAnsi="Times New Roman" w:eastAsia="Times New Roman" w:cs="Times New Roman"/>
       <w:sz w:val="24"/>
       <w:szCs w:val="24"/>
       <w:lang w:eastAsia="es-CO"/>
@@ -23390,7 +23609,7 @@
     <w:rsid w:val="005324B9"/>
     <w:pPr>
       <w:pBdr>
-        <w:bottom w:val="single" w:sz="6" w:space="1" w:color="auto"/>
+        <w:bottom w:val="single" w:color="auto" w:sz="6" w:space="1"/>
       </w:pBdr>
       <w:spacing w:line="240" w:lineRule="auto"/>
       <w:jc w:val="center"/>
@@ -23403,7 +23622,7 @@
       <w:lang w:eastAsia="es-CO"/>
     </w:rPr>
   </w:style>
-  <w:style w:type="character" w:customStyle="1" w:styleId="z-PrincipiodelformularioCar">
+  <w:style w:type="character" w:styleId="z-PrincipiodelformularioCar" w:customStyle="1">
     <w:name w:val="z-Principio del formulario Car"/>
     <w:basedOn w:val="Fuentedeprrafopredeter"/>
     <w:link w:val="z-Principiodelformulario"/>
@@ -23418,22 +23637,22 @@
       <w:lang w:val="es-CO" w:eastAsia="es-CO"/>
     </w:rPr>
   </w:style>
-  <w:style w:type="character" w:customStyle="1" w:styleId="migasdonde">
+  <w:style w:type="character" w:styleId="migasdonde" w:customStyle="1">
     <w:name w:val="migas_donde"/>
     <w:basedOn w:val="Fuentedeprrafopredeter"/>
     <w:rsid w:val="005324B9"/>
   </w:style>
-  <w:style w:type="character" w:customStyle="1" w:styleId="migasinicio">
+  <w:style w:type="character" w:styleId="migasinicio" w:customStyle="1">
     <w:name w:val="migas_inicio"/>
     <w:basedOn w:val="Fuentedeprrafopredeter"/>
     <w:rsid w:val="005324B9"/>
   </w:style>
-  <w:style w:type="character" w:customStyle="1" w:styleId="migasseparador">
+  <w:style w:type="character" w:styleId="migasseparador" w:customStyle="1">
     <w:name w:val="migas_separador"/>
     <w:basedOn w:val="Fuentedeprrafopredeter"/>
     <w:rsid w:val="005324B9"/>
   </w:style>
-  <w:style w:type="character" w:customStyle="1" w:styleId="migasitem">
+  <w:style w:type="character" w:styleId="migasitem" w:customStyle="1">
     <w:name w:val="migas_item"/>
     <w:basedOn w:val="Fuentedeprrafopredeter"/>
     <w:rsid w:val="005324B9"/>
@@ -23450,7 +23669,7 @@
     <w:rsid w:val="005324B9"/>
     <w:pPr>
       <w:pBdr>
-        <w:top w:val="single" w:sz="6" w:space="1" w:color="auto"/>
+        <w:top w:val="single" w:color="auto" w:sz="6" w:space="1"/>
       </w:pBdr>
       <w:spacing w:line="240" w:lineRule="auto"/>
       <w:jc w:val="center"/>
@@ -23463,7 +23682,7 @@
       <w:lang w:eastAsia="es-CO"/>
     </w:rPr>
   </w:style>
-  <w:style w:type="character" w:customStyle="1" w:styleId="z-FinaldelformularioCar">
+  <w:style w:type="character" w:styleId="z-FinaldelformularioCar" w:customStyle="1">
     <w:name w:val="z-Final del formulario Car"/>
     <w:basedOn w:val="Fuentedeprrafopredeter"/>
     <w:link w:val="z-Finaldelformulario"/>
@@ -23490,8 +23709,8 @@
       <w:tblStyleRowBandSize w:val="1"/>
       <w:tblStyleColBandSize w:val="1"/>
       <w:tblBorders>
-        <w:top w:val="single" w:sz="4" w:space="0" w:color="000000" w:themeColor="text1"/>
-        <w:bottom w:val="single" w:sz="4" w:space="0" w:color="000000" w:themeColor="text1"/>
+        <w:top w:val="single" w:color="000000" w:themeColor="text1" w:sz="4" w:space="0"/>
+        <w:bottom w:val="single" w:color="000000" w:themeColor="text1" w:sz="4" w:space="0"/>
       </w:tblBorders>
     </w:tblPr>
     <w:tblStylePr w:type="firstRow">
@@ -23502,7 +23721,7 @@
       <w:tblPr/>
       <w:tcPr>
         <w:tcBorders>
-          <w:bottom w:val="single" w:sz="4" w:space="0" w:color="000000" w:themeColor="text1"/>
+          <w:bottom w:val="single" w:color="000000" w:themeColor="text1" w:sz="4" w:space="0"/>
         </w:tcBorders>
       </w:tcPr>
     </w:tblStylePr>
@@ -23514,7 +23733,7 @@
       <w:tblPr/>
       <w:tcPr>
         <w:tcBorders>
-          <w:top w:val="double" w:sz="4" w:space="0" w:color="000000" w:themeColor="text1"/>
+          <w:top w:val="double" w:color="000000" w:themeColor="text1" w:sz="4" w:space="0"/>
         </w:tcBorders>
       </w:tcPr>
     </w:tblStylePr>
@@ -23552,12 +23771,12 @@
       <w:tblStyleRowBandSize w:val="1"/>
       <w:tblStyleColBandSize w:val="1"/>
       <w:tblBorders>
-        <w:top w:val="single" w:sz="4" w:space="0" w:color="666666" w:themeColor="text1" w:themeTint="99"/>
-        <w:left w:val="single" w:sz="4" w:space="0" w:color="666666" w:themeColor="text1" w:themeTint="99"/>
-        <w:bottom w:val="single" w:sz="4" w:space="0" w:color="666666" w:themeColor="text1" w:themeTint="99"/>
-        <w:right w:val="single" w:sz="4" w:space="0" w:color="666666" w:themeColor="text1" w:themeTint="99"/>
-        <w:insideH w:val="single" w:sz="4" w:space="0" w:color="666666" w:themeColor="text1" w:themeTint="99"/>
-        <w:insideV w:val="single" w:sz="4" w:space="0" w:color="666666" w:themeColor="text1" w:themeTint="99"/>
+        <w:top w:val="single" w:color="666666" w:themeColor="text1" w:themeTint="99" w:sz="4" w:space="0"/>
+        <w:left w:val="single" w:color="666666" w:themeColor="text1" w:themeTint="99" w:sz="4" w:space="0"/>
+        <w:bottom w:val="single" w:color="666666" w:themeColor="text1" w:themeTint="99" w:sz="4" w:space="0"/>
+        <w:right w:val="single" w:color="666666" w:themeColor="text1" w:themeTint="99" w:sz="4" w:space="0"/>
+        <w:insideH w:val="single" w:color="666666" w:themeColor="text1" w:themeTint="99" w:sz="4" w:space="0"/>
+        <w:insideV w:val="single" w:color="666666" w:themeColor="text1" w:themeTint="99" w:sz="4" w:space="0"/>
       </w:tblBorders>
     </w:tblPr>
     <w:tblStylePr w:type="firstRow">
@@ -23647,7 +23866,7 @@
       <w:tblPr/>
       <w:tcPr>
         <w:tcBorders>
-          <w:bottom w:val="single" w:sz="4" w:space="0" w:color="666666" w:themeColor="text1" w:themeTint="99"/>
+          <w:bottom w:val="single" w:color="666666" w:themeColor="text1" w:themeTint="99" w:sz="4" w:space="0"/>
         </w:tcBorders>
       </w:tcPr>
     </w:tblStylePr>
@@ -23655,7 +23874,7 @@
       <w:tblPr/>
       <w:tcPr>
         <w:tcBorders>
-          <w:bottom w:val="single" w:sz="4" w:space="0" w:color="666666" w:themeColor="text1" w:themeTint="99"/>
+          <w:bottom w:val="single" w:color="666666" w:themeColor="text1" w:themeTint="99" w:sz="4" w:space="0"/>
         </w:tcBorders>
       </w:tcPr>
     </w:tblStylePr>
@@ -23663,7 +23882,7 @@
       <w:tblPr/>
       <w:tcPr>
         <w:tcBorders>
-          <w:top w:val="single" w:sz="4" w:space="0" w:color="666666" w:themeColor="text1" w:themeTint="99"/>
+          <w:top w:val="single" w:color="666666" w:themeColor="text1" w:themeTint="99" w:sz="4" w:space="0"/>
         </w:tcBorders>
       </w:tcPr>
     </w:tblStylePr>
@@ -23671,7 +23890,7 @@
       <w:tblPr/>
       <w:tcPr>
         <w:tcBorders>
-          <w:top w:val="single" w:sz="4" w:space="0" w:color="666666" w:themeColor="text1" w:themeTint="99"/>
+          <w:top w:val="single" w:color="666666" w:themeColor="text1" w:themeTint="99" w:sz="4" w:space="0"/>
         </w:tcBorders>
       </w:tcPr>
     </w:tblStylePr>
@@ -23685,11 +23904,11 @@
       <w:tblStyleRowBandSize w:val="1"/>
       <w:tblStyleColBandSize w:val="1"/>
       <w:tblBorders>
-        <w:top w:val="single" w:sz="4" w:space="0" w:color="666666" w:themeColor="text1" w:themeTint="99"/>
-        <w:left w:val="single" w:sz="4" w:space="0" w:color="666666" w:themeColor="text1" w:themeTint="99"/>
-        <w:bottom w:val="single" w:sz="4" w:space="0" w:color="666666" w:themeColor="text1" w:themeTint="99"/>
-        <w:right w:val="single" w:sz="4" w:space="0" w:color="666666" w:themeColor="text1" w:themeTint="99"/>
-        <w:insideH w:val="single" w:sz="4" w:space="0" w:color="666666" w:themeColor="text1" w:themeTint="99"/>
+        <w:top w:val="single" w:color="666666" w:themeColor="text1" w:themeTint="99" w:sz="4" w:space="0"/>
+        <w:left w:val="single" w:color="666666" w:themeColor="text1" w:themeTint="99" w:sz="4" w:space="0"/>
+        <w:bottom w:val="single" w:color="666666" w:themeColor="text1" w:themeTint="99" w:sz="4" w:space="0"/>
+        <w:right w:val="single" w:color="666666" w:themeColor="text1" w:themeTint="99" w:sz="4" w:space="0"/>
+        <w:insideH w:val="single" w:color="666666" w:themeColor="text1" w:themeTint="99" w:sz="4" w:space="0"/>
       </w:tblBorders>
     </w:tblPr>
     <w:tblStylePr w:type="firstRow">
@@ -23701,10 +23920,10 @@
       <w:tblPr/>
       <w:tcPr>
         <w:tcBorders>
-          <w:top w:val="single" w:sz="4" w:space="0" w:color="000000" w:themeColor="text1"/>
-          <w:left w:val="single" w:sz="4" w:space="0" w:color="000000" w:themeColor="text1"/>
-          <w:bottom w:val="single" w:sz="4" w:space="0" w:color="000000" w:themeColor="text1"/>
-          <w:right w:val="single" w:sz="4" w:space="0" w:color="000000" w:themeColor="text1"/>
+          <w:top w:val="single" w:color="000000" w:themeColor="text1" w:sz="4" w:space="0"/>
+          <w:left w:val="single" w:color="000000" w:themeColor="text1" w:sz="4" w:space="0"/>
+          <w:bottom w:val="single" w:color="000000" w:themeColor="text1" w:sz="4" w:space="0"/>
+          <w:right w:val="single" w:color="000000" w:themeColor="text1" w:sz="4" w:space="0"/>
           <w:insideH w:val="nil"/>
         </w:tcBorders>
         <w:shd w:val="clear" w:color="auto" w:fill="000000" w:themeFill="text1"/>
@@ -23718,7 +23937,7 @@
       <w:tblPr/>
       <w:tcPr>
         <w:tcBorders>
-          <w:top w:val="double" w:sz="4" w:space="0" w:color="666666" w:themeColor="text1" w:themeTint="99"/>
+          <w:top w:val="double" w:color="666666" w:themeColor="text1" w:themeTint="99" w:sz="4" w:space="0"/>
         </w:tcBorders>
       </w:tcPr>
     </w:tblStylePr>
@@ -23756,12 +23975,12 @@
       <w:tblStyleRowBandSize w:val="1"/>
       <w:tblStyleColBandSize w:val="1"/>
       <w:tblBorders>
-        <w:top w:val="single" w:sz="4" w:space="0" w:color="666666" w:themeColor="text1" w:themeTint="99"/>
-        <w:left w:val="single" w:sz="4" w:space="0" w:color="666666" w:themeColor="text1" w:themeTint="99"/>
-        <w:bottom w:val="single" w:sz="4" w:space="0" w:color="666666" w:themeColor="text1" w:themeTint="99"/>
-        <w:right w:val="single" w:sz="4" w:space="0" w:color="666666" w:themeColor="text1" w:themeTint="99"/>
-        <w:insideH w:val="single" w:sz="4" w:space="0" w:color="666666" w:themeColor="text1" w:themeTint="99"/>
-        <w:insideV w:val="single" w:sz="4" w:space="0" w:color="666666" w:themeColor="text1" w:themeTint="99"/>
+        <w:top w:val="single" w:color="666666" w:themeColor="text1" w:themeTint="99" w:sz="4" w:space="0"/>
+        <w:left w:val="single" w:color="666666" w:themeColor="text1" w:themeTint="99" w:sz="4" w:space="0"/>
+        <w:bottom w:val="single" w:color="666666" w:themeColor="text1" w:themeTint="99" w:sz="4" w:space="0"/>
+        <w:right w:val="single" w:color="666666" w:themeColor="text1" w:themeTint="99" w:sz="4" w:space="0"/>
+        <w:insideH w:val="single" w:color="666666" w:themeColor="text1" w:themeTint="99" w:sz="4" w:space="0"/>
+        <w:insideV w:val="single" w:color="666666" w:themeColor="text1" w:themeTint="99" w:sz="4" w:space="0"/>
       </w:tblBorders>
     </w:tblPr>
     <w:tblStylePr w:type="firstRow">
@@ -23773,10 +23992,10 @@
       <w:tblPr/>
       <w:tcPr>
         <w:tcBorders>
-          <w:top w:val="single" w:sz="4" w:space="0" w:color="000000" w:themeColor="text1"/>
-          <w:left w:val="single" w:sz="4" w:space="0" w:color="000000" w:themeColor="text1"/>
-          <w:bottom w:val="single" w:sz="4" w:space="0" w:color="000000" w:themeColor="text1"/>
-          <w:right w:val="single" w:sz="4" w:space="0" w:color="000000" w:themeColor="text1"/>
+          <w:top w:val="single" w:color="000000" w:themeColor="text1" w:sz="4" w:space="0"/>
+          <w:left w:val="single" w:color="000000" w:themeColor="text1" w:sz="4" w:space="0"/>
+          <w:bottom w:val="single" w:color="000000" w:themeColor="text1" w:sz="4" w:space="0"/>
+          <w:right w:val="single" w:color="000000" w:themeColor="text1" w:sz="4" w:space="0"/>
           <w:insideH w:val="nil"/>
           <w:insideV w:val="nil"/>
         </w:tcBorders>
@@ -23791,7 +24010,7 @@
       <w:tblPr/>
       <w:tcPr>
         <w:tcBorders>
-          <w:top w:val="double" w:sz="4" w:space="0" w:color="000000" w:themeColor="text1"/>
+          <w:top w:val="double" w:color="000000" w:themeColor="text1" w:sz="4" w:space="0"/>
         </w:tcBorders>
       </w:tcPr>
     </w:tblStylePr>
@@ -23820,7 +24039,7 @@
       </w:tcPr>
     </w:tblStylePr>
   </w:style>
-  <w:style w:type="paragraph" w:customStyle="1" w:styleId="font-claude-response-body">
+  <w:style w:type="paragraph" w:styleId="font-claude-response-body" w:customStyle="1">
     <w:name w:val="font-claude-response-body"/>
     <w:basedOn w:val="Normal"/>
     <w:rsid w:val="00CE5CAF"/>
@@ -23828,13 +24047,13 @@
       <w:spacing w:before="100" w:beforeAutospacing="1" w:after="100" w:afterAutospacing="1" w:line="240" w:lineRule="auto"/>
     </w:pPr>
     <w:rPr>
-      <w:rFonts w:ascii="Times New Roman" w:eastAsia="Times New Roman" w:hAnsi="Times New Roman" w:cs="Times New Roman"/>
+      <w:rFonts w:ascii="Times New Roman" w:hAnsi="Times New Roman" w:eastAsia="Times New Roman" w:cs="Times New Roman"/>
       <w:sz w:val="24"/>
       <w:szCs w:val="24"/>
       <w:lang w:eastAsia="es-CO"/>
     </w:rPr>
   </w:style>
-  <w:style w:type="paragraph" w:customStyle="1" w:styleId="pdq2pgselectionanchorcontainer">
+  <w:style w:type="paragraph" w:styleId="pdq2pgselectionanchorcontainer" w:customStyle="1">
     <w:name w:val="pdq2pg_selectionanchorcontainer"/>
     <w:basedOn w:val="Normal"/>
     <w:rsid w:val="00740341"/>
@@ -23842,19 +24061,19 @@
       <w:spacing w:before="100" w:beforeAutospacing="1" w:after="100" w:afterAutospacing="1" w:line="240" w:lineRule="auto"/>
     </w:pPr>
     <w:rPr>
-      <w:rFonts w:ascii="Times New Roman" w:eastAsia="Times New Roman" w:hAnsi="Times New Roman" w:cs="Times New Roman"/>
+      <w:rFonts w:ascii="Times New Roman" w:hAnsi="Times New Roman" w:eastAsia="Times New Roman" w:cs="Times New Roman"/>
       <w:sz w:val="24"/>
       <w:szCs w:val="24"/>
       <w:lang w:eastAsia="es-CO"/>
     </w:rPr>
   </w:style>
-  <w:style w:type="table" w:customStyle="1" w:styleId="NormalGrid">
+  <w:style w:type="table" w:styleId="NormalGrid" w:customStyle="1">
     <w:name w:val="Normal Grid"/>
     <w:basedOn w:val="Tablanormal"/>
     <w:uiPriority w:val="39"/>
     <w:rsid w:val="007874ED"/>
     <w:rPr>
-      <w:rFonts w:ascii="Georgia" w:eastAsiaTheme="minorHAnsi" w:hAnsiTheme="minorHAnsi" w:cstheme="minorBidi"/>
+      <w:rFonts w:ascii="Georgia" w:hAnsiTheme="minorHAnsi" w:eastAsiaTheme="minorHAnsi" w:cstheme="minorBidi"/>
       <w:sz w:val="21"/>
       <w:szCs w:val="22"/>
       <w:lang w:val="es-ES"/>
